--- a/courts/eleventh-circuit/court-of-appeals/opening-brief/usage/OUTPUT-opening-brief.docx
+++ b/courts/eleventh-circuit/court-of-appeals/opening-brief/usage/OUTPUT-opening-brief.docx
@@ -4,9 +4,7 @@
   <w:body>
     <w:p>
       <w:pPr>
-        <w:keepNext/>
-        <w:keepLines/>
-        <w:spacing w:before="0" w:after="240" w:line="399" w:lineRule="exact"/>
+        <w:spacing w:before="168" w:after="98" w:line="400" w:lineRule="exact"/>
         <w:jc w:val="center"/>
       </w:pPr>
       <w:r>
@@ -21,12 +19,14 @@
           <w:b/>
           <w:bCs/>
         </w:rPr>
-        <w:t xml:space="preserve">23-12884</w:t>
-      </w:r>
-    </w:p>
-    <w:p>
-      <w:pPr>
-        <w:spacing w:before="0" w:after="240" w:line="399" w:lineRule="exact"/>
+        <w:t xml:space="preserve">23</w:t>
+        <w:noBreakHyphen/>
+        <w:t xml:space="preserve">12884</w:t>
+      </w:r>
+    </w:p>
+    <w:p>
+      <w:pPr>
+        <w:spacing w:before="280" w:after="98" w:line="400" w:lineRule="exact"/>
         <w:jc w:val="center"/>
       </w:pPr>
       <w:r>
@@ -37,10 +37,6 @@
         <w:t xml:space="preserve">In the United States Court of Appeals</w:t>
       </w:r>
       <w:r>
-        <w:rPr>
-          <w:b/>
-          <w:bCs/>
-        </w:rPr>
         <w:br/>
       </w:r>
       <w:r>
@@ -56,14 +52,14 @@
         <w:pBdr>
           <w:bottom w:val="single" w:sz="6" w:space="1" w:color="000000"/>
         </w:pBdr>
-        <w:spacing w:before="0" w:after="240" w:line="399" w:lineRule="exact"/>
+        <w:spacing w:before="0" w:after="280" w:line="120" w:lineRule="exact"/>
         <w:ind w:left="3240" w:right="3240"/>
         <w:jc w:val="center"/>
       </w:pPr>
     </w:p>
     <w:p>
       <w:pPr>
-        <w:spacing w:before="0" w:after="120" w:line="399" w:lineRule="exact"/>
+        <w:spacing w:before="0" w:after="98" w:line="400" w:lineRule="exact"/>
         <w:jc w:val="center"/>
       </w:pPr>
       <w:r>
@@ -78,7 +74,7 @@
     </w:p>
     <w:p>
       <w:pPr>
-        <w:spacing w:before="0" w:after="120" w:line="399" w:lineRule="exact"/>
+        <w:spacing w:before="0" w:after="98" w:line="400" w:lineRule="exact"/>
         <w:ind w:left="4680"/>
       </w:pPr>
       <w:r>
@@ -87,7 +83,7 @@
     </w:p>
     <w:p>
       <w:pPr>
-        <w:spacing w:before="120" w:after="120" w:line="399" w:lineRule="exact"/>
+        <w:spacing w:before="84" w:after="98" w:line="400" w:lineRule="exact"/>
         <w:jc w:val="center"/>
       </w:pPr>
       <w:r>
@@ -96,7 +92,7 @@
     </w:p>
     <w:p>
       <w:pPr>
-        <w:spacing w:before="0" w:after="120" w:line="399" w:lineRule="exact"/>
+        <w:spacing w:before="0" w:after="98" w:line="400" w:lineRule="exact"/>
         <w:jc w:val="center"/>
       </w:pPr>
       <w:r>
@@ -141,7 +137,7 @@
     </w:p>
     <w:p>
       <w:pPr>
-        <w:spacing w:before="0" w:after="120" w:line="399" w:lineRule="exact"/>
+        <w:spacing w:before="0" w:after="98" w:line="400" w:lineRule="exact"/>
         <w:ind w:left="4680"/>
       </w:pPr>
       <w:r>
@@ -153,14 +149,14 @@
         <w:pBdr>
           <w:bottom w:val="single" w:sz="6" w:space="1" w:color="000000"/>
         </w:pBdr>
-        <w:spacing w:before="0" w:after="240" w:line="399" w:lineRule="exact"/>
+        <w:spacing w:before="0" w:after="280" w:line="120" w:lineRule="exact"/>
         <w:ind w:left="3240" w:right="3240"/>
         <w:jc w:val="center"/>
       </w:pPr>
     </w:p>
     <w:p>
       <w:pPr>
-        <w:spacing w:before="0" w:after="120" w:line="399" w:lineRule="exact"/>
+        <w:spacing w:before="0" w:after="98" w:line="400" w:lineRule="exact"/>
         <w:jc w:val="center"/>
       </w:pPr>
       <w:r>
@@ -253,7 +249,7 @@
     </w:p>
     <w:p>
       <w:pPr>
-        <w:spacing w:before="0" w:after="120" w:line="399" w:lineRule="exact"/>
+        <w:spacing w:before="0" w:after="98" w:line="400" w:lineRule="exact"/>
         <w:jc w:val="center"/>
       </w:pPr>
       <w:r>
@@ -269,7 +265,15 @@
         <w:t xml:space="preserve"> </w:t>
       </w:r>
       <w:r>
-        <w:t xml:space="preserve">No. 1:21-CV-05300-TWT</w:t>
+        <w:t xml:space="preserve">No.</w:t>
+      </w:r>
+      <w:r>
+        <w:t xml:space="preserve"> </w:t>
+      </w:r>
+      <w:r>
+        <w:t xml:space="preserve">1:21-CV</w:t>
+        <w:noBreakHyphen/>
+        <w:t xml:space="preserve">05300-TWT</w:t>
       </w:r>
     </w:p>
     <w:p>
@@ -277,14 +281,14 @@
         <w:pBdr>
           <w:bottom w:val="single" w:sz="6" w:space="1" w:color="000000"/>
         </w:pBdr>
-        <w:spacing w:before="0" w:after="240" w:line="399" w:lineRule="exact"/>
+        <w:spacing w:before="0" w:after="280" w:line="120" w:lineRule="exact"/>
         <w:ind w:left="3240" w:right="3240"/>
         <w:jc w:val="center"/>
       </w:pPr>
     </w:p>
     <w:p>
       <w:pPr>
-        <w:spacing w:before="0" w:after="240" w:line="399" w:lineRule="exact"/>
+        <w:spacing w:before="0" w:after="98" w:line="400" w:lineRule="exact"/>
         <w:jc w:val="center"/>
       </w:pPr>
       <w:r>
@@ -328,14 +332,16 @@
         <w:pBdr>
           <w:bottom w:val="single" w:sz="6" w:space="1" w:color="000000"/>
         </w:pBdr>
-        <w:spacing w:before="0" w:after="240" w:line="399" w:lineRule="exact"/>
+        <w:spacing w:before="0" w:after="280" w:line="120" w:lineRule="exact"/>
         <w:ind w:left="3240" w:right="3240"/>
         <w:jc w:val="center"/>
       </w:pPr>
     </w:p>
     <w:p>
       <w:pPr>
-        <w:spacing w:before="0" w:after="0" w:line="399" w:lineRule="exact"/>
+        <w:keepNext/>
+        <w:keepLines/>
+        <w:spacing w:before="0" w:after="0" w:line="400" w:lineRule="exact"/>
         <w:ind w:left="4680"/>
       </w:pPr>
       <w:r>
@@ -362,8 +368,10 @@
     </w:p>
     <w:p>
       <w:pPr>
-        <w:spacing w:before="0" w:after="0" w:line="399" w:lineRule="exact"/>
-        <w:ind w:left="4680"/>
+        <w:keepNext/>
+        <w:keepLines/>
+        <w:spacing w:before="0" w:after="0" w:line="400" w:lineRule="exact"/>
+        <w:ind w:left="4820"/>
       </w:pPr>
       <w:r>
         <w:rPr>
@@ -431,8 +439,10 @@
     </w:p>
     <w:p>
       <w:pPr>
-        <w:spacing w:before="0" w:after="0" w:line="399" w:lineRule="exact"/>
-        <w:ind w:left="4680"/>
+        <w:keepNext/>
+        <w:keepLines/>
+        <w:spacing w:before="0" w:after="0" w:line="400" w:lineRule="exact"/>
+        <w:ind w:left="4820"/>
       </w:pPr>
       <w:r>
         <w:rPr>
@@ -500,8 +510,10 @@
     </w:p>
     <w:p>
       <w:pPr>
-        <w:spacing w:before="0" w:after="0" w:line="399" w:lineRule="exact"/>
-        <w:ind w:left="4680"/>
+        <w:keepNext/>
+        <w:keepLines/>
+        <w:spacing w:before="0" w:after="0" w:line="400" w:lineRule="exact"/>
+        <w:ind w:left="4820"/>
       </w:pPr>
       <w:r>
         <w:rPr>
@@ -541,44 +553,26 @@
     </w:p>
     <w:p>
       <w:pPr>
-        <w:spacing w:before="0" w:after="240" w:line="399" w:lineRule="exact"/>
-        <w:ind w:left="4680"/>
-      </w:pPr>
-      <w:r>
-        <w:rPr>
-          <w:i/>
-          <w:iCs/>
-        </w:rPr>
+        <w:keepNext/>
+        <w:keepLines/>
+        <w:spacing w:before="0" w:after="0" w:line="400" w:lineRule="exact"/>
+        <w:ind w:left="4820"/>
+      </w:pPr>
+      <w:r>
         <w:t xml:space="preserve">(770)</w:t>
       </w:r>
       <w:r>
-        <w:rPr>
-          <w:i/>
-          <w:iCs/>
-        </w:rPr>
-        <w:t xml:space="preserve"> </w:t>
-      </w:r>
-      <w:r>
-        <w:rPr>
-          <w:i/>
-          <w:iCs/>
-        </w:rPr>
-        <w:t xml:space="preserve">675-6749</w:t>
-      </w:r>
-    </w:p>
-    <w:p>
-      <w:pPr>
-        <w:pBdr>
-          <w:bottom w:val="single" w:sz="6" w:space="1" w:color="000000"/>
-        </w:pBdr>
-        <w:spacing w:before="0" w:after="240" w:line="399" w:lineRule="exact"/>
-        <w:ind w:left="3240" w:right="3240"/>
-        <w:jc w:val="center"/>
-      </w:pPr>
-    </w:p>
-    <w:p>
-      <w:pPr>
-        <w:spacing w:before="0" w:after="0" w:line="399" w:lineRule="exact"/>
+        <w:t xml:space="preserve"> </w:t>
+      </w:r>
+      <w:r>
+        <w:t xml:space="preserve">675</w:t>
+        <w:noBreakHyphen/>
+        <w:t xml:space="preserve">6749</w:t>
+      </w:r>
+    </w:p>
+    <w:p>
+      <w:pPr>
+        <w:spacing w:before="168" w:after="0" w:line="400" w:lineRule="exact"/>
         <w:jc w:val="center"/>
       </w:pPr>
       <w:r>
@@ -651,7 +645,7 @@
         <w:sectPr>
           <w:footerReference w:type="default" r:id="rIdFtrCover"/>
           <w:pgSz w:w="12240" w:h="15840"/>
-          <w:pgMar w:top="1440" w:right="1440" w:bottom="1440" w:left="1440" w:header="720" w:footer="432" w:gutter="0"/>
+          <w:pgMar w:top="1440" w:right="1440" w:bottom="1440" w:left="1440" w:header="720" w:footer="608" w:gutter="0"/>
         </w:sectPr>
       </w:pPr>
     </w:p>
@@ -659,7 +653,8 @@
       <w:pPr>
         <w:keepNext/>
         <w:keepLines/>
-        <w:spacing w:before="0" w:after="240" w:line="399" w:lineRule="exact"/>
+        <w:spacing w:before="0" w:after="308" w:line="400" w:lineRule="exact"/>
+        <w:ind w:left="0" w:firstLine="0"/>
         <w:jc w:val="center"/>
       </w:pPr>
       <w:r>
@@ -672,7 +667,7 @@
     </w:p>
     <w:p>
       <w:pPr>
-        <w:spacing w:before="0" w:after="0" w:line="629" w:lineRule="exact"/>
+        <w:spacing w:before="0" w:after="0" w:line="628" w:lineRule="exact"/>
         <w:ind w:left="0" w:firstLine="0"/>
       </w:pPr>
       <w:r>
@@ -766,13 +761,17 @@
         <w:t xml:space="preserve"> </w:t>
       </w:r>
       <w:r>
-        <w:t xml:space="preserve">26.1-1,</w:t>
-      </w:r>
-      <w:r>
-        <w:t xml:space="preserve"> </w:t>
-      </w:r>
-      <w:r>
-        <w:t xml:space="preserve">26.1-2,</w:t>
+        <w:t xml:space="preserve">26.1</w:t>
+        <w:noBreakHyphen/>
+        <w:t xml:space="preserve">1,</w:t>
+      </w:r>
+      <w:r>
+        <w:t xml:space="preserve"> </w:t>
+      </w:r>
+      <w:r>
+        <w:t xml:space="preserve">26.1</w:t>
+        <w:noBreakHyphen/>
+        <w:t xml:space="preserve">2,</w:t>
       </w:r>
       <w:r>
         <w:t xml:space="preserve"> </w:t>
@@ -784,7 +783,9 @@
         <w:t xml:space="preserve"> </w:t>
       </w:r>
       <w:r>
-        <w:t xml:space="preserve">26.1-3,</w:t>
+        <w:t xml:space="preserve">26.1</w:t>
+        <w:noBreakHyphen/>
+        <w:t xml:space="preserve">3,</w:t>
       </w:r>
       <w:r>
         <w:t xml:space="preserve"> </w:t>
@@ -873,7 +874,7 @@
     </w:p>
     <w:p>
       <w:pPr>
-        <w:spacing w:before="0" w:after="0" w:line="629" w:lineRule="exact"/>
+        <w:spacing w:before="0" w:after="0" w:line="628" w:lineRule="exact"/>
         <w:ind w:left="720" w:hanging="720"/>
       </w:pPr>
       <w:r>
@@ -900,7 +901,7 @@
     </w:p>
     <w:p>
       <w:pPr>
-        <w:spacing w:before="0" w:after="0" w:line="629" w:lineRule="exact"/>
+        <w:spacing w:before="0" w:after="0" w:line="628" w:lineRule="exact"/>
         <w:ind w:left="720" w:hanging="720"/>
       </w:pPr>
       <w:r>
@@ -975,7 +976,7 @@
     </w:p>
     <w:p>
       <w:pPr>
-        <w:spacing w:before="0" w:after="0" w:line="629" w:lineRule="exact"/>
+        <w:spacing w:before="0" w:after="0" w:line="628" w:lineRule="exact"/>
         <w:ind w:left="720" w:hanging="720"/>
       </w:pPr>
       <w:r>
@@ -1026,7 +1027,7 @@
     </w:p>
     <w:p>
       <w:pPr>
-        <w:spacing w:before="0" w:after="0" w:line="629" w:lineRule="exact"/>
+        <w:spacing w:before="0" w:after="0" w:line="628" w:lineRule="exact"/>
         <w:ind w:left="720" w:hanging="720"/>
       </w:pPr>
       <w:r>
@@ -1053,7 +1054,7 @@
     </w:p>
     <w:p>
       <w:pPr>
-        <w:spacing w:before="0" w:after="0" w:line="629" w:lineRule="exact"/>
+        <w:spacing w:before="0" w:after="0" w:line="628" w:lineRule="exact"/>
         <w:ind w:left="720" w:hanging="720"/>
       </w:pPr>
       <w:r>
@@ -1140,7 +1141,7 @@
     </w:p>
     <w:p>
       <w:pPr>
-        <w:spacing w:before="0" w:after="0" w:line="629" w:lineRule="exact"/>
+        <w:spacing w:before="0" w:after="0" w:line="628" w:lineRule="exact"/>
         <w:ind w:left="720" w:hanging="720"/>
       </w:pPr>
       <w:r>
@@ -1156,7 +1157,13 @@
         <w:t xml:space="preserve"> </w:t>
       </w:r>
       <w:r>
-        <w:t xml:space="preserve">Dr. Charles</w:t>
+        <w:t xml:space="preserve">Dr.</w:t>
+      </w:r>
+      <w:r>
+        <w:t xml:space="preserve"> </w:t>
+      </w:r>
+      <w:r>
+        <w:t xml:space="preserve">Charles</w:t>
       </w:r>
       <w:r>
         <w:t xml:space="preserve"> </w:t>
@@ -1197,7 +1204,7 @@
     </w:p>
     <w:p>
       <w:pPr>
-        <w:spacing w:before="0" w:after="0" w:line="629" w:lineRule="exact"/>
+        <w:spacing w:before="0" w:after="0" w:line="628" w:lineRule="exact"/>
         <w:ind w:left="720" w:hanging="720"/>
       </w:pPr>
       <w:r>
@@ -1260,7 +1267,7 @@
     </w:p>
     <w:p>
       <w:pPr>
-        <w:spacing w:before="0" w:after="0" w:line="629" w:lineRule="exact"/>
+        <w:spacing w:before="0" w:after="0" w:line="628" w:lineRule="exact"/>
         <w:ind w:left="720" w:hanging="720"/>
       </w:pPr>
       <w:r>
@@ -1371,7 +1378,7 @@
     </w:p>
     <w:p>
       <w:pPr>
-        <w:spacing w:before="0" w:after="0" w:line="629" w:lineRule="exact"/>
+        <w:spacing w:before="0" w:after="0" w:line="628" w:lineRule="exact"/>
         <w:ind w:left="720" w:hanging="720"/>
       </w:pPr>
       <w:r>
@@ -1441,7 +1448,13 @@
         <w:t xml:space="preserve"> </w:t>
       </w:r>
       <w:r>
-        <w:t xml:space="preserve">Dr. Charles</w:t>
+        <w:t xml:space="preserve">Dr.</w:t>
+      </w:r>
+      <w:r>
+        <w:t xml:space="preserve"> </w:t>
+      </w:r>
+      <w:r>
+        <w:t xml:space="preserve">Charles</w:t>
       </w:r>
       <w:r>
         <w:t xml:space="preserve"> </w:t>
@@ -1482,7 +1495,7 @@
     </w:p>
     <w:p>
       <w:pPr>
-        <w:spacing w:before="0" w:after="0" w:line="629" w:lineRule="exact"/>
+        <w:spacing w:before="0" w:after="0" w:line="628" w:lineRule="exact"/>
         <w:ind w:left="720" w:hanging="720"/>
       </w:pPr>
       <w:r>
@@ -1539,7 +1552,7 @@
     </w:p>
     <w:p>
       <w:pPr>
-        <w:spacing w:before="0" w:after="0" w:line="629" w:lineRule="exact"/>
+        <w:spacing w:before="0" w:after="0" w:line="628" w:lineRule="exact"/>
         <w:ind w:left="720" w:hanging="720"/>
       </w:pPr>
       <w:r>
@@ -1626,7 +1639,7 @@
     </w:p>
     <w:p>
       <w:pPr>
-        <w:spacing w:before="0" w:after="0" w:line="629" w:lineRule="exact"/>
+        <w:spacing w:before="0" w:after="0" w:line="628" w:lineRule="exact"/>
         <w:ind w:left="720" w:hanging="720"/>
       </w:pPr>
       <w:r>
@@ -1683,7 +1696,7 @@
     </w:p>
     <w:p>
       <w:pPr>
-        <w:spacing w:before="0" w:after="0" w:line="629" w:lineRule="exact"/>
+        <w:spacing w:before="0" w:after="0" w:line="628" w:lineRule="exact"/>
         <w:ind w:left="720" w:hanging="720"/>
       </w:pPr>
       <w:r>
@@ -1716,7 +1729,7 @@
     </w:p>
     <w:p>
       <w:pPr>
-        <w:spacing w:before="0" w:after="0" w:line="629" w:lineRule="exact"/>
+        <w:spacing w:before="0" w:after="0" w:line="628" w:lineRule="exact"/>
         <w:ind w:left="720" w:hanging="720"/>
       </w:pPr>
       <w:r>
@@ -1792,7 +1805,13 @@
         <w:t xml:space="preserve"> </w:t>
       </w:r>
       <w:r>
-        <w:t xml:space="preserve">Dr. Charles</w:t>
+        <w:t xml:space="preserve">Dr.</w:t>
+      </w:r>
+      <w:r>
+        <w:t xml:space="preserve"> </w:t>
+      </w:r>
+      <w:r>
+        <w:t xml:space="preserve">Charles</w:t>
       </w:r>
       <w:r>
         <w:t xml:space="preserve"> </w:t>
@@ -1833,7 +1852,7 @@
     </w:p>
     <w:p>
       <w:pPr>
-        <w:spacing w:before="0" w:after="0" w:line="629" w:lineRule="exact"/>
+        <w:spacing w:before="0" w:after="0" w:line="628" w:lineRule="exact"/>
         <w:ind w:left="720" w:hanging="720"/>
       </w:pPr>
       <w:r>
@@ -1927,7 +1946,13 @@
         <w:t xml:space="preserve"> </w:t>
       </w:r>
       <w:r>
-        <w:t xml:space="preserve">Dr. Charles</w:t>
+        <w:t xml:space="preserve">Dr.</w:t>
+      </w:r>
+      <w:r>
+        <w:t xml:space="preserve"> </w:t>
+      </w:r>
+      <w:r>
+        <w:t xml:space="preserve">Charles</w:t>
       </w:r>
       <w:r>
         <w:t xml:space="preserve"> </w:t>
@@ -1968,7 +1993,7 @@
     </w:p>
     <w:p>
       <w:pPr>
-        <w:spacing w:before="0" w:after="0" w:line="629" w:lineRule="exact"/>
+        <w:spacing w:before="0" w:after="0" w:line="628" w:lineRule="exact"/>
         <w:ind w:left="720" w:hanging="720"/>
       </w:pPr>
       <w:r>
@@ -2025,7 +2050,7 @@
     </w:p>
     <w:p>
       <w:pPr>
-        <w:spacing w:before="0" w:after="0" w:line="629" w:lineRule="exact"/>
+        <w:spacing w:before="0" w:after="0" w:line="628" w:lineRule="exact"/>
         <w:ind w:left="720" w:hanging="720"/>
       </w:pPr>
       <w:r>
@@ -2130,7 +2155,7 @@
     </w:p>
     <w:p>
       <w:pPr>
-        <w:spacing w:before="0" w:after="0" w:line="629" w:lineRule="exact"/>
+        <w:spacing w:before="0" w:after="0" w:line="628" w:lineRule="exact"/>
         <w:ind w:left="720" w:hanging="720"/>
       </w:pPr>
       <w:r>
@@ -2193,7 +2218,7 @@
     </w:p>
     <w:p>
       <w:pPr>
-        <w:spacing w:before="0" w:after="0" w:line="629" w:lineRule="exact"/>
+        <w:spacing w:before="374" w:after="0" w:line="628" w:lineRule="exact"/>
         <w:ind w:left="0" w:firstLine="0"/>
       </w:pPr>
       <w:r>
@@ -2470,7 +2495,7 @@
         <w:sectPr>
           <w:footerReference w:type="default" r:id="rIdFtrCip"/>
           <w:pgSz w:w="12240" w:h="15840"/>
-          <w:pgMar w:top="1440" w:right="1440" w:bottom="1440" w:left="1440" w:header="720" w:footer="432" w:gutter="0"/>
+          <w:pgMar w:top="1440" w:right="1440" w:bottom="1440" w:left="1440" w:header="720" w:footer="608" w:gutter="0"/>
           <w:pgNumType w:fmt="decimal" w:start="1"/>
         </w:sectPr>
       </w:pPr>
@@ -2479,7 +2504,8 @@
       <w:pPr>
         <w:keepNext/>
         <w:keepLines/>
-        <w:spacing w:before="0" w:after="240" w:line="399" w:lineRule="exact"/>
+        <w:spacing w:before="0" w:after="308" w:line="400" w:lineRule="exact"/>
+        <w:ind w:left="0" w:firstLine="0"/>
         <w:jc w:val="center"/>
       </w:pPr>
       <w:r>
@@ -2492,11 +2518,17 @@
     </w:p>
     <w:p>
       <w:pPr>
-        <w:spacing w:before="0" w:after="0" w:line="629" w:lineRule="exact"/>
-        <w:ind w:left="0" w:firstLine="0"/>
-      </w:pPr>
-      <w:r>
-        <w:t xml:space="preserve">Ms. Hill’s</w:t>
+        <w:spacing w:before="0" w:after="0" w:line="628" w:lineRule="exact"/>
+        <w:ind w:left="0" w:firstLine="720"/>
+      </w:pPr>
+      <w:r>
+        <w:t xml:space="preserve">Ms.</w:t>
+      </w:r>
+      <w:r>
+        <w:t xml:space="preserve"> </w:t>
+      </w:r>
+      <w:r>
+        <w:t xml:space="preserve">Hill’s</w:t>
       </w:r>
       <w:r>
         <w:t xml:space="preserve"> </w:t>
@@ -2526,7 +2558,13 @@
         <w:t xml:space="preserve"> </w:t>
       </w:r>
       <w:r>
-        <w:t xml:space="preserve">Ms. Hill</w:t>
+        <w:t xml:space="preserve">Ms.</w:t>
+      </w:r>
+      <w:r>
+        <w:t xml:space="preserve"> </w:t>
+      </w:r>
+      <w:r>
+        <w:t xml:space="preserve">Hill</w:t>
       </w:r>
       <w:r>
         <w:t xml:space="preserve"> </w:t>
@@ -2592,7 +2630,13 @@
         <w:t xml:space="preserve"> </w:t>
       </w:r>
       <w:r>
-        <w:t xml:space="preserve">Ms. Hill</w:t>
+        <w:t xml:space="preserve">Ms.</w:t>
+      </w:r>
+      <w:r>
+        <w:t xml:space="preserve"> </w:t>
+      </w:r>
+      <w:r>
+        <w:t xml:space="preserve">Hill</w:t>
       </w:r>
       <w:r>
         <w:t xml:space="preserve"> </w:t>
@@ -2724,7 +2768,13 @@
         <w:t xml:space="preserve"> </w:t>
       </w:r>
       <w:r>
-        <w:t xml:space="preserve">Ms. Tiana</w:t>
+        <w:t xml:space="preserve">Ms.</w:t>
+      </w:r>
+      <w:r>
+        <w:t xml:space="preserve"> </w:t>
+      </w:r>
+      <w:r>
+        <w:t xml:space="preserve">Tiana</w:t>
       </w:r>
       <w:r>
         <w:t xml:space="preserve"> </w:t>
@@ -2754,7 +2804,13 @@
         <w:t xml:space="preserve"> </w:t>
       </w:r>
       <w:r>
-        <w:t xml:space="preserve">Dr. Charles</w:t>
+        <w:t xml:space="preserve">Dr.</w:t>
+      </w:r>
+      <w:r>
+        <w:t xml:space="preserve"> </w:t>
+      </w:r>
+      <w:r>
+        <w:t xml:space="preserve">Charles</w:t>
       </w:r>
       <w:r>
         <w:t xml:space="preserve"> </w:t>
@@ -3080,7 +3136,8 @@
         <w:keepNext/>
         <w:keepLines/>
         <w:pageBreakBefore/>
-        <w:spacing w:before="0" w:after="240" w:line="399" w:lineRule="exact"/>
+        <w:spacing w:before="0" w:after="308" w:line="400" w:lineRule="exact"/>
+        <w:ind w:left="0" w:firstLine="0"/>
         <w:jc w:val="center"/>
       </w:pPr>
       <w:r>
@@ -3093,11 +3150,985 @@
     </w:p>
     <w:p>
       <w:pPr>
+        <w:keepNext/>
+        <w:keepLines/>
+        <w:spacing w:before="84" w:after="0" w:line="400" w:lineRule="exact"/>
+        <w:ind w:left="0" w:firstLine="0"/>
+        <w:jc w:val="right"/>
+      </w:pPr>
+      <w:r>
+        <w:rPr>
+          <w:b/>
+          <w:bCs/>
+          <w:u w:val="single"/>
+        </w:rPr>
+        <w:t xml:space="preserve">Page</w:t>
+      </w:r>
+    </w:p>
+    <w:p>
+      <w:pPr>
+        <w:keepLines/>
+        <w:tabs>
+          <w:tab w:val="right" w:leader="dot" w:pos="9360"/>
+        </w:tabs>
+        <w:spacing w:before="168" w:after="0" w:line="628" w:lineRule="exact"/>
+        <w:ind w:left="720" w:right="728" w:hanging="720"/>
+      </w:pPr>
+      <w:r>
+        <w:t xml:space="preserve">CERTIFICATE OF INTERESTED PERSONS AND CORPORATE DISCLOSURE STATEMENT</w:t>
+      </w:r>
+      <w:r>
+        <w:t xml:space="preserve">   </w:t>
+      </w:r>
+      <w:r>
+        <w:tab/>
+      </w:r>
+      <w:r>
+        <w:t xml:space="preserve">C</w:t>
+        <w:noBreakHyphen/>
+        <w:t xml:space="preserve">1</w:t>
+      </w:r>
+    </w:p>
+    <w:p>
+      <w:pPr>
+        <w:keepLines/>
+        <w:tabs>
+          <w:tab w:val="right" w:leader="dot" w:pos="9360"/>
+        </w:tabs>
+        <w:spacing w:before="168" w:after="0" w:line="628" w:lineRule="exact"/>
+        <w:ind w:left="720" w:right="728" w:hanging="720"/>
+      </w:pPr>
+      <w:r>
+        <w:t xml:space="preserve">STATEMENT REGARDING ORAL ARGUMENT</w:t>
+      </w:r>
+      <w:r>
+        <w:t xml:space="preserve">   </w:t>
+      </w:r>
+      <w:r>
+        <w:tab/>
+      </w:r>
+      <w:r>
+        <w:t xml:space="preserve">i</w:t>
+      </w:r>
+    </w:p>
+    <w:p>
+      <w:pPr>
+        <w:keepLines/>
+        <w:tabs>
+          <w:tab w:val="right" w:leader="dot" w:pos="9360"/>
+        </w:tabs>
+        <w:spacing w:before="168" w:after="0" w:line="628" w:lineRule="exact"/>
+        <w:ind w:left="720" w:right="728" w:hanging="720"/>
+      </w:pPr>
+      <w:r>
+        <w:t xml:space="preserve">TABLE OF CONTENTS</w:t>
+      </w:r>
+      <w:r>
+        <w:t xml:space="preserve">   </w:t>
+      </w:r>
+      <w:r>
+        <w:tab/>
+      </w:r>
+      <w:r>
+        <w:t xml:space="preserve">ii</w:t>
+      </w:r>
+    </w:p>
+    <w:p>
+      <w:pPr>
+        <w:keepLines/>
+        <w:tabs>
+          <w:tab w:val="right" w:leader="dot" w:pos="9360"/>
+        </w:tabs>
+        <w:spacing w:before="168" w:after="0" w:line="628" w:lineRule="exact"/>
+        <w:ind w:left="720" w:right="728" w:hanging="720"/>
+      </w:pPr>
+      <w:r>
+        <w:t xml:space="preserve">TABLE OF CITATIONS</w:t>
+      </w:r>
+      <w:r>
+        <w:t xml:space="preserve">   </w:t>
+      </w:r>
+      <w:r>
+        <w:tab/>
+      </w:r>
+      <w:r>
+        <w:t xml:space="preserve">iv</w:t>
+      </w:r>
+    </w:p>
+    <w:p>
+      <w:pPr>
+        <w:keepLines/>
+        <w:tabs>
+          <w:tab w:val="right" w:leader="dot" w:pos="9360"/>
+        </w:tabs>
+        <w:spacing w:before="168" w:after="0" w:line="628" w:lineRule="exact"/>
+        <w:ind w:left="720" w:right="728" w:hanging="720"/>
+      </w:pPr>
+      <w:r>
+        <w:t xml:space="preserve">STATEMENT</w:t>
+      </w:r>
+      <w:r>
+        <w:t xml:space="preserve"> </w:t>
+      </w:r>
+      <w:r>
+        <w:t xml:space="preserve">REGARDING</w:t>
+      </w:r>
+      <w:r>
+        <w:t xml:space="preserve"> </w:t>
+      </w:r>
+      <w:r>
+        <w:t xml:space="preserve">ADOPTION</w:t>
+      </w:r>
+      <w:r>
+        <w:t xml:space="preserve">   </w:t>
+      </w:r>
+      <w:r>
+        <w:tab/>
+      </w:r>
+      <w:r>
+        <w:t xml:space="preserve">1</w:t>
+      </w:r>
+    </w:p>
+    <w:p>
+      <w:pPr>
+        <w:keepLines/>
+        <w:tabs>
+          <w:tab w:val="right" w:leader="dot" w:pos="9360"/>
+        </w:tabs>
+        <w:spacing w:before="168" w:after="0" w:line="628" w:lineRule="exact"/>
+        <w:ind w:left="720" w:right="728" w:hanging="720"/>
+      </w:pPr>
+      <w:r>
+        <w:t xml:space="preserve">JURISDICTIONAL</w:t>
+      </w:r>
+      <w:r>
+        <w:t xml:space="preserve"> </w:t>
+      </w:r>
+      <w:r>
+        <w:t xml:space="preserve">STATEMENT</w:t>
+      </w:r>
+      <w:r>
+        <w:t xml:space="preserve">   </w:t>
+      </w:r>
+      <w:r>
+        <w:tab/>
+      </w:r>
+      <w:r>
+        <w:t xml:space="preserve">1</w:t>
+      </w:r>
+    </w:p>
+    <w:p>
+      <w:pPr>
+        <w:keepLines/>
+        <w:tabs>
+          <w:tab w:val="right" w:leader="dot" w:pos="9360"/>
+        </w:tabs>
+        <w:spacing w:before="168" w:after="0" w:line="628" w:lineRule="exact"/>
+        <w:ind w:left="720" w:right="728" w:hanging="720"/>
+      </w:pPr>
+      <w:r>
+        <w:t xml:space="preserve">STATEMENT</w:t>
+      </w:r>
+      <w:r>
+        <w:t xml:space="preserve"> </w:t>
+      </w:r>
+      <w:r>
+        <w:t xml:space="preserve">OF</w:t>
+      </w:r>
+      <w:r>
+        <w:t xml:space="preserve"> </w:t>
+      </w:r>
+      <w:r>
+        <w:t xml:space="preserve">THE</w:t>
+      </w:r>
+      <w:r>
+        <w:t xml:space="preserve"> </w:t>
+      </w:r>
+      <w:r>
+        <w:t xml:space="preserve">ISSUES</w:t>
+      </w:r>
+      <w:r>
+        <w:t xml:space="preserve">   </w:t>
+      </w:r>
+      <w:r>
+        <w:tab/>
+      </w:r>
+      <w:r>
+        <w:t xml:space="preserve">2</w:t>
+      </w:r>
+    </w:p>
+    <w:p>
+      <w:pPr>
+        <w:keepLines/>
+        <w:tabs>
+          <w:tab w:val="right" w:leader="dot" w:pos="9360"/>
+        </w:tabs>
+        <w:spacing w:before="168" w:after="0" w:line="628" w:lineRule="exact"/>
+        <w:ind w:left="720" w:right="728" w:hanging="720"/>
+      </w:pPr>
+      <w:r>
+        <w:t xml:space="preserve">STATEMENT</w:t>
+      </w:r>
+      <w:r>
+        <w:t xml:space="preserve"> </w:t>
+      </w:r>
+      <w:r>
+        <w:t xml:space="preserve">OF</w:t>
+      </w:r>
+      <w:r>
+        <w:t xml:space="preserve"> </w:t>
+      </w:r>
+      <w:r>
+        <w:t xml:space="preserve">THE</w:t>
+      </w:r>
+      <w:r>
+        <w:t xml:space="preserve"> </w:t>
+      </w:r>
+      <w:r>
+        <w:t xml:space="preserve">CASE</w:t>
+      </w:r>
+      <w:r>
+        <w:t xml:space="preserve">   </w:t>
+      </w:r>
+      <w:r>
+        <w:tab/>
+      </w:r>
+      <w:r>
+        <w:t xml:space="preserve">2</w:t>
+      </w:r>
+    </w:p>
+    <w:p>
+      <w:pPr>
+        <w:keepLines/>
+        <w:tabs>
+          <w:tab w:val="left" w:pos="1440"/>
+          <w:tab w:val="right" w:leader="dot" w:pos="9360"/>
+        </w:tabs>
+        <w:spacing w:before="0" w:after="0" w:line="628" w:lineRule="exact"/>
+        <w:ind w:left="1440" w:right="728" w:hanging="720"/>
+      </w:pPr>
+      <w:r>
+        <w:t xml:space="preserve">A.</w:t>
+      </w:r>
+      <w:r>
+        <w:tab/>
+      </w:r>
+      <w:r>
+        <w:t xml:space="preserve">Procedural</w:t>
+      </w:r>
+      <w:r>
+        <w:t xml:space="preserve"> </w:t>
+      </w:r>
+      <w:r>
+        <w:t xml:space="preserve">History</w:t>
+      </w:r>
+      <w:r>
+        <w:t xml:space="preserve">   </w:t>
+      </w:r>
+      <w:r>
+        <w:tab/>
+      </w:r>
+      <w:r>
+        <w:t xml:space="preserve">2</w:t>
+      </w:r>
+    </w:p>
+    <w:p>
+      <w:pPr>
+        <w:keepLines/>
+        <w:tabs>
+          <w:tab w:val="left" w:pos="1440"/>
+          <w:tab w:val="right" w:leader="dot" w:pos="9360"/>
+        </w:tabs>
+        <w:spacing w:before="0" w:after="0" w:line="628" w:lineRule="exact"/>
+        <w:ind w:left="1440" w:right="728" w:hanging="720"/>
+      </w:pPr>
+      <w:r>
+        <w:t xml:space="preserve">B.</w:t>
+      </w:r>
+      <w:r>
+        <w:tab/>
+      </w:r>
+      <w:r>
+        <w:t xml:space="preserve">Standard</w:t>
+      </w:r>
+      <w:r>
+        <w:t xml:space="preserve"> </w:t>
+      </w:r>
+      <w:r>
+        <w:t xml:space="preserve">of</w:t>
+      </w:r>
+      <w:r>
+        <w:t xml:space="preserve"> </w:t>
+      </w:r>
+      <w:r>
+        <w:t xml:space="preserve">Review</w:t>
+      </w:r>
+      <w:r>
+        <w:t xml:space="preserve">   </w:t>
+      </w:r>
+      <w:r>
+        <w:tab/>
+      </w:r>
+      <w:r>
+        <w:t xml:space="preserve">2</w:t>
+      </w:r>
+    </w:p>
+    <w:p>
+      <w:pPr>
+        <w:keepLines/>
+        <w:tabs>
+          <w:tab w:val="right" w:leader="dot" w:pos="9360"/>
+        </w:tabs>
+        <w:spacing w:before="168" w:after="0" w:line="628" w:lineRule="exact"/>
+        <w:ind w:left="720" w:right="728" w:hanging="720"/>
+      </w:pPr>
+      <w:r>
+        <w:t xml:space="preserve">SUMMARY</w:t>
+      </w:r>
+      <w:r>
+        <w:t xml:space="preserve"> </w:t>
+      </w:r>
+      <w:r>
+        <w:t xml:space="preserve">OF</w:t>
+      </w:r>
+      <w:r>
+        <w:t xml:space="preserve"> </w:t>
+      </w:r>
+      <w:r>
+        <w:t xml:space="preserve">THE</w:t>
+      </w:r>
+      <w:r>
+        <w:t xml:space="preserve"> </w:t>
+      </w:r>
+      <w:r>
+        <w:t xml:space="preserve">ARGUMENT</w:t>
+      </w:r>
+      <w:r>
+        <w:t xml:space="preserve">   </w:t>
+      </w:r>
+      <w:r>
+        <w:tab/>
+      </w:r>
+      <w:r>
+        <w:t xml:space="preserve">3</w:t>
+      </w:r>
+    </w:p>
+    <w:p>
+      <w:pPr>
+        <w:keepLines/>
+        <w:tabs>
+          <w:tab w:val="right" w:leader="dot" w:pos="9360"/>
+        </w:tabs>
+        <w:spacing w:before="168" w:after="0" w:line="628" w:lineRule="exact"/>
+        <w:ind w:left="720" w:right="728" w:hanging="720"/>
+      </w:pPr>
+      <w:r>
+        <w:t xml:space="preserve">ARGUMENT</w:t>
+      </w:r>
+      <w:r>
+        <w:t xml:space="preserve">   </w:t>
+      </w:r>
+      <w:r>
+        <w:tab/>
+      </w:r>
+      <w:r>
+        <w:t xml:space="preserve">3</w:t>
+      </w:r>
+    </w:p>
+    <w:p>
+      <w:pPr>
+        <w:keepLines/>
+        <w:tabs>
+          <w:tab w:val="left" w:pos="720"/>
+          <w:tab w:val="right" w:leader="dot" w:pos="9360"/>
+        </w:tabs>
+        <w:spacing w:before="0" w:after="0" w:line="628" w:lineRule="exact"/>
+        <w:ind w:left="720" w:right="728" w:hanging="720"/>
+      </w:pPr>
+      <w:r>
+        <w:t xml:space="preserve">I.</w:t>
+      </w:r>
+      <w:r>
+        <w:tab/>
+      </w:r>
+      <w:r>
+        <w:t xml:space="preserve">Standard</w:t>
+      </w:r>
+      <w:r>
+        <w:t xml:space="preserve"> </w:t>
+      </w:r>
+      <w:r>
+        <w:t xml:space="preserve">of</w:t>
+      </w:r>
+      <w:r>
+        <w:t xml:space="preserve"> </w:t>
+      </w:r>
+      <w:r>
+        <w:t xml:space="preserve">Review</w:t>
+      </w:r>
+      <w:r>
+        <w:t xml:space="preserve">   </w:t>
+      </w:r>
+      <w:r>
+        <w:tab/>
+      </w:r>
+      <w:r>
+        <w:t xml:space="preserve">3</w:t>
+      </w:r>
+    </w:p>
+    <w:p>
+      <w:pPr>
+        <w:keepLines/>
+        <w:tabs>
+          <w:tab w:val="left" w:pos="720"/>
+          <w:tab w:val="right" w:leader="dot" w:pos="9360"/>
+        </w:tabs>
+        <w:spacing w:before="0" w:after="0" w:line="628" w:lineRule="exact"/>
+        <w:ind w:left="720" w:right="728" w:hanging="720"/>
+      </w:pPr>
+      <w:r>
+        <w:t xml:space="preserve">II.</w:t>
+      </w:r>
+      <w:r>
+        <w:tab/>
+      </w:r>
+      <w:r>
+        <w:t xml:space="preserve">Defendants</w:t>
+      </w:r>
+      <w:r>
+        <w:t xml:space="preserve"> </w:t>
+      </w:r>
+      <w:r>
+        <w:t xml:space="preserve">Clayton</w:t>
+      </w:r>
+      <w:r>
+        <w:t xml:space="preserve"> </w:t>
+      </w:r>
+      <w:r>
+        <w:t xml:space="preserve">County</w:t>
+      </w:r>
+      <w:r>
+        <w:t xml:space="preserve"> </w:t>
+      </w:r>
+      <w:r>
+        <w:t xml:space="preserve">and</w:t>
+      </w:r>
+      <w:r>
+        <w:t xml:space="preserve"> </w:t>
+      </w:r>
+      <w:r>
+        <w:t xml:space="preserve">Victor</w:t>
+      </w:r>
+      <w:r>
+        <w:t xml:space="preserve"> </w:t>
+      </w:r>
+      <w:r>
+        <w:t xml:space="preserve">Hill</w:t>
+      </w:r>
+      <w:r>
+        <w:t xml:space="preserve"> </w:t>
+      </w:r>
+      <w:r>
+        <w:t xml:space="preserve">Are</w:t>
+      </w:r>
+      <w:r>
+        <w:t xml:space="preserve"> </w:t>
+      </w:r>
+      <w:r>
+        <w:t xml:space="preserve">Not</w:t>
+      </w:r>
+      <w:r>
+        <w:t xml:space="preserve"> </w:t>
+      </w:r>
+      <w:r>
+        <w:t xml:space="preserve">Parties</w:t>
+      </w:r>
+      <w:r>
+        <w:t xml:space="preserve"> </w:t>
+      </w:r>
+      <w:r>
+        <w:t xml:space="preserve">to</w:t>
+      </w:r>
+      <w:r>
+        <w:t xml:space="preserve"> </w:t>
+      </w:r>
+      <w:r>
+        <w:t xml:space="preserve">the</w:t>
+      </w:r>
+      <w:r>
+        <w:t xml:space="preserve"> </w:t>
+      </w:r>
+      <w:r>
+        <w:t xml:space="preserve">Confidential</w:t>
+      </w:r>
+      <w:r>
+        <w:t xml:space="preserve"> </w:t>
+      </w:r>
+      <w:r>
+        <w:t xml:space="preserve">Settlement</w:t>
+      </w:r>
+      <w:r>
+        <w:t xml:space="preserve"> </w:t>
+      </w:r>
+      <w:r>
+        <w:t xml:space="preserve">Agreement</w:t>
+      </w:r>
+      <w:r>
+        <w:t xml:space="preserve"> </w:t>
+      </w:r>
+      <w:r>
+        <w:t xml:space="preserve">and</w:t>
+      </w:r>
+      <w:r>
+        <w:t xml:space="preserve"> </w:t>
+      </w:r>
+      <w:r>
+        <w:t xml:space="preserve">Therefore</w:t>
+      </w:r>
+      <w:r>
+        <w:t xml:space="preserve"> </w:t>
+      </w:r>
+      <w:r>
+        <w:t xml:space="preserve">Are</w:t>
+      </w:r>
+      <w:r>
+        <w:t xml:space="preserve"> </w:t>
+      </w:r>
+      <w:r>
+        <w:t xml:space="preserve">Without</w:t>
+      </w:r>
+      <w:r>
+        <w:t xml:space="preserve"> </w:t>
+      </w:r>
+      <w:r>
+        <w:t xml:space="preserve">Standing</w:t>
+      </w:r>
+      <w:r>
+        <w:t xml:space="preserve"> </w:t>
+      </w:r>
+      <w:r>
+        <w:t xml:space="preserve">to</w:t>
+      </w:r>
+      <w:r>
+        <w:t xml:space="preserve"> </w:t>
+      </w:r>
+      <w:r>
+        <w:t xml:space="preserve">Bring</w:t>
+      </w:r>
+      <w:r>
+        <w:t xml:space="preserve"> </w:t>
+      </w:r>
+      <w:r>
+        <w:t xml:space="preserve">a</w:t>
+      </w:r>
+      <w:r>
+        <w:t xml:space="preserve"> </w:t>
+      </w:r>
+      <w:r>
+        <w:t xml:space="preserve">Motion</w:t>
+      </w:r>
+      <w:r>
+        <w:t xml:space="preserve"> </w:t>
+      </w:r>
+      <w:r>
+        <w:t xml:space="preserve">to</w:t>
+      </w:r>
+      <w:r>
+        <w:t xml:space="preserve"> </w:t>
+      </w:r>
+      <w:r>
+        <w:t xml:space="preserve">Enforce</w:t>
+      </w:r>
+      <w:r>
+        <w:t xml:space="preserve"> </w:t>
+      </w:r>
+      <w:r>
+        <w:t xml:space="preserve">the</w:t>
+      </w:r>
+      <w:r>
+        <w:t xml:space="preserve"> </w:t>
+      </w:r>
+      <w:r>
+        <w:t xml:space="preserve">Settlement</w:t>
+      </w:r>
+      <w:r>
+        <w:t xml:space="preserve"> </w:t>
+      </w:r>
+      <w:r>
+        <w:t xml:space="preserve">Agreement</w:t>
+      </w:r>
+      <w:r>
+        <w:t xml:space="preserve">   </w:t>
+      </w:r>
+      <w:r>
+        <w:tab/>
+      </w:r>
+      <w:r>
+        <w:t xml:space="preserve">4</w:t>
+      </w:r>
+    </w:p>
+    <w:p>
+      <w:pPr>
+        <w:keepLines/>
+        <w:tabs>
+          <w:tab w:val="left" w:pos="1440"/>
+          <w:tab w:val="right" w:leader="dot" w:pos="9360"/>
+        </w:tabs>
+        <w:spacing w:before="0" w:after="0" w:line="628" w:lineRule="exact"/>
+        <w:ind w:left="1440" w:right="728" w:hanging="720"/>
+      </w:pPr>
+      <w:r>
+        <w:t xml:space="preserve">A.</w:t>
+      </w:r>
+      <w:r>
+        <w:tab/>
+      </w:r>
+      <w:r>
+        <w:t xml:space="preserve">The</w:t>
+      </w:r>
+      <w:r>
+        <w:t xml:space="preserve"> </w:t>
+      </w:r>
+      <w:r>
+        <w:t xml:space="preserve">Confidential</w:t>
+      </w:r>
+      <w:r>
+        <w:t xml:space="preserve"> </w:t>
+      </w:r>
+      <w:r>
+        <w:t xml:space="preserve">Settlement</w:t>
+      </w:r>
+      <w:r>
+        <w:t xml:space="preserve"> </w:t>
+      </w:r>
+      <w:r>
+        <w:t xml:space="preserve">Agreement</w:t>
+      </w:r>
+      <w:r>
+        <w:t xml:space="preserve"> </w:t>
+      </w:r>
+      <w:r>
+        <w:t xml:space="preserve">Identifies</w:t>
+      </w:r>
+      <w:r>
+        <w:t xml:space="preserve"> </w:t>
+      </w:r>
+      <w:r>
+        <w:t xml:space="preserve">the</w:t>
+      </w:r>
+      <w:r>
+        <w:t xml:space="preserve"> </w:t>
+      </w:r>
+      <w:r>
+        <w:t xml:space="preserve">Parties</w:t>
+      </w:r>
+      <w:r>
+        <w:t xml:space="preserve"> </w:t>
+      </w:r>
+      <w:r>
+        <w:t xml:space="preserve">and</w:t>
+      </w:r>
+      <w:r>
+        <w:t xml:space="preserve"> </w:t>
+      </w:r>
+      <w:r>
+        <w:t xml:space="preserve">Beneficiaries</w:t>
+      </w:r>
+      <w:r>
+        <w:t xml:space="preserve"> </w:t>
+      </w:r>
+      <w:r>
+        <w:t xml:space="preserve">to</w:t>
+      </w:r>
+      <w:r>
+        <w:t xml:space="preserve"> </w:t>
+      </w:r>
+      <w:r>
+        <w:t xml:space="preserve">the</w:t>
+      </w:r>
+      <w:r>
+        <w:t xml:space="preserve"> </w:t>
+      </w:r>
+      <w:r>
+        <w:t xml:space="preserve">Agreement</w:t>
+      </w:r>
+      <w:r>
+        <w:t xml:space="preserve">   </w:t>
+      </w:r>
+      <w:r>
+        <w:tab/>
+      </w:r>
+      <w:r>
+        <w:t xml:space="preserve">4</w:t>
+      </w:r>
+    </w:p>
+    <w:p>
+      <w:pPr>
+        <w:keepLines/>
+        <w:tabs>
+          <w:tab w:val="left" w:pos="1440"/>
+          <w:tab w:val="right" w:leader="dot" w:pos="9360"/>
+        </w:tabs>
+        <w:spacing w:before="0" w:after="0" w:line="628" w:lineRule="exact"/>
+        <w:ind w:left="1440" w:right="728" w:hanging="720"/>
+      </w:pPr>
+      <w:r>
+        <w:t xml:space="preserve">B.</w:t>
+      </w:r>
+      <w:r>
+        <w:tab/>
+      </w:r>
+      <w:r>
+        <w:t xml:space="preserve">CorrectHealth</w:t>
+      </w:r>
+      <w:r>
+        <w:t xml:space="preserve"> </w:t>
+      </w:r>
+      <w:r>
+        <w:t xml:space="preserve">Clayton</w:t>
+      </w:r>
+      <w:r>
+        <w:t xml:space="preserve"> </w:t>
+      </w:r>
+      <w:r>
+        <w:t xml:space="preserve">LLC</w:t>
+      </w:r>
+      <w:r>
+        <w:t xml:space="preserve"> </w:t>
+      </w:r>
+      <w:r>
+        <w:t xml:space="preserve">and</w:t>
+      </w:r>
+      <w:r>
+        <w:t xml:space="preserve"> </w:t>
+      </w:r>
+      <w:r>
+        <w:t xml:space="preserve">Dr.</w:t>
+      </w:r>
+      <w:r>
+        <w:t xml:space="preserve"> </w:t>
+      </w:r>
+      <w:r>
+        <w:t xml:space="preserve">Charles</w:t>
+      </w:r>
+      <w:r>
+        <w:t xml:space="preserve"> </w:t>
+      </w:r>
+      <w:r>
+        <w:t xml:space="preserve">Clopton</w:t>
+      </w:r>
+      <w:r>
+        <w:t xml:space="preserve"> </w:t>
+      </w:r>
+      <w:r>
+        <w:t xml:space="preserve">Have</w:t>
+      </w:r>
+      <w:r>
+        <w:t xml:space="preserve"> </w:t>
+      </w:r>
+      <w:r>
+        <w:t xml:space="preserve">Been</w:t>
+      </w:r>
+      <w:r>
+        <w:t xml:space="preserve"> </w:t>
+      </w:r>
+      <w:r>
+        <w:t xml:space="preserve">Dismissed</w:t>
+      </w:r>
+      <w:r>
+        <w:t xml:space="preserve"> </w:t>
+      </w:r>
+      <w:r>
+        <w:t xml:space="preserve">With</w:t>
+      </w:r>
+      <w:r>
+        <w:t xml:space="preserve"> </w:t>
+      </w:r>
+      <w:r>
+        <w:t xml:space="preserve">Prejudice</w:t>
+      </w:r>
+      <w:r>
+        <w:t xml:space="preserve"> </w:t>
+      </w:r>
+      <w:r>
+        <w:t xml:space="preserve">and</w:t>
+      </w:r>
+      <w:r>
+        <w:t xml:space="preserve"> </w:t>
+      </w:r>
+      <w:r>
+        <w:t xml:space="preserve">Are</w:t>
+      </w:r>
+      <w:r>
+        <w:t xml:space="preserve"> </w:t>
+      </w:r>
+      <w:r>
+        <w:t xml:space="preserve">Unable</w:t>
+      </w:r>
+      <w:r>
+        <w:t xml:space="preserve"> </w:t>
+      </w:r>
+      <w:r>
+        <w:t xml:space="preserve">to</w:t>
+      </w:r>
+      <w:r>
+        <w:t xml:space="preserve"> </w:t>
+      </w:r>
+      <w:r>
+        <w:t xml:space="preserve">Bring</w:t>
+      </w:r>
+      <w:r>
+        <w:t xml:space="preserve"> </w:t>
+      </w:r>
+      <w:r>
+        <w:t xml:space="preserve">a</w:t>
+      </w:r>
+      <w:r>
+        <w:t xml:space="preserve"> </w:t>
+      </w:r>
+      <w:r>
+        <w:t xml:space="preserve">Motion</w:t>
+      </w:r>
+      <w:r>
+        <w:t xml:space="preserve"> </w:t>
+      </w:r>
+      <w:r>
+        <w:t xml:space="preserve">to</w:t>
+      </w:r>
+      <w:r>
+        <w:t xml:space="preserve"> </w:t>
+      </w:r>
+      <w:r>
+        <w:t xml:space="preserve">Enforce</w:t>
+      </w:r>
+      <w:r>
+        <w:t xml:space="preserve"> </w:t>
+      </w:r>
+      <w:r>
+        <w:t xml:space="preserve">the</w:t>
+      </w:r>
+      <w:r>
+        <w:t xml:space="preserve"> </w:t>
+      </w:r>
+      <w:r>
+        <w:t xml:space="preserve">Settlement</w:t>
+      </w:r>
+      <w:r>
+        <w:t xml:space="preserve"> </w:t>
+      </w:r>
+      <w:r>
+        <w:t xml:space="preserve">Agreement</w:t>
+      </w:r>
+      <w:r>
+        <w:t xml:space="preserve">   </w:t>
+      </w:r>
+      <w:r>
+        <w:tab/>
+      </w:r>
+      <w:r>
+        <w:t xml:space="preserve">5</w:t>
+      </w:r>
+    </w:p>
+    <w:p>
+      <w:pPr>
+        <w:keepLines/>
+        <w:tabs>
+          <w:tab w:val="right" w:leader="dot" w:pos="9360"/>
+        </w:tabs>
+        <w:spacing w:before="168" w:after="0" w:line="628" w:lineRule="exact"/>
+        <w:ind w:left="720" w:right="728" w:hanging="720"/>
+      </w:pPr>
+      <w:r>
+        <w:t xml:space="preserve">CONCLUSION</w:t>
+      </w:r>
+      <w:r>
+        <w:t xml:space="preserve">   </w:t>
+      </w:r>
+      <w:r>
+        <w:tab/>
+      </w:r>
+      <w:r>
+        <w:t xml:space="preserve">6</w:t>
+      </w:r>
+    </w:p>
+    <w:p>
+      <w:pPr>
+        <w:keepLines/>
+        <w:tabs>
+          <w:tab w:val="right" w:leader="dot" w:pos="9360"/>
+        </w:tabs>
+        <w:spacing w:before="168" w:after="0" w:line="628" w:lineRule="exact"/>
+        <w:ind w:left="720" w:right="728" w:hanging="720"/>
+      </w:pPr>
+      <w:r>
+        <w:t xml:space="preserve">CERTIFICATE OF COMPLIANCE</w:t>
+      </w:r>
+      <w:r>
+        <w:t xml:space="preserve">   </w:t>
+      </w:r>
+      <w:r>
+        <w:tab/>
+      </w:r>
+      <w:r>
+        <w:t xml:space="preserve">7</w:t>
+      </w:r>
+    </w:p>
+    <w:p>
+      <w:pPr>
+        <w:keepLines/>
+        <w:tabs>
+          <w:tab w:val="right" w:leader="dot" w:pos="9360"/>
+        </w:tabs>
+        <w:spacing w:before="168" w:after="0" w:line="628" w:lineRule="exact"/>
+        <w:ind w:left="720" w:right="728" w:hanging="720"/>
+      </w:pPr>
+      <w:r>
+        <w:t xml:space="preserve">CERTIFICATE OF SERVICE</w:t>
+      </w:r>
+      <w:r>
+        <w:t xml:space="preserve">   </w:t>
+      </w:r>
+      <w:r>
+        <w:tab/>
+      </w:r>
+      <w:r>
+        <w:t xml:space="preserve">8</w:t>
+      </w:r>
+    </w:p>
+    <w:p>
+      <w:pPr>
+        <w:keepNext/>
+        <w:keepLines/>
+        <w:pageBreakBefore/>
+        <w:spacing w:before="0" w:after="308" w:line="400" w:lineRule="exact"/>
+        <w:ind w:left="0" w:firstLine="0"/>
+        <w:jc w:val="center"/>
+      </w:pPr>
+      <w:r>
+        <w:rPr>
+          <w:b/>
+          <w:bCs/>
+        </w:rPr>
+        <w:t xml:space="preserve">TABLE OF CITATIONS</w:t>
+      </w:r>
+    </w:p>
+    <w:p>
+      <w:pPr>
+        <w:keepNext/>
+        <w:keepLines/>
         <w:tabs>
           <w:tab w:val="right" w:pos="9360"/>
         </w:tabs>
-        <w:spacing w:before="0" w:after="120" w:line="399" w:lineRule="exact"/>
-      </w:pPr>
+        <w:spacing w:before="280" w:after="56" w:line="400" w:lineRule="exact"/>
+        <w:ind w:left="0" w:firstLine="0"/>
+      </w:pPr>
+      <w:r>
+        <w:rPr>
+          <w:b/>
+          <w:bCs/>
+        </w:rPr>
+        <w:t xml:space="preserve">Cases</w:t>
+      </w:r>
       <w:r>
         <w:tab/>
       </w:r>
@@ -3107,546 +4138,1251 @@
           <w:bCs/>
           <w:u w:val="single"/>
         </w:rPr>
-        <w:t xml:space="preserve">Page</w:t>
-      </w:r>
-    </w:p>
-    <w:p>
-      <w:pPr>
+        <w:t xml:space="preserve">Page(s)</w:t>
+      </w:r>
+    </w:p>
+    <w:p>
+      <w:pPr>
+        <w:keepLines/>
         <w:tabs>
           <w:tab w:val="right" w:leader="dot" w:pos="9360"/>
         </w:tabs>
-        <w:spacing w:before="120" w:after="0" w:line="629" w:lineRule="exact"/>
-        <w:ind w:left="0"/>
-      </w:pPr>
-      <w:r>
-        <w:t xml:space="preserve">CERTIFICATE OF INTERESTED PERSONS AND CORPORATE DISCLOSURE STATEMENT </w:t>
+        <w:spacing w:before="196" w:after="0" w:line="628" w:lineRule="exact"/>
+        <w:ind w:left="504" w:right="1120" w:hanging="504"/>
+      </w:pPr>
+      <w:r>
+        <w:rPr>
+          <w:i/>
+          <w:iCs/>
+        </w:rPr>
+        <w:t xml:space="preserve">Affiliati</w:t>
+      </w:r>
+      <w:r>
+        <w:rPr>
+          <w:i/>
+          <w:iCs/>
+        </w:rPr>
+        <w:t xml:space="preserve"> </w:t>
+      </w:r>
+      <w:r>
+        <w:rPr>
+          <w:i/>
+          <w:iCs/>
+        </w:rPr>
+        <w:t xml:space="preserve">Network,</w:t>
+      </w:r>
+      <w:r>
+        <w:rPr>
+          <w:i/>
+          <w:iCs/>
+        </w:rPr>
+        <w:t xml:space="preserve"> </w:t>
+      </w:r>
+      <w:r>
+        <w:rPr>
+          <w:i/>
+          <w:iCs/>
+        </w:rPr>
+        <w:t xml:space="preserve">Inc.</w:t>
+      </w:r>
+      <w:r>
+        <w:rPr>
+          <w:i/>
+          <w:iCs/>
+        </w:rPr>
+        <w:t xml:space="preserve"> </w:t>
+      </w:r>
+      <w:r>
+        <w:rPr>
+          <w:i/>
+          <w:iCs/>
+        </w:rPr>
+        <w:t xml:space="preserve">v.</w:t>
+      </w:r>
+      <w:r>
+        <w:rPr>
+          <w:i/>
+          <w:iCs/>
+        </w:rPr>
+        <w:t xml:space="preserve"> </w:t>
+      </w:r>
+      <w:r>
+        <w:rPr>
+          <w:i/>
+          <w:iCs/>
+        </w:rPr>
+        <w:t xml:space="preserve">Common</w:t>
+      </w:r>
+      <w:r>
+        <w:rPr>
+          <w:i/>
+          <w:iCs/>
+        </w:rPr>
+        <w:t xml:space="preserve"> </w:t>
+      </w:r>
+      <w:r>
+        <w:rPr>
+          <w:i/>
+          <w:iCs/>
+        </w:rPr>
+        <w:t xml:space="preserve">Sense</w:t>
+      </w:r>
+      <w:r>
+        <w:rPr>
+          <w:i/>
+          <w:iCs/>
+        </w:rPr>
+        <w:t xml:space="preserve"> </w:t>
+      </w:r>
+      <w:r>
+        <w:rPr>
+          <w:i/>
+          <w:iCs/>
+        </w:rPr>
+        <w:t xml:space="preserve">Beauty,</w:t>
+      </w:r>
+      <w:r>
+        <w:rPr>
+          <w:i/>
+          <w:iCs/>
+        </w:rPr>
+        <w:t xml:space="preserve"> </w:t>
+      </w:r>
+      <w:r>
+        <w:rPr>
+          <w:i/>
+          <w:iCs/>
+        </w:rPr>
+        <w:t xml:space="preserve">LLC</w:t>
+      </w:r>
+      <w:r>
+        <w:t xml:space="preserve">,</w:t>
+      </w:r>
+      <w:r>
+        <w:br/>
+      </w:r>
+      <w:r>
+        <w:t xml:space="preserve">2019</w:t>
+      </w:r>
+      <w:r>
+        <w:t xml:space="preserve"> </w:t>
+      </w:r>
+      <w:r>
+        <w:t xml:space="preserve">U.S.</w:t>
+      </w:r>
+      <w:r>
+        <w:t xml:space="preserve"> </w:t>
+      </w:r>
+      <w:r>
+        <w:t xml:space="preserve">App.</w:t>
+      </w:r>
+      <w:r>
+        <w:t xml:space="preserve"> </w:t>
+      </w:r>
+      <w:r>
+        <w:t xml:space="preserve">LEXIS</w:t>
+      </w:r>
+      <w:r>
+        <w:t xml:space="preserve"> </w:t>
+      </w:r>
+      <w:r>
+        <w:t xml:space="preserve">23376</w:t>
+      </w:r>
+      <w:r>
+        <w:t xml:space="preserve"> </w:t>
+      </w:r>
+      <w:r>
+        <w:t xml:space="preserve">(11th</w:t>
+      </w:r>
+      <w:r>
+        <w:t xml:space="preserve"> </w:t>
+      </w:r>
+      <w:r>
+        <w:t xml:space="preserve">Cir.</w:t>
+      </w:r>
+      <w:r>
+        <w:t xml:space="preserve"> </w:t>
+      </w:r>
+      <w:r>
+        <w:t xml:space="preserve">2019)</w:t>
+      </w:r>
+      <w:r>
+        <w:t xml:space="preserve">   </w:t>
       </w:r>
       <w:r>
         <w:tab/>
       </w:r>
       <w:r>
-        <w:t xml:space="preserve">C-1</w:t>
-      </w:r>
-    </w:p>
-    <w:p>
-      <w:pPr>
+        <w:t xml:space="preserve">1</w:t>
+      </w:r>
+    </w:p>
+    <w:p>
+      <w:pPr>
+        <w:keepLines/>
         <w:tabs>
           <w:tab w:val="right" w:leader="dot" w:pos="9360"/>
         </w:tabs>
-        <w:spacing w:before="120" w:after="0" w:line="629" w:lineRule="exact"/>
-        <w:ind w:left="0"/>
-      </w:pPr>
-      <w:r>
-        <w:t xml:space="preserve">STATEMENT REGARDING ORAL ARGUMENT </w:t>
+        <w:spacing w:before="196" w:after="0" w:line="628" w:lineRule="exact"/>
+        <w:ind w:left="504" w:right="1120" w:hanging="504"/>
+      </w:pPr>
+      <w:r>
+        <w:rPr>
+          <w:i/>
+          <w:iCs/>
+        </w:rPr>
+        <w:t xml:space="preserve">Am.</w:t>
+      </w:r>
+      <w:r>
+        <w:rPr>
+          <w:i/>
+          <w:iCs/>
+        </w:rPr>
+        <w:t xml:space="preserve"> </w:t>
+      </w:r>
+      <w:r>
+        <w:rPr>
+          <w:i/>
+          <w:iCs/>
+        </w:rPr>
+        <w:t xml:space="preserve">Fletcher</w:t>
+      </w:r>
+      <w:r>
+        <w:rPr>
+          <w:i/>
+          <w:iCs/>
+        </w:rPr>
+        <w:t xml:space="preserve"> </w:t>
+      </w:r>
+      <w:r>
+        <w:rPr>
+          <w:i/>
+          <w:iCs/>
+        </w:rPr>
+        <w:t xml:space="preserve">Mortg.</w:t>
+      </w:r>
+      <w:r>
+        <w:rPr>
+          <w:i/>
+          <w:iCs/>
+        </w:rPr>
+        <w:t xml:space="preserve"> </w:t>
+      </w:r>
+      <w:r>
+        <w:rPr>
+          <w:i/>
+          <w:iCs/>
+        </w:rPr>
+        <w:t xml:space="preserve">Co.</w:t>
+      </w:r>
+      <w:r>
+        <w:rPr>
+          <w:i/>
+          <w:iCs/>
+        </w:rPr>
+        <w:t xml:space="preserve"> </w:t>
+      </w:r>
+      <w:r>
+        <w:rPr>
+          <w:i/>
+          <w:iCs/>
+        </w:rPr>
+        <w:t xml:space="preserve">v.</w:t>
+      </w:r>
+      <w:r>
+        <w:rPr>
+          <w:i/>
+          <w:iCs/>
+        </w:rPr>
+        <w:t xml:space="preserve"> </w:t>
+      </w:r>
+      <w:r>
+        <w:rPr>
+          <w:i/>
+          <w:iCs/>
+        </w:rPr>
+        <w:t xml:space="preserve">First</w:t>
+      </w:r>
+      <w:r>
+        <w:rPr>
+          <w:i/>
+          <w:iCs/>
+        </w:rPr>
+        <w:t xml:space="preserve"> </w:t>
+      </w:r>
+      <w:r>
+        <w:rPr>
+          <w:i/>
+          <w:iCs/>
+        </w:rPr>
+        <w:t xml:space="preserve">Am.</w:t>
+      </w:r>
+      <w:r>
+        <w:rPr>
+          <w:i/>
+          <w:iCs/>
+        </w:rPr>
+        <w:t xml:space="preserve"> </w:t>
+      </w:r>
+      <w:r>
+        <w:rPr>
+          <w:i/>
+          <w:iCs/>
+        </w:rPr>
+        <w:t xml:space="preserve">Inv.</w:t>
+      </w:r>
+      <w:r>
+        <w:rPr>
+          <w:i/>
+          <w:iCs/>
+        </w:rPr>
+        <w:t xml:space="preserve"> </w:t>
+      </w:r>
+      <w:r>
+        <w:rPr>
+          <w:i/>
+          <w:iCs/>
+        </w:rPr>
+        <w:t xml:space="preserve">Corp.</w:t>
+      </w:r>
+      <w:r>
+        <w:t xml:space="preserve">,</w:t>
+      </w:r>
+      <w:r>
+        <w:br/>
+      </w:r>
+      <w:r>
+        <w:t xml:space="preserve">463</w:t>
+      </w:r>
+      <w:r>
+        <w:t xml:space="preserve"> </w:t>
+      </w:r>
+      <w:r>
+        <w:t xml:space="preserve">F.</w:t>
+      </w:r>
+      <w:r>
+        <w:t xml:space="preserve"> </w:t>
+      </w:r>
+      <w:r>
+        <w:t xml:space="preserve">Supp.</w:t>
+      </w:r>
+      <w:r>
+        <w:t xml:space="preserve"> </w:t>
+      </w:r>
+      <w:r>
+        <w:t xml:space="preserve">186</w:t>
+      </w:r>
+      <w:r>
+        <w:t xml:space="preserve"> </w:t>
+      </w:r>
+      <w:r>
+        <w:t xml:space="preserve">(N.D.</w:t>
+      </w:r>
+      <w:r>
+        <w:t xml:space="preserve"> </w:t>
+      </w:r>
+      <w:r>
+        <w:t xml:space="preserve">Ga.</w:t>
+      </w:r>
+      <w:r>
+        <w:t xml:space="preserve"> </w:t>
+      </w:r>
+      <w:r>
+        <w:t xml:space="preserve">1978)</w:t>
+      </w:r>
+      <w:r>
+        <w:t xml:space="preserve">   </w:t>
       </w:r>
       <w:r>
         <w:tab/>
       </w:r>
       <w:r>
-        <w:t xml:space="preserve">i</w:t>
-      </w:r>
-    </w:p>
-    <w:p>
-      <w:pPr>
+        <w:t xml:space="preserve">*5</w:t>
+      </w:r>
+    </w:p>
+    <w:p>
+      <w:pPr>
+        <w:keepLines/>
         <w:tabs>
           <w:tab w:val="right" w:leader="dot" w:pos="9360"/>
         </w:tabs>
-        <w:spacing w:before="120" w:after="0" w:line="629" w:lineRule="exact"/>
-        <w:ind w:left="0"/>
-      </w:pPr>
-      <w:r>
-        <w:t xml:space="preserve">TABLE OF CONTENTS </w:t>
+        <w:spacing w:before="196" w:after="0" w:line="628" w:lineRule="exact"/>
+        <w:ind w:left="504" w:right="1120" w:hanging="504"/>
+      </w:pPr>
+      <w:r>
+        <w:rPr>
+          <w:i/>
+          <w:iCs/>
+        </w:rPr>
+        <w:t xml:space="preserve">Anago</w:t>
+      </w:r>
+      <w:r>
+        <w:rPr>
+          <w:i/>
+          <w:iCs/>
+        </w:rPr>
+        <w:t xml:space="preserve"> </w:t>
+      </w:r>
+      <w:r>
+        <w:rPr>
+          <w:i/>
+          <w:iCs/>
+        </w:rPr>
+        <w:t xml:space="preserve">Franchising,</w:t>
+      </w:r>
+      <w:r>
+        <w:rPr>
+          <w:i/>
+          <w:iCs/>
+        </w:rPr>
+        <w:t xml:space="preserve"> </w:t>
+      </w:r>
+      <w:r>
+        <w:rPr>
+          <w:i/>
+          <w:iCs/>
+        </w:rPr>
+        <w:t xml:space="preserve">Inc.</w:t>
+      </w:r>
+      <w:r>
+        <w:rPr>
+          <w:i/>
+          <w:iCs/>
+        </w:rPr>
+        <w:t xml:space="preserve"> </w:t>
+      </w:r>
+      <w:r>
+        <w:rPr>
+          <w:i/>
+          <w:iCs/>
+        </w:rPr>
+        <w:t xml:space="preserve">v.</w:t>
+      </w:r>
+      <w:r>
+        <w:rPr>
+          <w:i/>
+          <w:iCs/>
+        </w:rPr>
+        <w:t xml:space="preserve"> </w:t>
+      </w:r>
+      <w:r>
+        <w:rPr>
+          <w:i/>
+          <w:iCs/>
+        </w:rPr>
+        <w:t xml:space="preserve">Shaz,</w:t>
+      </w:r>
+      <w:r>
+        <w:rPr>
+          <w:i/>
+          <w:iCs/>
+        </w:rPr>
+        <w:t xml:space="preserve"> </w:t>
+      </w:r>
+      <w:r>
+        <w:rPr>
+          <w:i/>
+          <w:iCs/>
+        </w:rPr>
+        <w:t xml:space="preserve">LLC</w:t>
+      </w:r>
+      <w:r>
+        <w:t xml:space="preserve">,</w:t>
+      </w:r>
+      <w:r>
+        <w:br/>
+      </w:r>
+      <w:r>
+        <w:t xml:space="preserve">677</w:t>
+      </w:r>
+      <w:r>
+        <w:t xml:space="preserve"> </w:t>
+      </w:r>
+      <w:r>
+        <w:t xml:space="preserve">F.3d</w:t>
+      </w:r>
+      <w:r>
+        <w:t xml:space="preserve"> </w:t>
+      </w:r>
+      <w:r>
+        <w:t xml:space="preserve">1272</w:t>
+      </w:r>
+      <w:r>
+        <w:t xml:space="preserve"> </w:t>
+      </w:r>
+      <w:r>
+        <w:t xml:space="preserve">(11th</w:t>
+      </w:r>
+      <w:r>
+        <w:t xml:space="preserve"> </w:t>
+      </w:r>
+      <w:r>
+        <w:t xml:space="preserve">Cir.</w:t>
+      </w:r>
+      <w:r>
+        <w:t xml:space="preserve"> </w:t>
+      </w:r>
+      <w:r>
+        <w:t xml:space="preserve">2012)</w:t>
+      </w:r>
+      <w:r>
+        <w:t xml:space="preserve">   </w:t>
       </w:r>
       <w:r>
         <w:tab/>
       </w:r>
       <w:r>
-        <w:t xml:space="preserve">ii</w:t>
-      </w:r>
-    </w:p>
-    <w:p>
-      <w:pPr>
+        <w:t xml:space="preserve">*6</w:t>
+      </w:r>
+    </w:p>
+    <w:p>
+      <w:pPr>
+        <w:keepLines/>
         <w:tabs>
           <w:tab w:val="right" w:leader="dot" w:pos="9360"/>
         </w:tabs>
-        <w:spacing w:before="120" w:after="0" w:line="629" w:lineRule="exact"/>
-        <w:ind w:left="0"/>
-      </w:pPr>
-      <w:r>
-        <w:t xml:space="preserve">TABLE OF CITATIONS </w:t>
+        <w:spacing w:before="196" w:after="0" w:line="628" w:lineRule="exact"/>
+        <w:ind w:left="504" w:right="1120" w:hanging="504"/>
+      </w:pPr>
+      <w:r>
+        <w:rPr>
+          <w:i/>
+          <w:iCs/>
+        </w:rPr>
+        <w:t xml:space="preserve">Cohen</w:t>
+      </w:r>
+      <w:r>
+        <w:rPr>
+          <w:i/>
+          <w:iCs/>
+        </w:rPr>
+        <w:t xml:space="preserve"> </w:t>
+      </w:r>
+      <w:r>
+        <w:rPr>
+          <w:i/>
+          <w:iCs/>
+        </w:rPr>
+        <w:t xml:space="preserve">v.</w:t>
+      </w:r>
+      <w:r>
+        <w:rPr>
+          <w:i/>
+          <w:iCs/>
+        </w:rPr>
+        <w:t xml:space="preserve"> </w:t>
+      </w:r>
+      <w:r>
+        <w:rPr>
+          <w:i/>
+          <w:iCs/>
+        </w:rPr>
+        <w:t xml:space="preserve">DeKalb</w:t>
+      </w:r>
+      <w:r>
+        <w:rPr>
+          <w:i/>
+          <w:iCs/>
+        </w:rPr>
+        <w:t xml:space="preserve"> </w:t>
+      </w:r>
+      <w:r>
+        <w:rPr>
+          <w:i/>
+          <w:iCs/>
+        </w:rPr>
+        <w:t xml:space="preserve">Cnty.</w:t>
+      </w:r>
+      <w:r>
+        <w:rPr>
+          <w:i/>
+          <w:iCs/>
+        </w:rPr>
+        <w:t xml:space="preserve"> </w:t>
+      </w:r>
+      <w:r>
+        <w:rPr>
+          <w:i/>
+          <w:iCs/>
+        </w:rPr>
+        <w:t xml:space="preserve">Sch.</w:t>
+      </w:r>
+      <w:r>
+        <w:rPr>
+          <w:i/>
+          <w:iCs/>
+        </w:rPr>
+        <w:t xml:space="preserve"> </w:t>
+      </w:r>
+      <w:r>
+        <w:rPr>
+          <w:i/>
+          <w:iCs/>
+        </w:rPr>
+        <w:t xml:space="preserve">Dist.</w:t>
+      </w:r>
+      <w:r>
+        <w:t xml:space="preserve">,</w:t>
+      </w:r>
+      <w:r>
+        <w:br/>
+      </w:r>
+      <w:r>
+        <w:t xml:space="preserve">2009</w:t>
+      </w:r>
+      <w:r>
+        <w:t xml:space="preserve"> </w:t>
+      </w:r>
+      <w:r>
+        <w:t xml:space="preserve">WL</w:t>
+      </w:r>
+      <w:r>
+        <w:t xml:space="preserve"> </w:t>
+      </w:r>
+      <w:r>
+        <w:t xml:space="preserve">4261161</w:t>
+      </w:r>
+      <w:r>
+        <w:t xml:space="preserve"> </w:t>
+      </w:r>
+      <w:r>
+        <w:t xml:space="preserve">(N.D.</w:t>
+      </w:r>
+      <w:r>
+        <w:t xml:space="preserve"> </w:t>
+      </w:r>
+      <w:r>
+        <w:t xml:space="preserve">Ga.</w:t>
+      </w:r>
+      <w:r>
+        <w:t xml:space="preserve"> </w:t>
+      </w:r>
+      <w:r>
+        <w:t xml:space="preserve">Nov.</w:t>
+      </w:r>
+      <w:r>
+        <w:t xml:space="preserve"> </w:t>
+      </w:r>
+      <w:r>
+        <w:t xml:space="preserve">25,</w:t>
+      </w:r>
+      <w:r>
+        <w:t xml:space="preserve"> </w:t>
+      </w:r>
+      <w:r>
+        <w:t xml:space="preserve">2009)</w:t>
+      </w:r>
+      <w:r>
+        <w:t xml:space="preserve">   </w:t>
       </w:r>
       <w:r>
         <w:tab/>
       </w:r>
       <w:r>
-        <w:t xml:space="preserve">iv</w:t>
-      </w:r>
-    </w:p>
-    <w:p>
-      <w:pPr>
+        <w:t xml:space="preserve">4</w:t>
+      </w:r>
+    </w:p>
+    <w:p>
+      <w:pPr>
+        <w:keepLines/>
         <w:tabs>
           <w:tab w:val="right" w:leader="dot" w:pos="9360"/>
         </w:tabs>
-        <w:spacing w:before="120" w:after="0" w:line="629" w:lineRule="exact"/>
-        <w:ind w:left="0"/>
-      </w:pPr>
-      <w:r>
-        <w:t xml:space="preserve">STATEMENT REGARDING ADOPTION </w:t>
+        <w:spacing w:before="196" w:after="0" w:line="628" w:lineRule="exact"/>
+        <w:ind w:left="504" w:right="1120" w:hanging="504"/>
+      </w:pPr>
+      <w:r>
+        <w:rPr>
+          <w:i/>
+          <w:iCs/>
+        </w:rPr>
+        <w:t xml:space="preserve">Hayes</w:t>
+      </w:r>
+      <w:r>
+        <w:rPr>
+          <w:i/>
+          <w:iCs/>
+        </w:rPr>
+        <w:t xml:space="preserve"> </w:t>
+      </w:r>
+      <w:r>
+        <w:rPr>
+          <w:i/>
+          <w:iCs/>
+        </w:rPr>
+        <w:t xml:space="preserve">v.</w:t>
+      </w:r>
+      <w:r>
+        <w:rPr>
+          <w:i/>
+          <w:iCs/>
+        </w:rPr>
+        <w:t xml:space="preserve"> </w:t>
+      </w:r>
+      <w:r>
+        <w:rPr>
+          <w:i/>
+          <w:iCs/>
+        </w:rPr>
+        <w:t xml:space="preserve">Nat’l</w:t>
+      </w:r>
+      <w:r>
+        <w:rPr>
+          <w:i/>
+          <w:iCs/>
+        </w:rPr>
+        <w:t xml:space="preserve"> </w:t>
+      </w:r>
+      <w:r>
+        <w:rPr>
+          <w:i/>
+          <w:iCs/>
+        </w:rPr>
+        <w:t xml:space="preserve">Serv.</w:t>
+      </w:r>
+      <w:r>
+        <w:rPr>
+          <w:i/>
+          <w:iCs/>
+        </w:rPr>
+        <w:t xml:space="preserve"> </w:t>
+      </w:r>
+      <w:r>
+        <w:rPr>
+          <w:i/>
+          <w:iCs/>
+        </w:rPr>
+        <w:t xml:space="preserve">Indus.</w:t>
+      </w:r>
+      <w:r>
+        <w:t xml:space="preserve">,</w:t>
+      </w:r>
+      <w:r>
+        <w:br/>
+      </w:r>
+      <w:r>
+        <w:t xml:space="preserve">196</w:t>
+      </w:r>
+      <w:r>
+        <w:t xml:space="preserve"> </w:t>
+      </w:r>
+      <w:r>
+        <w:t xml:space="preserve">F.3d</w:t>
+      </w:r>
+      <w:r>
+        <w:t xml:space="preserve"> </w:t>
+      </w:r>
+      <w:r>
+        <w:t xml:space="preserve">1252</w:t>
+      </w:r>
+      <w:r>
+        <w:t xml:space="preserve"> </w:t>
+      </w:r>
+      <w:r>
+        <w:t xml:space="preserve">(11th</w:t>
+      </w:r>
+      <w:r>
+        <w:t xml:space="preserve"> </w:t>
+      </w:r>
+      <w:r>
+        <w:t xml:space="preserve">Cir.</w:t>
+      </w:r>
+      <w:r>
+        <w:t xml:space="preserve"> </w:t>
+      </w:r>
+      <w:r>
+        <w:t xml:space="preserve">1990)</w:t>
+      </w:r>
+      <w:r>
+        <w:t xml:space="preserve">   </w:t>
       </w:r>
       <w:r>
         <w:tab/>
       </w:r>
       <w:r>
-        <w:t xml:space="preserve">1</w:t>
-      </w:r>
-    </w:p>
-    <w:p>
-      <w:pPr>
+        <w:t xml:space="preserve">3</w:t>
+      </w:r>
+    </w:p>
+    <w:p>
+      <w:pPr>
+        <w:keepLines/>
         <w:tabs>
           <w:tab w:val="right" w:leader="dot" w:pos="9360"/>
         </w:tabs>
-        <w:spacing w:before="120" w:after="0" w:line="629" w:lineRule="exact"/>
-        <w:ind w:left="0"/>
-      </w:pPr>
-      <w:r>
-        <w:t xml:space="preserve">JURISDICTIONAL STATEMENT </w:t>
+        <w:spacing w:before="196" w:after="0" w:line="628" w:lineRule="exact"/>
+        <w:ind w:left="504" w:right="1120" w:hanging="504"/>
+      </w:pPr>
+      <w:r>
+        <w:rPr>
+          <w:i/>
+          <w:iCs/>
+        </w:rPr>
+        <w:t xml:space="preserve">Managed</w:t>
+      </w:r>
+      <w:r>
+        <w:rPr>
+          <w:i/>
+          <w:iCs/>
+        </w:rPr>
+        <w:t xml:space="preserve"> </w:t>
+      </w:r>
+      <w:r>
+        <w:rPr>
+          <w:i/>
+          <w:iCs/>
+        </w:rPr>
+        <w:t xml:space="preserve">Care</w:t>
+      </w:r>
+      <w:r>
+        <w:rPr>
+          <w:i/>
+          <w:iCs/>
+        </w:rPr>
+        <w:t xml:space="preserve"> </w:t>
+      </w:r>
+      <w:r>
+        <w:rPr>
+          <w:i/>
+          <w:iCs/>
+        </w:rPr>
+        <w:t xml:space="preserve">Advisory</w:t>
+      </w:r>
+      <w:r>
+        <w:rPr>
+          <w:i/>
+          <w:iCs/>
+        </w:rPr>
+        <w:t xml:space="preserve"> </w:t>
+      </w:r>
+      <w:r>
+        <w:rPr>
+          <w:i/>
+          <w:iCs/>
+        </w:rPr>
+        <w:t xml:space="preserve">Group,</w:t>
+      </w:r>
+      <w:r>
+        <w:rPr>
+          <w:i/>
+          <w:iCs/>
+        </w:rPr>
+        <w:t xml:space="preserve"> </w:t>
+      </w:r>
+      <w:r>
+        <w:rPr>
+          <w:i/>
+          <w:iCs/>
+        </w:rPr>
+        <w:t xml:space="preserve">LLC</w:t>
+      </w:r>
+      <w:r>
+        <w:rPr>
+          <w:i/>
+          <w:iCs/>
+        </w:rPr>
+        <w:t xml:space="preserve"> </w:t>
+      </w:r>
+      <w:r>
+        <w:rPr>
+          <w:i/>
+          <w:iCs/>
+        </w:rPr>
+        <w:t xml:space="preserve">v.</w:t>
+      </w:r>
+      <w:r>
+        <w:rPr>
+          <w:i/>
+          <w:iCs/>
+        </w:rPr>
+        <w:t xml:space="preserve"> </w:t>
+      </w:r>
+      <w:r>
+        <w:rPr>
+          <w:i/>
+          <w:iCs/>
+        </w:rPr>
+        <w:t xml:space="preserve">CIGNA</w:t>
+      </w:r>
+      <w:r>
+        <w:rPr>
+          <w:i/>
+          <w:iCs/>
+        </w:rPr>
+        <w:t xml:space="preserve"> </w:t>
+      </w:r>
+      <w:r>
+        <w:rPr>
+          <w:i/>
+          <w:iCs/>
+        </w:rPr>
+        <w:t xml:space="preserve">Healthcare,</w:t>
+      </w:r>
+      <w:r>
+        <w:rPr>
+          <w:i/>
+          <w:iCs/>
+        </w:rPr>
+        <w:t xml:space="preserve"> </w:t>
+      </w:r>
+      <w:r>
+        <w:rPr>
+          <w:i/>
+          <w:iCs/>
+        </w:rPr>
+        <w:t xml:space="preserve">Inc.</w:t>
+      </w:r>
+      <w:r>
+        <w:t xml:space="preserve">,</w:t>
+      </w:r>
+      <w:r>
+        <w:br/>
+      </w:r>
+      <w:r>
+        <w:t xml:space="preserve">939</w:t>
+      </w:r>
+      <w:r>
+        <w:t xml:space="preserve"> </w:t>
+      </w:r>
+      <w:r>
+        <w:t xml:space="preserve">F.3d</w:t>
+      </w:r>
+      <w:r>
+        <w:t xml:space="preserve"> </w:t>
+      </w:r>
+      <w:r>
+        <w:t xml:space="preserve">1145</w:t>
+      </w:r>
+      <w:r>
+        <w:t xml:space="preserve"> </w:t>
+      </w:r>
+      <w:r>
+        <w:t xml:space="preserve">(11th</w:t>
+      </w:r>
+      <w:r>
+        <w:t xml:space="preserve"> </w:t>
+      </w:r>
+      <w:r>
+        <w:t xml:space="preserve">Cir.</w:t>
+      </w:r>
+      <w:r>
+        <w:t xml:space="preserve"> </w:t>
+      </w:r>
+      <w:r>
+        <w:t xml:space="preserve">2019)</w:t>
+      </w:r>
+      <w:r>
+        <w:t xml:space="preserve">   </w:t>
       </w:r>
       <w:r>
         <w:tab/>
       </w:r>
       <w:r>
-        <w:t xml:space="preserve">1</w:t>
-      </w:r>
-    </w:p>
-    <w:p>
-      <w:pPr>
+        <w:t xml:space="preserve">3</w:t>
+      </w:r>
+    </w:p>
+    <w:p>
+      <w:pPr>
+        <w:keepLines/>
         <w:tabs>
           <w:tab w:val="right" w:leader="dot" w:pos="9360"/>
         </w:tabs>
-        <w:spacing w:before="120" w:after="0" w:line="629" w:lineRule="exact"/>
-        <w:ind w:left="0"/>
-      </w:pPr>
-      <w:r>
-        <w:t xml:space="preserve">STATEMENT OF THE ISSUES </w:t>
+        <w:spacing w:before="196" w:after="0" w:line="628" w:lineRule="exact"/>
+        <w:ind w:left="504" w:right="1120" w:hanging="504"/>
+      </w:pPr>
+      <w:r>
+        <w:rPr>
+          <w:i/>
+          <w:iCs/>
+        </w:rPr>
+        <w:t xml:space="preserve">Vinnett</w:t>
+      </w:r>
+      <w:r>
+        <w:rPr>
+          <w:i/>
+          <w:iCs/>
+        </w:rPr>
+        <w:t xml:space="preserve"> </w:t>
+      </w:r>
+      <w:r>
+        <w:rPr>
+          <w:i/>
+          <w:iCs/>
+        </w:rPr>
+        <w:t xml:space="preserve">v.</w:t>
+      </w:r>
+      <w:r>
+        <w:rPr>
+          <w:i/>
+          <w:iCs/>
+        </w:rPr>
+        <w:t xml:space="preserve"> </w:t>
+      </w:r>
+      <w:r>
+        <w:rPr>
+          <w:i/>
+          <w:iCs/>
+        </w:rPr>
+        <w:t xml:space="preserve">Gen.</w:t>
+      </w:r>
+      <w:r>
+        <w:rPr>
+          <w:i/>
+          <w:iCs/>
+        </w:rPr>
+        <w:t xml:space="preserve"> </w:t>
+      </w:r>
+      <w:r>
+        <w:rPr>
+          <w:i/>
+          <w:iCs/>
+        </w:rPr>
+        <w:t xml:space="preserve">Elec.</w:t>
+      </w:r>
+      <w:r>
+        <w:rPr>
+          <w:i/>
+          <w:iCs/>
+        </w:rPr>
+        <w:t xml:space="preserve"> </w:t>
+      </w:r>
+      <w:r>
+        <w:rPr>
+          <w:i/>
+          <w:iCs/>
+        </w:rPr>
+        <w:t xml:space="preserve">Co.</w:t>
+      </w:r>
+      <w:r>
+        <w:t xml:space="preserve">,</w:t>
+      </w:r>
+      <w:r>
+        <w:br/>
+      </w:r>
+      <w:r>
+        <w:t xml:space="preserve">271</w:t>
+      </w:r>
+      <w:r>
+        <w:t xml:space="preserve"> </w:t>
+      </w:r>
+      <w:r>
+        <w:t xml:space="preserve">Fed.</w:t>
+      </w:r>
+      <w:r>
+        <w:t xml:space="preserve"> </w:t>
+      </w:r>
+      <w:r>
+        <w:t xml:space="preserve">Appx.</w:t>
+      </w:r>
+      <w:r>
+        <w:t xml:space="preserve"> </w:t>
+      </w:r>
+      <w:r>
+        <w:t xml:space="preserve">908</w:t>
+      </w:r>
+      <w:r>
+        <w:t xml:space="preserve"> </w:t>
+      </w:r>
+      <w:r>
+        <w:t xml:space="preserve">(11th</w:t>
+      </w:r>
+      <w:r>
+        <w:t xml:space="preserve"> </w:t>
+      </w:r>
+      <w:r>
+        <w:t xml:space="preserve">Cir.</w:t>
+      </w:r>
+      <w:r>
+        <w:t xml:space="preserve"> </w:t>
+      </w:r>
+      <w:r>
+        <w:t xml:space="preserve">2008)</w:t>
+      </w:r>
+      <w:r>
+        <w:t xml:space="preserve">   </w:t>
       </w:r>
       <w:r>
         <w:tab/>
       </w:r>
       <w:r>
-        <w:t xml:space="preserve">2</w:t>
-      </w:r>
-    </w:p>
-    <w:p>
-      <w:pPr>
+        <w:t xml:space="preserve">3</w:t>
+      </w:r>
+    </w:p>
+    <w:p>
+      <w:pPr>
+        <w:keepNext/>
+        <w:keepLines/>
+        <w:tabs>
+          <w:tab w:val="right" w:pos="9360"/>
+        </w:tabs>
+        <w:spacing w:before="392" w:after="56" w:line="400" w:lineRule="exact"/>
+        <w:ind w:left="0" w:firstLine="0"/>
+      </w:pPr>
+      <w:r>
+        <w:rPr>
+          <w:b/>
+          <w:bCs/>
+        </w:rPr>
+        <w:t xml:space="preserve">Statutes</w:t>
+      </w:r>
+    </w:p>
+    <w:p>
+      <w:pPr>
+        <w:keepLines/>
         <w:tabs>
           <w:tab w:val="right" w:leader="dot" w:pos="9360"/>
         </w:tabs>
-        <w:spacing w:before="120" w:after="0" w:line="629" w:lineRule="exact"/>
-        <w:ind w:left="0"/>
-      </w:pPr>
-      <w:r>
-        <w:t xml:space="preserve">STATEMENT OF THE CASE </w:t>
+        <w:spacing w:before="196" w:after="0" w:line="628" w:lineRule="exact"/>
+        <w:ind w:left="504" w:right="1120" w:hanging="504"/>
+      </w:pPr>
+      <w:r>
+        <w:t xml:space="preserve">28</w:t>
+      </w:r>
+      <w:r>
+        <w:t xml:space="preserve"> </w:t>
+      </w:r>
+      <w:r>
+        <w:t xml:space="preserve">U.S.C.</w:t>
+      </w:r>
+      <w:r>
+        <w:t xml:space="preserve"> </w:t>
+      </w:r>
+      <w:r>
+        <w:t xml:space="preserve">§</w:t>
+      </w:r>
+      <w:r>
+        <w:t xml:space="preserve"> </w:t>
+      </w:r>
+      <w:r>
+        <w:t xml:space="preserve">1291</w:t>
+      </w:r>
+      <w:r>
+        <w:t xml:space="preserve">   </w:t>
       </w:r>
       <w:r>
         <w:tab/>
       </w:r>
       <w:r>
-        <w:t xml:space="preserve">2</w:t>
-      </w:r>
-    </w:p>
-    <w:p>
-      <w:pPr>
+        <w:t xml:space="preserve">1</w:t>
+      </w:r>
+    </w:p>
+    <w:p>
+      <w:pPr>
+        <w:keepLines/>
         <w:tabs>
           <w:tab w:val="right" w:leader="dot" w:pos="9360"/>
         </w:tabs>
-        <w:spacing w:before="0" w:after="0" w:line="629" w:lineRule="exact"/>
-        <w:ind w:left="1440" w:hanging="720"/>
-      </w:pPr>
-      <w:r>
-        <w:t xml:space="preserve">A.</w:t>
+        <w:spacing w:before="196" w:after="0" w:line="628" w:lineRule="exact"/>
+        <w:ind w:left="504" w:right="1120" w:hanging="504"/>
+      </w:pPr>
+      <w:r>
+        <w:t xml:space="preserve">42</w:t>
+      </w:r>
+      <w:r>
+        <w:t xml:space="preserve"> </w:t>
+      </w:r>
+      <w:r>
+        <w:t xml:space="preserve">U.S.C.</w:t>
+      </w:r>
+      <w:r>
+        <w:t xml:space="preserve"> </w:t>
+      </w:r>
+      <w:r>
+        <w:t xml:space="preserve">§§</w:t>
+      </w:r>
+      <w:r>
+        <w:t xml:space="preserve"> </w:t>
+      </w:r>
+      <w:r>
+        <w:t xml:space="preserve">1983,</w:t>
+      </w:r>
+      <w:r>
+        <w:t xml:space="preserve"> </w:t>
+      </w:r>
+      <w:r>
+        <w:t xml:space="preserve">1988</w:t>
+      </w:r>
+      <w:r>
+        <w:t xml:space="preserve">   </w:t>
       </w:r>
       <w:r>
         <w:tab/>
       </w:r>
       <w:r>
-        <w:t xml:space="preserve">Procedural History </w:t>
-      </w:r>
-      <w:r>
-        <w:tab/>
-      </w:r>
-      <w:r>
-        <w:t xml:space="preserve">2</w:t>
-      </w:r>
-    </w:p>
-    <w:p>
-      <w:pPr>
+        <w:t xml:space="preserve">1, 2</w:t>
+      </w:r>
+    </w:p>
+    <w:p>
+      <w:pPr>
+        <w:keepLines/>
         <w:tabs>
           <w:tab w:val="right" w:leader="dot" w:pos="9360"/>
         </w:tabs>
-        <w:spacing w:before="0" w:after="0" w:line="629" w:lineRule="exact"/>
-        <w:ind w:left="1440" w:hanging="720"/>
-      </w:pPr>
-      <w:r>
-        <w:t xml:space="preserve">B.</w:t>
+        <w:spacing w:before="196" w:after="0" w:line="628" w:lineRule="exact"/>
+        <w:ind w:left="504" w:right="1120" w:hanging="504"/>
+      </w:pPr>
+      <w:r>
+        <w:t xml:space="preserve">O.C.G.A.</w:t>
+      </w:r>
+      <w:r>
+        <w:t xml:space="preserve"> </w:t>
+      </w:r>
+      <w:r>
+        <w:t xml:space="preserve">§</w:t>
+      </w:r>
+      <w:r>
+        <w:t xml:space="preserve"> </w:t>
+      </w:r>
+      <w:r>
+        <w:t xml:space="preserve">9</w:t>
+        <w:noBreakHyphen/>
+        <w:t xml:space="preserve">2</w:t>
+        <w:noBreakHyphen/>
+        <w:t xml:space="preserve">20</w:t>
+      </w:r>
+      <w:r>
+        <w:t xml:space="preserve">   </w:t>
       </w:r>
       <w:r>
         <w:tab/>
       </w:r>
       <w:r>
-        <w:t xml:space="preserve">Standard of Review </w:t>
-      </w:r>
-      <w:r>
-        <w:tab/>
-      </w:r>
-      <w:r>
-        <w:t xml:space="preserve">2</w:t>
-      </w:r>
-    </w:p>
-    <w:p>
-      <w:pPr>
+        <w:t xml:space="preserve">5</w:t>
+      </w:r>
+    </w:p>
+    <w:p>
+      <w:pPr>
+        <w:keepNext/>
+        <w:keepLines/>
+        <w:tabs>
+          <w:tab w:val="right" w:pos="9360"/>
+        </w:tabs>
+        <w:spacing w:before="392" w:after="56" w:line="400" w:lineRule="exact"/>
+        <w:ind w:left="0" w:firstLine="0"/>
+      </w:pPr>
+      <w:r>
+        <w:rPr>
+          <w:b/>
+          <w:bCs/>
+        </w:rPr>
+        <w:t xml:space="preserve">Rules</w:t>
+      </w:r>
+    </w:p>
+    <w:p>
+      <w:pPr>
+        <w:keepLines/>
         <w:tabs>
           <w:tab w:val="right" w:leader="dot" w:pos="9360"/>
         </w:tabs>
-        <w:spacing w:before="120" w:after="0" w:line="629" w:lineRule="exact"/>
-        <w:ind w:left="0"/>
-      </w:pPr>
-      <w:r>
-        <w:t xml:space="preserve">SUMMARY OF THE ARGUMENT </w:t>
-      </w:r>
-      <w:r>
-        <w:tab/>
-      </w:r>
-      <w:r>
-        <w:t xml:space="preserve">3</w:t>
-      </w:r>
-    </w:p>
-    <w:p>
-      <w:pPr>
-        <w:tabs>
-          <w:tab w:val="right" w:leader="dot" w:pos="9360"/>
-        </w:tabs>
-        <w:spacing w:before="120" w:after="0" w:line="629" w:lineRule="exact"/>
-        <w:ind w:left="0"/>
-      </w:pPr>
-      <w:r>
-        <w:t xml:space="preserve">ARGUMENT </w:t>
-      </w:r>
-      <w:r>
-        <w:tab/>
-      </w:r>
-      <w:r>
-        <w:t xml:space="preserve">3</w:t>
-      </w:r>
-    </w:p>
-    <w:p>
-      <w:pPr>
-        <w:tabs>
-          <w:tab w:val="right" w:leader="dot" w:pos="9360"/>
-        </w:tabs>
-        <w:spacing w:before="0" w:after="0" w:line="629" w:lineRule="exact"/>
-        <w:ind w:left="720" w:hanging="720"/>
-      </w:pPr>
-      <w:r>
-        <w:t xml:space="preserve">I.</w:t>
-      </w:r>
-      <w:r>
-        <w:tab/>
-      </w:r>
-      <w:r>
-        <w:t xml:space="preserve">Standard of Review </w:t>
-      </w:r>
-      <w:r>
-        <w:tab/>
-      </w:r>
-      <w:r>
-        <w:t xml:space="preserve">3</w:t>
-      </w:r>
-    </w:p>
-    <w:p>
-      <w:pPr>
-        <w:tabs>
-          <w:tab w:val="right" w:leader="dot" w:pos="9360"/>
-        </w:tabs>
-        <w:spacing w:before="0" w:after="0" w:line="629" w:lineRule="exact"/>
-        <w:ind w:left="720" w:hanging="720"/>
-      </w:pPr>
-      <w:r>
-        <w:t xml:space="preserve">II.</w:t>
-      </w:r>
-      <w:r>
-        <w:tab/>
-      </w:r>
-      <w:r>
-        <w:t xml:space="preserve">Defendants Clayton County and Victor Hill Are Not Parties to the Confidential Settlement Agreement and Therefore Are Without Standing to Bring a Motion to Enforce the Settlement Agreement </w:t>
-      </w:r>
-      <w:r>
-        <w:tab/>
-      </w:r>
-      <w:r>
-        <w:t xml:space="preserve">4</w:t>
-      </w:r>
-    </w:p>
-    <w:p>
-      <w:pPr>
-        <w:tabs>
-          <w:tab w:val="right" w:leader="dot" w:pos="9360"/>
-        </w:tabs>
-        <w:spacing w:before="0" w:after="0" w:line="629" w:lineRule="exact"/>
-        <w:ind w:left="1440" w:hanging="720"/>
-      </w:pPr>
-      <w:r>
-        <w:t xml:space="preserve">A.</w:t>
-      </w:r>
-      <w:r>
-        <w:tab/>
-      </w:r>
-      <w:r>
-        <w:t xml:space="preserve">The Confidential Settlement Agreement Identifies the Parties and Beneficiaries to the Agreement </w:t>
-      </w:r>
-      <w:r>
-        <w:tab/>
-      </w:r>
-      <w:r>
-        <w:t xml:space="preserve">4</w:t>
-      </w:r>
-    </w:p>
-    <w:p>
-      <w:pPr>
-        <w:tabs>
-          <w:tab w:val="right" w:leader="dot" w:pos="9360"/>
-        </w:tabs>
-        <w:spacing w:before="0" w:after="0" w:line="629" w:lineRule="exact"/>
-        <w:ind w:left="1440" w:hanging="720"/>
-      </w:pPr>
-      <w:r>
-        <w:t xml:space="preserve">B.</w:t>
-      </w:r>
-      <w:r>
-        <w:tab/>
-      </w:r>
-      <w:r>
-        <w:t xml:space="preserve">CorrectHealth Clayton LLC and Dr. Charles Clopton Have Been Dismissed With Prejudice and Are Unable to Bring a Motion to Enforce the Settlement Agreement </w:t>
-      </w:r>
-      <w:r>
-        <w:tab/>
-      </w:r>
-      <w:r>
-        <w:t xml:space="preserve">5</w:t>
-      </w:r>
-    </w:p>
-    <w:p>
-      <w:pPr>
-        <w:tabs>
-          <w:tab w:val="right" w:leader="dot" w:pos="9360"/>
-        </w:tabs>
-        <w:spacing w:before="120" w:after="0" w:line="629" w:lineRule="exact"/>
-        <w:ind w:left="0"/>
-      </w:pPr>
-      <w:r>
-        <w:t xml:space="preserve">CONCLUSION </w:t>
-      </w:r>
-      <w:r>
-        <w:tab/>
-      </w:r>
-      <w:r>
-        <w:t xml:space="preserve">6</w:t>
-      </w:r>
-    </w:p>
-    <w:p>
-      <w:pPr>
-        <w:tabs>
-          <w:tab w:val="right" w:leader="dot" w:pos="9360"/>
-        </w:tabs>
-        <w:spacing w:before="120" w:after="0" w:line="629" w:lineRule="exact"/>
-        <w:ind w:left="0"/>
-      </w:pPr>
-      <w:r>
-        <w:t xml:space="preserve">CERTIFICATE OF COMPLIANCE </w:t>
-      </w:r>
-      <w:r>
-        <w:tab/>
-      </w:r>
-      <w:r>
-        <w:t xml:space="preserve">7</w:t>
-      </w:r>
-    </w:p>
-    <w:p>
-      <w:pPr>
-        <w:tabs>
-          <w:tab w:val="right" w:leader="dot" w:pos="9360"/>
-        </w:tabs>
-        <w:spacing w:before="120" w:after="0" w:line="629" w:lineRule="exact"/>
-        <w:ind w:left="0"/>
-      </w:pPr>
-      <w:r>
-        <w:t xml:space="preserve">CERTIFICATE OF SERVICE </w:t>
-      </w:r>
-      <w:r>
-        <w:tab/>
-      </w:r>
-      <w:r>
-        <w:t xml:space="preserve">8</w:t>
-      </w:r>
-    </w:p>
-    <w:p>
-      <w:pPr>
-        <w:keepNext/>
-        <w:keepLines/>
-        <w:pageBreakBefore/>
-        <w:spacing w:before="0" w:after="240" w:line="399" w:lineRule="exact"/>
-        <w:jc w:val="center"/>
-      </w:pPr>
-      <w:r>
-        <w:rPr>
-          <w:b/>
-          <w:bCs/>
-        </w:rPr>
-        <w:t xml:space="preserve">TABLE OF CITATIONS</w:t>
-      </w:r>
-    </w:p>
-    <w:p>
-      <w:pPr>
-        <w:tabs>
-          <w:tab w:val="right" w:pos="9360"/>
-        </w:tabs>
-        <w:keepNext/>
-        <w:keepLines/>
-        <w:spacing w:before="240" w:after="100" w:line="399" w:lineRule="exact"/>
-      </w:pPr>
-      <w:r>
-        <w:rPr>
-          <w:b/>
-          <w:bCs/>
-        </w:rPr>
-        <w:t xml:space="preserve">Cases</w:t>
-      </w:r>
-      <w:r>
-        <w:tab/>
-      </w:r>
-      <w:r>
-        <w:rPr>
-          <w:b/>
-          <w:bCs/>
-          <w:u w:val="single"/>
-        </w:rPr>
-        <w:t xml:space="preserve">Page(s)</w:t>
-      </w:r>
-    </w:p>
-    <w:p>
-      <w:pPr>
-        <w:tabs>
-          <w:tab w:val="right" w:leader="dot" w:pos="9360"/>
-        </w:tabs>
-        <w:keepNext/>
-        <w:keepLines/>
-        <w:spacing w:before="140" w:after="0" w:line="629" w:lineRule="exact"/>
-        <w:ind w:left="504" w:hanging="504"/>
-      </w:pPr>
-      <w:r>
-        <w:rPr>
-          <w:i/>
-          <w:iCs/>
-        </w:rPr>
-        <w:t xml:space="preserve">Affiliati</w:t>
-      </w:r>
-      <w:r>
-        <w:rPr>
-          <w:i/>
-          <w:iCs/>
-        </w:rPr>
-        <w:t xml:space="preserve"> </w:t>
-      </w:r>
-      <w:r>
-        <w:rPr>
-          <w:i/>
-          <w:iCs/>
-        </w:rPr>
-        <w:t xml:space="preserve">Network,</w:t>
-      </w:r>
-      <w:r>
-        <w:rPr>
-          <w:i/>
-          <w:iCs/>
-        </w:rPr>
-        <w:t xml:space="preserve"> </w:t>
-      </w:r>
-      <w:r>
-        <w:rPr>
-          <w:i/>
-          <w:iCs/>
-        </w:rPr>
-        <w:t xml:space="preserve">Inc. v.</w:t>
-      </w:r>
-      <w:r>
-        <w:rPr>
-          <w:i/>
-          <w:iCs/>
-        </w:rPr>
-        <w:t xml:space="preserve"> </w:t>
-      </w:r>
-      <w:r>
-        <w:rPr>
-          <w:i/>
-          <w:iCs/>
-        </w:rPr>
-        <w:t xml:space="preserve">Common</w:t>
-      </w:r>
-      <w:r>
-        <w:rPr>
-          <w:i/>
-          <w:iCs/>
-        </w:rPr>
-        <w:t xml:space="preserve"> </w:t>
-      </w:r>
-      <w:r>
-        <w:rPr>
-          <w:i/>
-          <w:iCs/>
-        </w:rPr>
-        <w:t xml:space="preserve">Sense</w:t>
-      </w:r>
-      <w:r>
-        <w:rPr>
-          <w:i/>
-          <w:iCs/>
-        </w:rPr>
-        <w:t xml:space="preserve"> </w:t>
-      </w:r>
-      <w:r>
-        <w:rPr>
-          <w:i/>
-          <w:iCs/>
-        </w:rPr>
-        <w:t xml:space="preserve">Beauty,</w:t>
-      </w:r>
-      <w:r>
-        <w:rPr>
-          <w:i/>
-          <w:iCs/>
-        </w:rPr>
-        <w:t xml:space="preserve"> </w:t>
-      </w:r>
-      <w:r>
-        <w:rPr>
-          <w:i/>
-          <w:iCs/>
-        </w:rPr>
-        <w:t xml:space="preserve">LLC</w:t>
-      </w:r>
-      <w:r>
-        <w:t xml:space="preserve">,</w:t>
-      </w:r>
-      <w:r>
-        <w:br/>
-      </w:r>
-      <w:r>
-        <w:t xml:space="preserve">2019</w:t>
-      </w:r>
-      <w:r>
-        <w:t xml:space="preserve"> </w:t>
-      </w:r>
-      <w:r>
-        <w:t xml:space="preserve">U.S.</w:t>
+        <w:spacing w:before="196" w:after="0" w:line="628" w:lineRule="exact"/>
+        <w:ind w:left="504" w:right="1120" w:hanging="504"/>
+      </w:pPr>
+      <w:r>
+        <w:t xml:space="preserve">Fed.</w:t>
+      </w:r>
+      <w:r>
+        <w:t xml:space="preserve"> </w:t>
+      </w:r>
+      <w:r>
+        <w:t xml:space="preserve">R.</w:t>
       </w:r>
       <w:r>
         <w:t xml:space="preserve"> </w:t>
@@ -3658,1076 +5394,6 @@
         <w:t xml:space="preserve"> </w:t>
       </w:r>
       <w:r>
-        <w:t xml:space="preserve">LEXIS</w:t>
-      </w:r>
-      <w:r>
-        <w:t xml:space="preserve"> </w:t>
-      </w:r>
-      <w:r>
-        <w:t xml:space="preserve">23376</w:t>
-      </w:r>
-      <w:r>
-        <w:t xml:space="preserve"> </w:t>
-      </w:r>
-      <w:r>
-        <w:t xml:space="preserve">(11th</w:t>
-      </w:r>
-      <w:r>
-        <w:t xml:space="preserve"> </w:t>
-      </w:r>
-      <w:r>
-        <w:t xml:space="preserve">Cir.</w:t>
-      </w:r>
-      <w:r>
-        <w:t xml:space="preserve"> </w:t>
-      </w:r>
-      <w:r>
-        <w:t xml:space="preserve">2019)</w:t>
-      </w:r>
-      <w:r>
-        <w:t xml:space="preserve"> </w:t>
-      </w:r>
-      <w:r>
-        <w:tab/>
-      </w:r>
-      <w:r>
-        <w:t xml:space="preserve">1</w:t>
-      </w:r>
-    </w:p>
-    <w:p>
-      <w:pPr>
-        <w:tabs>
-          <w:tab w:val="right" w:leader="dot" w:pos="9360"/>
-        </w:tabs>
-        <w:keepNext/>
-        <w:keepLines/>
-        <w:spacing w:before="140" w:after="0" w:line="629" w:lineRule="exact"/>
-        <w:ind w:left="504" w:hanging="504"/>
-      </w:pPr>
-      <w:r>
-        <w:rPr>
-          <w:i/>
-          <w:iCs/>
-        </w:rPr>
-        <w:t xml:space="preserve">Am.</w:t>
-      </w:r>
-      <w:r>
-        <w:rPr>
-          <w:i/>
-          <w:iCs/>
-        </w:rPr>
-        <w:t xml:space="preserve"> </w:t>
-      </w:r>
-      <w:r>
-        <w:rPr>
-          <w:i/>
-          <w:iCs/>
-        </w:rPr>
-        <w:t xml:space="preserve">Fletcher</w:t>
-      </w:r>
-      <w:r>
-        <w:rPr>
-          <w:i/>
-          <w:iCs/>
-        </w:rPr>
-        <w:t xml:space="preserve"> </w:t>
-      </w:r>
-      <w:r>
-        <w:rPr>
-          <w:i/>
-          <w:iCs/>
-        </w:rPr>
-        <w:t xml:space="preserve">Mortg.</w:t>
-      </w:r>
-      <w:r>
-        <w:rPr>
-          <w:i/>
-          <w:iCs/>
-        </w:rPr>
-        <w:t xml:space="preserve"> </w:t>
-      </w:r>
-      <w:r>
-        <w:rPr>
-          <w:i/>
-          <w:iCs/>
-        </w:rPr>
-        <w:t xml:space="preserve">Co. v.</w:t>
-      </w:r>
-      <w:r>
-        <w:rPr>
-          <w:i/>
-          <w:iCs/>
-        </w:rPr>
-        <w:t xml:space="preserve"> </w:t>
-      </w:r>
-      <w:r>
-        <w:rPr>
-          <w:i/>
-          <w:iCs/>
-        </w:rPr>
-        <w:t xml:space="preserve">First</w:t>
-      </w:r>
-      <w:r>
-        <w:rPr>
-          <w:i/>
-          <w:iCs/>
-        </w:rPr>
-        <w:t xml:space="preserve"> </w:t>
-      </w:r>
-      <w:r>
-        <w:rPr>
-          <w:i/>
-          <w:iCs/>
-        </w:rPr>
-        <w:t xml:space="preserve">Am.</w:t>
-      </w:r>
-      <w:r>
-        <w:rPr>
-          <w:i/>
-          <w:iCs/>
-        </w:rPr>
-        <w:t xml:space="preserve"> </w:t>
-      </w:r>
-      <w:r>
-        <w:rPr>
-          <w:i/>
-          <w:iCs/>
-        </w:rPr>
-        <w:t xml:space="preserve">Inv.</w:t>
-      </w:r>
-      <w:r>
-        <w:rPr>
-          <w:i/>
-          <w:iCs/>
-        </w:rPr>
-        <w:t xml:space="preserve"> </w:t>
-      </w:r>
-      <w:r>
-        <w:rPr>
-          <w:i/>
-          <w:iCs/>
-        </w:rPr>
-        <w:t xml:space="preserve">Corp.</w:t>
-      </w:r>
-      <w:r>
-        <w:t xml:space="preserve">,</w:t>
-      </w:r>
-      <w:r>
-        <w:br/>
-      </w:r>
-      <w:r>
-        <w:t xml:space="preserve">463</w:t>
-      </w:r>
-      <w:r>
-        <w:t xml:space="preserve"> </w:t>
-      </w:r>
-      <w:r>
-        <w:t xml:space="preserve">F.</w:t>
-      </w:r>
-      <w:r>
-        <w:t xml:space="preserve"> </w:t>
-      </w:r>
-      <w:r>
-        <w:t xml:space="preserve">Supp.</w:t>
-      </w:r>
-      <w:r>
-        <w:t xml:space="preserve"> </w:t>
-      </w:r>
-      <w:r>
-        <w:t xml:space="preserve">186</w:t>
-      </w:r>
-      <w:r>
-        <w:t xml:space="preserve"> </w:t>
-      </w:r>
-      <w:r>
-        <w:t xml:space="preserve">(N.D.</w:t>
-      </w:r>
-      <w:r>
-        <w:t xml:space="preserve"> </w:t>
-      </w:r>
-      <w:r>
-        <w:t xml:space="preserve">Ga.</w:t>
-      </w:r>
-      <w:r>
-        <w:t xml:space="preserve"> </w:t>
-      </w:r>
-      <w:r>
-        <w:t xml:space="preserve">1978)</w:t>
-      </w:r>
-      <w:r>
-        <w:t xml:space="preserve"> </w:t>
-      </w:r>
-      <w:r>
-        <w:tab/>
-      </w:r>
-      <w:r>
-        <w:t xml:space="preserve">*4</w:t>
-      </w:r>
-    </w:p>
-    <w:p>
-      <w:pPr>
-        <w:tabs>
-          <w:tab w:val="right" w:leader="dot" w:pos="9360"/>
-        </w:tabs>
-        <w:keepNext/>
-        <w:keepLines/>
-        <w:spacing w:before="140" w:after="0" w:line="629" w:lineRule="exact"/>
-        <w:ind w:left="504" w:hanging="504"/>
-      </w:pPr>
-      <w:r>
-        <w:rPr>
-          <w:i/>
-          <w:iCs/>
-        </w:rPr>
-        <w:t xml:space="preserve">Anago</w:t>
-      </w:r>
-      <w:r>
-        <w:rPr>
-          <w:i/>
-          <w:iCs/>
-        </w:rPr>
-        <w:t xml:space="preserve"> </w:t>
-      </w:r>
-      <w:r>
-        <w:rPr>
-          <w:i/>
-          <w:iCs/>
-        </w:rPr>
-        <w:t xml:space="preserve">Franchising,</w:t>
-      </w:r>
-      <w:r>
-        <w:rPr>
-          <w:i/>
-          <w:iCs/>
-        </w:rPr>
-        <w:t xml:space="preserve"> </w:t>
-      </w:r>
-      <w:r>
-        <w:rPr>
-          <w:i/>
-          <w:iCs/>
-        </w:rPr>
-        <w:t xml:space="preserve">Inc. v.</w:t>
-      </w:r>
-      <w:r>
-        <w:rPr>
-          <w:i/>
-          <w:iCs/>
-        </w:rPr>
-        <w:t xml:space="preserve"> </w:t>
-      </w:r>
-      <w:r>
-        <w:rPr>
-          <w:i/>
-          <w:iCs/>
-        </w:rPr>
-        <w:t xml:space="preserve">Shaz,</w:t>
-      </w:r>
-      <w:r>
-        <w:rPr>
-          <w:i/>
-          <w:iCs/>
-        </w:rPr>
-        <w:t xml:space="preserve"> </w:t>
-      </w:r>
-      <w:r>
-        <w:rPr>
-          <w:i/>
-          <w:iCs/>
-        </w:rPr>
-        <w:t xml:space="preserve">LLC</w:t>
-      </w:r>
-      <w:r>
-        <w:t xml:space="preserve">,</w:t>
-      </w:r>
-      <w:r>
-        <w:br/>
-      </w:r>
-      <w:r>
-        <w:t xml:space="preserve">677</w:t>
-      </w:r>
-      <w:r>
-        <w:t xml:space="preserve"> </w:t>
-      </w:r>
-      <w:r>
-        <w:t xml:space="preserve">F.3d</w:t>
-      </w:r>
-      <w:r>
-        <w:t xml:space="preserve"> </w:t>
-      </w:r>
-      <w:r>
-        <w:t xml:space="preserve">1272</w:t>
-      </w:r>
-      <w:r>
-        <w:t xml:space="preserve"> </w:t>
-      </w:r>
-      <w:r>
-        <w:t xml:space="preserve">(11th</w:t>
-      </w:r>
-      <w:r>
-        <w:t xml:space="preserve"> </w:t>
-      </w:r>
-      <w:r>
-        <w:t xml:space="preserve">Cir.</w:t>
-      </w:r>
-      <w:r>
-        <w:t xml:space="preserve"> </w:t>
-      </w:r>
-      <w:r>
-        <w:t xml:space="preserve">2012)</w:t>
-      </w:r>
-      <w:r>
-        <w:t xml:space="preserve"> </w:t>
-      </w:r>
-      <w:r>
-        <w:tab/>
-      </w:r>
-      <w:r>
-        <w:t xml:space="preserve">*5</w:t>
-      </w:r>
-    </w:p>
-    <w:p>
-      <w:pPr>
-        <w:tabs>
-          <w:tab w:val="right" w:leader="dot" w:pos="9360"/>
-        </w:tabs>
-        <w:keepNext/>
-        <w:keepLines/>
-        <w:spacing w:before="140" w:after="0" w:line="629" w:lineRule="exact"/>
-        <w:ind w:left="504" w:hanging="504"/>
-      </w:pPr>
-      <w:r>
-        <w:rPr>
-          <w:i/>
-          <w:iCs/>
-        </w:rPr>
-        <w:t xml:space="preserve">Cohen</w:t>
-      </w:r>
-      <w:r>
-        <w:rPr>
-          <w:i/>
-          <w:iCs/>
-        </w:rPr>
-        <w:t xml:space="preserve"> </w:t>
-      </w:r>
-      <w:r>
-        <w:rPr>
-          <w:i/>
-          <w:iCs/>
-        </w:rPr>
-        <w:t xml:space="preserve">v.</w:t>
-      </w:r>
-      <w:r>
-        <w:rPr>
-          <w:i/>
-          <w:iCs/>
-        </w:rPr>
-        <w:t xml:space="preserve"> </w:t>
-      </w:r>
-      <w:r>
-        <w:rPr>
-          <w:i/>
-          <w:iCs/>
-        </w:rPr>
-        <w:t xml:space="preserve">DeKalb</w:t>
-      </w:r>
-      <w:r>
-        <w:rPr>
-          <w:i/>
-          <w:iCs/>
-        </w:rPr>
-        <w:t xml:space="preserve"> </w:t>
-      </w:r>
-      <w:r>
-        <w:rPr>
-          <w:i/>
-          <w:iCs/>
-        </w:rPr>
-        <w:t xml:space="preserve">Cnty.</w:t>
-      </w:r>
-      <w:r>
-        <w:rPr>
-          <w:i/>
-          <w:iCs/>
-        </w:rPr>
-        <w:t xml:space="preserve"> </w:t>
-      </w:r>
-      <w:r>
-        <w:rPr>
-          <w:i/>
-          <w:iCs/>
-        </w:rPr>
-        <w:t xml:space="preserve">Sch.</w:t>
-      </w:r>
-      <w:r>
-        <w:rPr>
-          <w:i/>
-          <w:iCs/>
-        </w:rPr>
-        <w:t xml:space="preserve"> </w:t>
-      </w:r>
-      <w:r>
-        <w:rPr>
-          <w:i/>
-          <w:iCs/>
-        </w:rPr>
-        <w:t xml:space="preserve">Dist.</w:t>
-      </w:r>
-      <w:r>
-        <w:t xml:space="preserve">,</w:t>
-      </w:r>
-      <w:r>
-        <w:br/>
-      </w:r>
-      <w:r>
-        <w:t xml:space="preserve">2009</w:t>
-      </w:r>
-      <w:r>
-        <w:t xml:space="preserve"> </w:t>
-      </w:r>
-      <w:r>
-        <w:t xml:space="preserve">WL</w:t>
-      </w:r>
-      <w:r>
-        <w:t xml:space="preserve"> </w:t>
-      </w:r>
-      <w:r>
-        <w:t xml:space="preserve">4261161</w:t>
-      </w:r>
-      <w:r>
-        <w:t xml:space="preserve"> </w:t>
-      </w:r>
-      <w:r>
-        <w:t xml:space="preserve">(N.D.</w:t>
-      </w:r>
-      <w:r>
-        <w:t xml:space="preserve"> </w:t>
-      </w:r>
-      <w:r>
-        <w:t xml:space="preserve">Ga.</w:t>
-      </w:r>
-      <w:r>
-        <w:t xml:space="preserve"> </w:t>
-      </w:r>
-      <w:r>
-        <w:t xml:space="preserve">Nov. 25,</w:t>
-      </w:r>
-      <w:r>
-        <w:t xml:space="preserve"> </w:t>
-      </w:r>
-      <w:r>
-        <w:t xml:space="preserve">2009)</w:t>
-      </w:r>
-      <w:r>
-        <w:t xml:space="preserve"> </w:t>
-      </w:r>
-      <w:r>
-        <w:tab/>
-      </w:r>
-      <w:r>
-        <w:t xml:space="preserve">3</w:t>
-      </w:r>
-    </w:p>
-    <w:p>
-      <w:pPr>
-        <w:tabs>
-          <w:tab w:val="right" w:leader="dot" w:pos="9360"/>
-        </w:tabs>
-        <w:keepNext/>
-        <w:keepLines/>
-        <w:spacing w:before="140" w:after="0" w:line="629" w:lineRule="exact"/>
-        <w:ind w:left="504" w:hanging="504"/>
-      </w:pPr>
-      <w:r>
-        <w:rPr>
-          <w:i/>
-          <w:iCs/>
-        </w:rPr>
-        <w:t xml:space="preserve">Hayes</w:t>
-      </w:r>
-      <w:r>
-        <w:rPr>
-          <w:i/>
-          <w:iCs/>
-        </w:rPr>
-        <w:t xml:space="preserve"> </w:t>
-      </w:r>
-      <w:r>
-        <w:rPr>
-          <w:i/>
-          <w:iCs/>
-        </w:rPr>
-        <w:t xml:space="preserve">v.</w:t>
-      </w:r>
-      <w:r>
-        <w:rPr>
-          <w:i/>
-          <w:iCs/>
-        </w:rPr>
-        <w:t xml:space="preserve"> </w:t>
-      </w:r>
-      <w:r>
-        <w:rPr>
-          <w:i/>
-          <w:iCs/>
-        </w:rPr>
-        <w:t xml:space="preserve">Nat’l</w:t>
-      </w:r>
-      <w:r>
-        <w:rPr>
-          <w:i/>
-          <w:iCs/>
-        </w:rPr>
-        <w:t xml:space="preserve"> </w:t>
-      </w:r>
-      <w:r>
-        <w:rPr>
-          <w:i/>
-          <w:iCs/>
-        </w:rPr>
-        <w:t xml:space="preserve">Serv.</w:t>
-      </w:r>
-      <w:r>
-        <w:rPr>
-          <w:i/>
-          <w:iCs/>
-        </w:rPr>
-        <w:t xml:space="preserve"> </w:t>
-      </w:r>
-      <w:r>
-        <w:rPr>
-          <w:i/>
-          <w:iCs/>
-        </w:rPr>
-        <w:t xml:space="preserve">Indus.</w:t>
-      </w:r>
-      <w:r>
-        <w:t xml:space="preserve">,</w:t>
-      </w:r>
-      <w:r>
-        <w:br/>
-      </w:r>
-      <w:r>
-        <w:t xml:space="preserve">196</w:t>
-      </w:r>
-      <w:r>
-        <w:t xml:space="preserve"> </w:t>
-      </w:r>
-      <w:r>
-        <w:t xml:space="preserve">F.3d</w:t>
-      </w:r>
-      <w:r>
-        <w:t xml:space="preserve"> </w:t>
-      </w:r>
-      <w:r>
-        <w:t xml:space="preserve">1252</w:t>
-      </w:r>
-      <w:r>
-        <w:t xml:space="preserve"> </w:t>
-      </w:r>
-      <w:r>
-        <w:t xml:space="preserve">(11th</w:t>
-      </w:r>
-      <w:r>
-        <w:t xml:space="preserve"> </w:t>
-      </w:r>
-      <w:r>
-        <w:t xml:space="preserve">Cir.</w:t>
-      </w:r>
-      <w:r>
-        <w:t xml:space="preserve"> </w:t>
-      </w:r>
-      <w:r>
-        <w:t xml:space="preserve">1990)</w:t>
-      </w:r>
-      <w:r>
-        <w:t xml:space="preserve"> </w:t>
-      </w:r>
-      <w:r>
-        <w:tab/>
-      </w:r>
-      <w:r>
-        <w:t xml:space="preserve">3</w:t>
-      </w:r>
-    </w:p>
-    <w:p>
-      <w:pPr>
-        <w:tabs>
-          <w:tab w:val="right" w:leader="dot" w:pos="9360"/>
-        </w:tabs>
-        <w:keepNext/>
-        <w:keepLines/>
-        <w:spacing w:before="140" w:after="0" w:line="629" w:lineRule="exact"/>
-        <w:ind w:left="504" w:hanging="504"/>
-      </w:pPr>
-      <w:r>
-        <w:rPr>
-          <w:i/>
-          <w:iCs/>
-        </w:rPr>
-        <w:t xml:space="preserve">Managed</w:t>
-      </w:r>
-      <w:r>
-        <w:rPr>
-          <w:i/>
-          <w:iCs/>
-        </w:rPr>
-        <w:t xml:space="preserve"> </w:t>
-      </w:r>
-      <w:r>
-        <w:rPr>
-          <w:i/>
-          <w:iCs/>
-        </w:rPr>
-        <w:t xml:space="preserve">Care</w:t>
-      </w:r>
-      <w:r>
-        <w:rPr>
-          <w:i/>
-          <w:iCs/>
-        </w:rPr>
-        <w:t xml:space="preserve"> </w:t>
-      </w:r>
-      <w:r>
-        <w:rPr>
-          <w:i/>
-          <w:iCs/>
-        </w:rPr>
-        <w:t xml:space="preserve">Advisory</w:t>
-      </w:r>
-      <w:r>
-        <w:rPr>
-          <w:i/>
-          <w:iCs/>
-        </w:rPr>
-        <w:t xml:space="preserve"> </w:t>
-      </w:r>
-      <w:r>
-        <w:rPr>
-          <w:i/>
-          <w:iCs/>
-        </w:rPr>
-        <w:t xml:space="preserve">Group,</w:t>
-      </w:r>
-      <w:r>
-        <w:rPr>
-          <w:i/>
-          <w:iCs/>
-        </w:rPr>
-        <w:t xml:space="preserve"> </w:t>
-      </w:r>
-      <w:r>
-        <w:rPr>
-          <w:i/>
-          <w:iCs/>
-        </w:rPr>
-        <w:t xml:space="preserve">LLC</w:t>
-      </w:r>
-      <w:r>
-        <w:rPr>
-          <w:i/>
-          <w:iCs/>
-        </w:rPr>
-        <w:t xml:space="preserve"> </w:t>
-      </w:r>
-      <w:r>
-        <w:rPr>
-          <w:i/>
-          <w:iCs/>
-        </w:rPr>
-        <w:t xml:space="preserve">v.</w:t>
-      </w:r>
-      <w:r>
-        <w:rPr>
-          <w:i/>
-          <w:iCs/>
-        </w:rPr>
-        <w:t xml:space="preserve"> </w:t>
-      </w:r>
-      <w:r>
-        <w:rPr>
-          <w:i/>
-          <w:iCs/>
-        </w:rPr>
-        <w:t xml:space="preserve">CIGNA</w:t>
-      </w:r>
-      <w:r>
-        <w:rPr>
-          <w:i/>
-          <w:iCs/>
-        </w:rPr>
-        <w:t xml:space="preserve"> </w:t>
-      </w:r>
-      <w:r>
-        <w:rPr>
-          <w:i/>
-          <w:iCs/>
-        </w:rPr>
-        <w:t xml:space="preserve">Healthcare,</w:t>
-      </w:r>
-      <w:r>
-        <w:rPr>
-          <w:i/>
-          <w:iCs/>
-        </w:rPr>
-        <w:t xml:space="preserve"> </w:t>
-      </w:r>
-      <w:r>
-        <w:rPr>
-          <w:i/>
-          <w:iCs/>
-        </w:rPr>
-        <w:t xml:space="preserve">Inc.</w:t>
-      </w:r>
-      <w:r>
-        <w:t xml:space="preserve">,</w:t>
-      </w:r>
-      <w:r>
-        <w:br/>
-      </w:r>
-      <w:r>
-        <w:t xml:space="preserve">939</w:t>
-      </w:r>
-      <w:r>
-        <w:t xml:space="preserve"> </w:t>
-      </w:r>
-      <w:r>
-        <w:t xml:space="preserve">F.3d</w:t>
-      </w:r>
-      <w:r>
-        <w:t xml:space="preserve"> </w:t>
-      </w:r>
-      <w:r>
-        <w:t xml:space="preserve">1145</w:t>
-      </w:r>
-      <w:r>
-        <w:t xml:space="preserve"> </w:t>
-      </w:r>
-      <w:r>
-        <w:t xml:space="preserve">(11th</w:t>
-      </w:r>
-      <w:r>
-        <w:t xml:space="preserve"> </w:t>
-      </w:r>
-      <w:r>
-        <w:t xml:space="preserve">Cir.</w:t>
-      </w:r>
-      <w:r>
-        <w:t xml:space="preserve"> </w:t>
-      </w:r>
-      <w:r>
-        <w:t xml:space="preserve">2019)</w:t>
-      </w:r>
-      <w:r>
-        <w:t xml:space="preserve"> </w:t>
-      </w:r>
-      <w:r>
-        <w:tab/>
-      </w:r>
-      <w:r>
-        <w:t xml:space="preserve">3</w:t>
-      </w:r>
-    </w:p>
-    <w:p>
-      <w:pPr>
-        <w:tabs>
-          <w:tab w:val="right" w:leader="dot" w:pos="9360"/>
-        </w:tabs>
-        <w:keepNext/>
-        <w:keepLines/>
-        <w:spacing w:before="140" w:after="0" w:line="629" w:lineRule="exact"/>
-        <w:ind w:left="504" w:hanging="504"/>
-      </w:pPr>
-      <w:r>
-        <w:rPr>
-          <w:i/>
-          <w:iCs/>
-        </w:rPr>
-        <w:t xml:space="preserve">Vinnett</w:t>
-      </w:r>
-      <w:r>
-        <w:rPr>
-          <w:i/>
-          <w:iCs/>
-        </w:rPr>
-        <w:t xml:space="preserve"> </w:t>
-      </w:r>
-      <w:r>
-        <w:rPr>
-          <w:i/>
-          <w:iCs/>
-        </w:rPr>
-        <w:t xml:space="preserve">v.</w:t>
-      </w:r>
-      <w:r>
-        <w:rPr>
-          <w:i/>
-          <w:iCs/>
-        </w:rPr>
-        <w:t xml:space="preserve"> </w:t>
-      </w:r>
-      <w:r>
-        <w:rPr>
-          <w:i/>
-          <w:iCs/>
-        </w:rPr>
-        <w:t xml:space="preserve">Gen. Elec.</w:t>
-      </w:r>
-      <w:r>
-        <w:rPr>
-          <w:i/>
-          <w:iCs/>
-        </w:rPr>
-        <w:t xml:space="preserve"> </w:t>
-      </w:r>
-      <w:r>
-        <w:rPr>
-          <w:i/>
-          <w:iCs/>
-        </w:rPr>
-        <w:t xml:space="preserve">Co.</w:t>
-      </w:r>
-      <w:r>
-        <w:t xml:space="preserve">,</w:t>
-      </w:r>
-      <w:r>
-        <w:br/>
-      </w:r>
-      <w:r>
-        <w:t xml:space="preserve">271</w:t>
-      </w:r>
-      <w:r>
-        <w:t xml:space="preserve"> </w:t>
-      </w:r>
-      <w:r>
-        <w:t xml:space="preserve">Fed.</w:t>
-      </w:r>
-      <w:r>
-        <w:t xml:space="preserve"> </w:t>
-      </w:r>
-      <w:r>
-        <w:t xml:space="preserve">Appx.</w:t>
-      </w:r>
-      <w:r>
-        <w:t xml:space="preserve"> </w:t>
-      </w:r>
-      <w:r>
-        <w:t xml:space="preserve">908</w:t>
-      </w:r>
-      <w:r>
-        <w:t xml:space="preserve"> </w:t>
-      </w:r>
-      <w:r>
-        <w:t xml:space="preserve">(11th</w:t>
-      </w:r>
-      <w:r>
-        <w:t xml:space="preserve"> </w:t>
-      </w:r>
-      <w:r>
-        <w:t xml:space="preserve">Cir.</w:t>
-      </w:r>
-      <w:r>
-        <w:t xml:space="preserve"> </w:t>
-      </w:r>
-      <w:r>
-        <w:t xml:space="preserve">2008)</w:t>
-      </w:r>
-      <w:r>
-        <w:t xml:space="preserve"> </w:t>
-      </w:r>
-      <w:r>
-        <w:tab/>
-      </w:r>
-      <w:r>
-        <w:t xml:space="preserve">3</w:t>
-      </w:r>
-    </w:p>
-    <w:p>
-      <w:pPr>
-        <w:tabs>
-          <w:tab w:val="right" w:pos="9360"/>
-        </w:tabs>
-        <w:keepNext/>
-        <w:keepLines/>
-        <w:spacing w:before="360" w:after="100" w:line="399" w:lineRule="exact"/>
-      </w:pPr>
-      <w:r>
-        <w:rPr>
-          <w:b/>
-          <w:bCs/>
-        </w:rPr>
-        <w:t xml:space="preserve">Statutes</w:t>
-      </w:r>
-    </w:p>
-    <w:p>
-      <w:pPr>
-        <w:tabs>
-          <w:tab w:val="right" w:leader="dot" w:pos="9360"/>
-        </w:tabs>
-        <w:keepNext/>
-        <w:keepLines/>
-        <w:spacing w:before="140" w:after="0" w:line="629" w:lineRule="exact"/>
-        <w:ind w:left="504" w:hanging="504"/>
-      </w:pPr>
-      <w:r>
-        <w:t xml:space="preserve">28</w:t>
-      </w:r>
-      <w:r>
-        <w:t xml:space="preserve"> </w:t>
-      </w:r>
-      <w:r>
-        <w:t xml:space="preserve">U.S.C.</w:t>
-      </w:r>
-      <w:r>
-        <w:t xml:space="preserve"> </w:t>
-      </w:r>
-      <w:r>
-        <w:t xml:space="preserve">§</w:t>
-      </w:r>
-      <w:r>
-        <w:t xml:space="preserve"> </w:t>
-      </w:r>
-      <w:r>
-        <w:t xml:space="preserve">1291</w:t>
-      </w:r>
-      <w:r>
-        <w:t xml:space="preserve"> </w:t>
-      </w:r>
-      <w:r>
-        <w:tab/>
-      </w:r>
-      <w:r>
-        <w:t xml:space="preserve">1</w:t>
-      </w:r>
-    </w:p>
-    <w:p>
-      <w:pPr>
-        <w:tabs>
-          <w:tab w:val="right" w:leader="dot" w:pos="9360"/>
-        </w:tabs>
-        <w:keepNext/>
-        <w:keepLines/>
-        <w:spacing w:before="140" w:after="0" w:line="629" w:lineRule="exact"/>
-        <w:ind w:left="504" w:hanging="504"/>
-      </w:pPr>
-      <w:r>
-        <w:t xml:space="preserve">42</w:t>
-      </w:r>
-      <w:r>
-        <w:t xml:space="preserve"> </w:t>
-      </w:r>
-      <w:r>
-        <w:t xml:space="preserve">U.S.C.</w:t>
-      </w:r>
-      <w:r>
-        <w:t xml:space="preserve"> </w:t>
-      </w:r>
-      <w:r>
-        <w:t xml:space="preserve">§§</w:t>
-      </w:r>
-      <w:r>
-        <w:t xml:space="preserve"> </w:t>
-      </w:r>
-      <w:r>
-        <w:t xml:space="preserve">1983,</w:t>
-      </w:r>
-      <w:r>
-        <w:t xml:space="preserve"> </w:t>
-      </w:r>
-      <w:r>
-        <w:t xml:space="preserve">1988</w:t>
-      </w:r>
-      <w:r>
-        <w:t xml:space="preserve"> </w:t>
-      </w:r>
-      <w:r>
-        <w:tab/>
-      </w:r>
-      <w:r>
-        <w:t xml:space="preserve">1</w:t>
-      </w:r>
-    </w:p>
-    <w:p>
-      <w:pPr>
-        <w:tabs>
-          <w:tab w:val="right" w:leader="dot" w:pos="9360"/>
-        </w:tabs>
-        <w:keepNext/>
-        <w:keepLines/>
-        <w:spacing w:before="140" w:after="0" w:line="629" w:lineRule="exact"/>
-        <w:ind w:left="504" w:hanging="504"/>
-      </w:pPr>
-      <w:r>
-        <w:t xml:space="preserve">O.C.G.A.</w:t>
-      </w:r>
-      <w:r>
-        <w:t xml:space="preserve"> </w:t>
-      </w:r>
-      <w:r>
-        <w:t xml:space="preserve">§</w:t>
-      </w:r>
-      <w:r>
-        <w:t xml:space="preserve"> </w:t>
-      </w:r>
-      <w:r>
-        <w:t xml:space="preserve">9-2-20</w:t>
-      </w:r>
-      <w:r>
-        <w:t xml:space="preserve"> </w:t>
-      </w:r>
-      <w:r>
-        <w:tab/>
-      </w:r>
-      <w:r>
-        <w:t xml:space="preserve">4</w:t>
-      </w:r>
-    </w:p>
-    <w:p>
-      <w:pPr>
-        <w:tabs>
-          <w:tab w:val="right" w:pos="9360"/>
-        </w:tabs>
-        <w:keepNext/>
-        <w:keepLines/>
-        <w:spacing w:before="360" w:after="100" w:line="399" w:lineRule="exact"/>
-      </w:pPr>
-      <w:r>
-        <w:rPr>
-          <w:b/>
-          <w:bCs/>
-        </w:rPr>
-        <w:t xml:space="preserve">Rules</w:t>
-      </w:r>
-    </w:p>
-    <w:p>
-      <w:pPr>
-        <w:tabs>
-          <w:tab w:val="right" w:leader="dot" w:pos="9360"/>
-        </w:tabs>
-        <w:keepNext/>
-        <w:keepLines/>
-        <w:spacing w:before="140" w:after="0" w:line="629" w:lineRule="exact"/>
-        <w:ind w:left="504" w:hanging="504"/>
-      </w:pPr>
-      <w:r>
-        <w:t xml:space="preserve">Fed.</w:t>
-      </w:r>
-      <w:r>
-        <w:t xml:space="preserve"> </w:t>
-      </w:r>
-      <w:r>
-        <w:t xml:space="preserve">R.</w:t>
-      </w:r>
-      <w:r>
-        <w:t xml:space="preserve"> </w:t>
-      </w:r>
-      <w:r>
-        <w:t xml:space="preserve">App.</w:t>
-      </w:r>
-      <w:r>
-        <w:t xml:space="preserve"> </w:t>
-      </w:r>
-      <w:r>
         <w:t xml:space="preserve">P.</w:t>
       </w:r>
       <w:r>
@@ -4737,7 +5403,7 @@
         <w:t xml:space="preserve">4(a)(1)(A)</w:t>
       </w:r>
       <w:r>
-        <w:t xml:space="preserve"> </w:t>
+        <w:t xml:space="preserve">   </w:t>
       </w:r>
       <w:r>
         <w:tab/>
@@ -4752,7 +5418,7 @@
         <w:sectPr>
           <w:footerReference w:type="default" r:id="rIdFtrFront"/>
           <w:pgSz w:w="12240" w:h="15840"/>
-          <w:pgMar w:top="1440" w:right="1440" w:bottom="1440" w:left="1440" w:header="720" w:footer="432" w:gutter="0"/>
+          <w:pgMar w:top="1440" w:right="1440" w:bottom="1440" w:left="1440" w:header="720" w:footer="608" w:gutter="0"/>
           <w:pgNumType w:fmt="lowerRoman" w:start="1"/>
         </w:sectPr>
       </w:pPr>
@@ -4761,7 +5427,8 @@
       <w:pPr>
         <w:keepNext/>
         <w:keepLines/>
-        <w:spacing w:before="420" w:after="300" w:line="240" w:lineRule="auto"/>
+        <w:spacing w:before="0" w:after="308" w:line="400" w:lineRule="exact"/>
+        <w:ind w:left="0" w:firstLine="0"/>
         <w:jc w:val="center"/>
       </w:pPr>
       <w:r>
@@ -4769,7 +5436,35 @@
           <w:b/>
           <w:bCs/>
         </w:rPr>
-        <w:t xml:space="preserve">STATEMENT REGARDING ADOPTION</w:t>
+        <w:t xml:space="preserve">STATEMENT</w:t>
+      </w:r>
+      <w:r>
+        <w:rPr>
+          <w:b/>
+          <w:bCs/>
+        </w:rPr>
+        <w:t xml:space="preserve"> </w:t>
+      </w:r>
+      <w:r>
+        <w:rPr>
+          <w:b/>
+          <w:bCs/>
+        </w:rPr>
+        <w:t xml:space="preserve">REGARDING</w:t>
+      </w:r>
+      <w:r>
+        <w:rPr>
+          <w:b/>
+          <w:bCs/>
+        </w:rPr>
+        <w:t xml:space="preserve"> </w:t>
+      </w:r>
+      <w:r>
+        <w:rPr>
+          <w:b/>
+          <w:bCs/>
+        </w:rPr>
+        <w:t xml:space="preserve">ADOPTION</w:t>
       </w:r>
     </w:p>
     <w:p>
@@ -4777,14 +5472,15 @@
         <w:pStyle w:val="FirstParagraph"/>
       </w:pPr>
       <w:r>
-        <w:t xml:space="preserve">Ms. Hill does not make any adoptions.</w:t>
+        <w:t xml:space="preserve">Ms. Hill does not make any adoptions.</w:t>
       </w:r>
     </w:p>
     <w:p>
       <w:pPr>
         <w:keepNext/>
         <w:keepLines/>
-        <w:spacing w:before="420" w:after="300" w:line="240" w:lineRule="auto"/>
+        <w:spacing w:before="420" w:after="308" w:line="400" w:lineRule="exact"/>
+        <w:ind w:left="0" w:firstLine="0"/>
         <w:jc w:val="center"/>
       </w:pPr>
       <w:r>
@@ -4792,7 +5488,21 @@
           <w:b/>
           <w:bCs/>
         </w:rPr>
-        <w:t xml:space="preserve">JURISDICTIONAL STATEMENT</w:t>
+        <w:t xml:space="preserve">JURISDICTIONAL</w:t>
+      </w:r>
+      <w:r>
+        <w:rPr>
+          <w:b/>
+          <w:bCs/>
+        </w:rPr>
+        <w:t xml:space="preserve"> </w:t>
+      </w:r>
+      <w:r>
+        <w:rPr>
+          <w:b/>
+          <w:bCs/>
+        </w:rPr>
+        <w:t xml:space="preserve">STATEMENT</w:t>
       </w:r>
     </w:p>
     <w:p>
@@ -4800,7 +5510,7 @@
         <w:pStyle w:val="BodyText"/>
       </w:pPr>
       <w:r>
-        <w:t xml:space="preserve">Ms. Hill’s claims arise under 42 U.S.C. §§ 1983, 1988 for the denial of medical care while she was detained in the Clayton County jail. The appeal is from an order enforcing a settlement agreement, which is a final order because it forecloses any additional claims. 28 U.S.C. § 1291 provides that “[t]he courts of appeals . . . shall have jurisdiction of appeals from all final decisions of the district courts of the United States.” This Court has said so directly:</w:t>
+        <w:t xml:space="preserve">Ms. Hill’s claims arise under 42 U.S.C. §§ 1983, 1988 for the denial of medical care while she was detained in the Clayton County jail. The appeal is from an order enforcing a settlement agreement, which is a final order because it forecloses any additional claims. 28 U.S.C. § 1291 provides that “[t]he courts of appeals . . . shall have jurisdiction of appeals from all final decisions of the district courts of the United States.” This Court has said so directly:</w:t>
       </w:r>
     </w:p>
     <w:p>
@@ -4808,7 +5518,7 @@
         <w:pStyle w:val="BlockText"/>
       </w:pPr>
       <w:r>
-        <w:t xml:space="preserve">In addition, we have appellate jurisdiction under 28 U.S.C. § 1291, because the order enforcing settlement agreement is a final decision.</w:t>
+        <w:t xml:space="preserve">In addition, we have appellate jurisdiction under 28 U.S.C. § 1291, because the order enforcing settlement agreement is a final decision.</w:t>
       </w:r>
     </w:p>
     <w:p>
@@ -4820,7 +5530,7 @@
           <w:i/>
           <w:iCs/>
         </w:rPr>
-        <w:t xml:space="preserve">Affiliati Network, Inc. v. Common Sense Beauty, LLC</w:t>
+        <w:t xml:space="preserve">Affiliati Network, Inc. v. Common Sense Beauty, LLC</w:t>
       </w:r>
       <w:r>
         <w:t xml:space="preserve">, 2019 U.S. App. LEXIS 23376, *1 (11th Cir. 2019).</w:t>
@@ -4831,14 +5541,15 @@
         <w:pStyle w:val="BodyText"/>
       </w:pPr>
       <w:r>
-        <w:t xml:space="preserve">The District Court entered its Order granting the motion to enforce settlement on August 3, 2023 (N.D. Ga. Doc. 101). Ms. Hill filed her Notice of Appeal on September 1, 2023 (N.D. Ga. Doc. 109), 29 days later, thereby complying with Fed. R. App. P. 4(a)(1)(A).</w:t>
+        <w:t xml:space="preserve">The District Court entered its Order granting the motion to enforce settlement on August 3, 2023 (N.D. Ga. Doc. 101). Ms. Hill filed her Notice of Appeal on September 1, 2023 (N.D. Ga. Doc. 109), 29 days later, thereby complying with Fed. R. App. P. 4(a)(1)(A).</w:t>
       </w:r>
     </w:p>
     <w:p>
       <w:pPr>
         <w:keepNext/>
         <w:keepLines/>
-        <w:spacing w:before="420" w:after="300" w:line="240" w:lineRule="auto"/>
+        <w:spacing w:before="420" w:after="308" w:line="400" w:lineRule="exact"/>
+        <w:ind w:left="0" w:firstLine="0"/>
         <w:jc w:val="center"/>
       </w:pPr>
       <w:r>
@@ -4846,29 +5557,75 @@
           <w:b/>
           <w:bCs/>
         </w:rPr>
-        <w:t xml:space="preserve">STATEMENT OF THE ISSUES</w:t>
-      </w:r>
-    </w:p>
-    <w:p>
-      <w:pPr>
-        <w:pStyle w:val="Compact"/>
-        <w:numPr>
-          <w:ilvl w:val="0"/>
-          <w:numId w:val="1001"/>
-        </w:numPr>
-      </w:pPr>
+        <w:t xml:space="preserve">STATEMENT</w:t>
+      </w:r>
+      <w:r>
+        <w:rPr>
+          <w:b/>
+          <w:bCs/>
+        </w:rPr>
+        <w:t xml:space="preserve"> </w:t>
+      </w:r>
+      <w:r>
+        <w:rPr>
+          <w:b/>
+          <w:bCs/>
+        </w:rPr>
+        <w:t xml:space="preserve">OF</w:t>
+      </w:r>
+      <w:r>
+        <w:rPr>
+          <w:b/>
+          <w:bCs/>
+        </w:rPr>
+        <w:t xml:space="preserve"> </w:t>
+      </w:r>
+      <w:r>
+        <w:rPr>
+          <w:b/>
+          <w:bCs/>
+        </w:rPr>
+        <w:t xml:space="preserve">THE</w:t>
+      </w:r>
+      <w:r>
+        <w:rPr>
+          <w:b/>
+          <w:bCs/>
+        </w:rPr>
+        <w:t xml:space="preserve"> </w:t>
+      </w:r>
+      <w:r>
+        <w:rPr>
+          <w:b/>
+          <w:bCs/>
+        </w:rPr>
+        <w:t xml:space="preserve">ISSUES</w:t>
+      </w:r>
+    </w:p>
+    <w:p>
+      <w:pPr>
+        <w:pStyle w:val="ListItem"/>
+      </w:pPr>
+      <w:r>
+        <w:t xml:space="preserve">1.</w:t>
+      </w:r>
+      <w:r>
+        <w:tab/>
+      </w:r>
       <w:r>
         <w:t xml:space="preserve">Whether the district court erred in granting standing to the defendants and former defendants on a motion to enforce settlement agreement.</w:t>
       </w:r>
     </w:p>
     <w:p>
       <w:pPr>
-        <w:pStyle w:val="Compact"/>
-        <w:numPr>
-          <w:ilvl w:val="0"/>
-          <w:numId w:val="1001"/>
-        </w:numPr>
-      </w:pPr>
+        <w:pStyle w:val="ListItem"/>
+      </w:pPr>
+      <w:r>
+        <w:t xml:space="preserve">2.</w:t>
+      </w:r>
+      <w:r>
+        <w:tab/>
+      </w:r>
       <w:r>
         <w:t xml:space="preserve">Whether the district court erred in interpreting the intent of the parties to the confidential settlement agreement.</w:t>
       </w:r>
@@ -4877,7 +5634,8 @@
       <w:pPr>
         <w:keepNext/>
         <w:keepLines/>
-        <w:spacing w:before="420" w:after="300" w:line="240" w:lineRule="auto"/>
+        <w:spacing w:before="420" w:after="308" w:line="400" w:lineRule="exact"/>
+        <w:ind w:left="0" w:firstLine="0"/>
         <w:jc w:val="center"/>
       </w:pPr>
       <w:r>
@@ -4885,14 +5643,59 @@
           <w:b/>
           <w:bCs/>
         </w:rPr>
-        <w:t xml:space="preserve">STATEMENT OF THE CASE</w:t>
+        <w:t xml:space="preserve">STATEMENT</w:t>
+      </w:r>
+      <w:r>
+        <w:rPr>
+          <w:b/>
+          <w:bCs/>
+        </w:rPr>
+        <w:t xml:space="preserve"> </w:t>
+      </w:r>
+      <w:r>
+        <w:rPr>
+          <w:b/>
+          <w:bCs/>
+        </w:rPr>
+        <w:t xml:space="preserve">OF</w:t>
+      </w:r>
+      <w:r>
+        <w:rPr>
+          <w:b/>
+          <w:bCs/>
+        </w:rPr>
+        <w:t xml:space="preserve"> </w:t>
+      </w:r>
+      <w:r>
+        <w:rPr>
+          <w:b/>
+          <w:bCs/>
+        </w:rPr>
+        <w:t xml:space="preserve">THE</w:t>
+      </w:r>
+      <w:r>
+        <w:rPr>
+          <w:b/>
+          <w:bCs/>
+        </w:rPr>
+        <w:t xml:space="preserve"> </w:t>
+      </w:r>
+      <w:r>
+        <w:rPr>
+          <w:b/>
+          <w:bCs/>
+        </w:rPr>
+        <w:t xml:space="preserve">CASE</w:t>
       </w:r>
     </w:p>
     <w:p>
       <w:pPr>
         <w:keepNext/>
         <w:keepLines/>
-        <w:spacing w:before="240" w:after="180" w:line="240" w:lineRule="auto"/>
+        <w:tabs>
+          <w:tab w:val="left" w:pos="1440"/>
+        </w:tabs>
+        <w:spacing w:before="308" w:after="252" w:line="400" w:lineRule="exact"/>
         <w:ind w:left="1440" w:hanging="720"/>
       </w:pPr>
       <w:r>
@@ -4933,17 +5736,26 @@
     </w:p>
     <w:p>
       <w:pPr>
-        <w:pStyle w:val="FirstParagraph"/>
-      </w:pPr>
-      <w:r>
-        <w:t xml:space="preserve">Ms. Hill sued under 42 U.S.C. §§ 1983, 1988. On December 13, 2022, she and former defendants CorrectHealth LLC and Dr. Charles Clopton mediated and entered into a Confidential Settlement Agreement (N.D. Ga. Doc. 81-2, sealed). Defendants Clayton County and Victor Hill were invited to the mediation but chose not to attend. The District Court dismissed CorrectHealth LLC and Dr. Charles Clopton with prejudice (N.D. Ga. Docs. 69 and 71). Clayton County and Victor Hill then moved to enforce the settlement (N.D. Ga. Doc. 80), and the District Court granted the motion (N.D. Ga. Doc. 101). Ms. Hill’s motion for reconsideration was denied (N.D. Ga. Doc. 116).</w:t>
+        <w:pStyle w:val="BodyText"/>
+      </w:pPr>
+      <w:r>
+        <w:t xml:space="preserve">Ms. Hill sued under 42 U.S.C. §§ 1983, 1988. On December 13, 2022, she and former defendants CorrectHealth LLC and Dr. Charles Clopton mediated and entered into a Confidential Settlement Agreement (N.D. Ga. Doc. 81</w:t>
+      </w:r>
+      <w:r>
+        <w:noBreakHyphen/>
+      </w:r>
+      <w:r>
+        <w:t xml:space="preserve">2, sealed). Defendants Clayton County and Victor Hill were invited to the mediation but chose not to attend. The District Court dismissed CorrectHealth LLC and Dr. Charles Clopton with prejudice (N.D. Ga. Docs. 69 and 71). Clayton County and Victor Hill then moved to enforce the settlement (N.D. Ga. Doc. 80), and the District Court granted the motion (N.D. Ga. Doc. 101). Ms. Hill’s motion for reconsideration was denied (N.D. Ga. Doc. 116).</w:t>
       </w:r>
     </w:p>
     <w:p>
       <w:pPr>
         <w:keepNext/>
         <w:keepLines/>
-        <w:spacing w:before="240" w:after="180" w:line="240" w:lineRule="auto"/>
+        <w:tabs>
+          <w:tab w:val="left" w:pos="1440"/>
+        </w:tabs>
+        <w:spacing w:before="308" w:after="252" w:line="400" w:lineRule="exact"/>
         <w:ind w:left="1440" w:hanging="720"/>
       </w:pPr>
       <w:r>
@@ -5050,7 +5862,8 @@
       <w:pPr>
         <w:keepNext/>
         <w:keepLines/>
-        <w:spacing w:before="420" w:after="300" w:line="240" w:lineRule="auto"/>
+        <w:spacing w:before="420" w:after="308" w:line="400" w:lineRule="exact"/>
+        <w:ind w:left="0" w:firstLine="0"/>
         <w:jc w:val="center"/>
       </w:pPr>
       <w:r>
@@ -5058,7 +5871,49 @@
           <w:b/>
           <w:bCs/>
         </w:rPr>
-        <w:t xml:space="preserve">SUMMARY OF THE ARGUMENT</w:t>
+        <w:t xml:space="preserve">SUMMARY</w:t>
+      </w:r>
+      <w:r>
+        <w:rPr>
+          <w:b/>
+          <w:bCs/>
+        </w:rPr>
+        <w:t xml:space="preserve"> </w:t>
+      </w:r>
+      <w:r>
+        <w:rPr>
+          <w:b/>
+          <w:bCs/>
+        </w:rPr>
+        <w:t xml:space="preserve">OF</w:t>
+      </w:r>
+      <w:r>
+        <w:rPr>
+          <w:b/>
+          <w:bCs/>
+        </w:rPr>
+        <w:t xml:space="preserve"> </w:t>
+      </w:r>
+      <w:r>
+        <w:rPr>
+          <w:b/>
+          <w:bCs/>
+        </w:rPr>
+        <w:t xml:space="preserve">THE</w:t>
+      </w:r>
+      <w:r>
+        <w:rPr>
+          <w:b/>
+          <w:bCs/>
+        </w:rPr>
+        <w:t xml:space="preserve"> </w:t>
+      </w:r>
+      <w:r>
+        <w:rPr>
+          <w:b/>
+          <w:bCs/>
+        </w:rPr>
+        <w:t xml:space="preserve">ARGUMENT</w:t>
       </w:r>
     </w:p>
     <w:p>
@@ -5066,14 +5921,15 @@
         <w:pStyle w:val="BodyText"/>
       </w:pPr>
       <w:r>
-        <w:t xml:space="preserve">Clayton County and Victor Hill were not parties to the mediation or the settlement, and the agreement names neither as a party or beneficiary. The former defendants CorrectHealth and Dr. Charles Clopton were dismissed with prejudice, and the settlement agreement did not retain jurisdiction over the dismissed case, so those former defendants cannot bring a motion to enforce it. The District Court incorrectly interpreted the agreement, and its order enforcing the settlement should be reversed.</w:t>
+        <w:t xml:space="preserve">Clayton County and Victor Hill were not parties to the mediation or the settlement, and the agreement names neither as a party or beneficiary. The former defendants CorrectHealth and Dr. Charles Clopton were dismissed with prejudice, and the settlement agreement did not retain jurisdiction over the dismissed case, so those former defendants cannot bring a motion to enforce it. The District Court incorrectly interpreted the agreement, and its order enforcing the settlement should be reversed.</w:t>
       </w:r>
     </w:p>
     <w:p>
       <w:pPr>
         <w:keepNext/>
         <w:keepLines/>
-        <w:spacing w:before="420" w:after="300" w:line="240" w:lineRule="auto"/>
+        <w:spacing w:before="420" w:after="308" w:line="400" w:lineRule="exact"/>
+        <w:ind w:left="0" w:firstLine="0"/>
         <w:jc w:val="center"/>
       </w:pPr>
       <w:r>
@@ -5088,7 +5944,8 @@
       <w:pPr>
         <w:keepNext/>
         <w:keepLines/>
-        <w:spacing w:before="240" w:after="200" w:line="240" w:lineRule="auto"/>
+        <w:spacing w:before="336" w:after="280" w:line="400" w:lineRule="exact"/>
+        <w:ind w:left="0" w:firstLine="0"/>
         <w:jc w:val="center"/>
       </w:pPr>
       <w:r>
@@ -5096,7 +5953,42 @@
           <w:b/>
           <w:bCs/>
         </w:rPr>
-        <w:t xml:space="preserve">I. STANDARD OF REVIEW</w:t>
+        <w:t xml:space="preserve">I. </w:t>
+      </w:r>
+      <w:r>
+        <w:rPr>
+          <w:b/>
+          <w:bCs/>
+        </w:rPr>
+        <w:t xml:space="preserve">STANDARD</w:t>
+      </w:r>
+      <w:r>
+        <w:rPr>
+          <w:b/>
+          <w:bCs/>
+        </w:rPr>
+        <w:t xml:space="preserve"> </w:t>
+      </w:r>
+      <w:r>
+        <w:rPr>
+          <w:b/>
+          <w:bCs/>
+        </w:rPr>
+        <w:t xml:space="preserve">OF</w:t>
+      </w:r>
+      <w:r>
+        <w:rPr>
+          <w:b/>
+          <w:bCs/>
+        </w:rPr>
+        <w:t xml:space="preserve"> </w:t>
+      </w:r>
+      <w:r>
+        <w:rPr>
+          <w:b/>
+          <w:bCs/>
+        </w:rPr>
+        <w:t xml:space="preserve">REVIEW</w:t>
       </w:r>
     </w:p>
     <w:p>
@@ -5114,7 +6006,7 @@
           <w:i/>
           <w:iCs/>
         </w:rPr>
-        <w:t xml:space="preserve">Vinnett v. Gen. Elec. Co.</w:t>
+        <w:t xml:space="preserve">Vinnett v. Gen. Elec. Co.</w:t>
       </w:r>
       <w:r>
         <w:t xml:space="preserve">, 271 Fed. Appx. 908, 912 (11th Cir. 2008);</w:t>
@@ -5130,14 +6022,21 @@
         <w:t xml:space="preserve">Cohen v. DeKalb Cnty. Sch. Dist.</w:t>
       </w:r>
       <w:r>
-        <w:t xml:space="preserve">, No. 1:09-cv-1153-WSD, 2009 U.S. Dist. LEXIS 110078, at *10 (N.D. Ga. Nov. 25, 2009).</w:t>
+        <w:t xml:space="preserve">, No. 1:09-cv</w:t>
+      </w:r>
+      <w:r>
+        <w:noBreakHyphen/>
+      </w:r>
+      <w:r>
+        <w:t xml:space="preserve">1153-WSD, 2009 U.S. Dist. LEXIS 110078, at *10 (N.D. Ga. Nov. 25, 2009).</w:t>
       </w:r>
     </w:p>
     <w:p>
       <w:pPr>
         <w:keepNext/>
         <w:keepLines/>
-        <w:spacing w:before="240" w:after="200" w:line="240" w:lineRule="auto"/>
+        <w:spacing w:before="336" w:after="280" w:line="400" w:lineRule="exact"/>
+        <w:ind w:left="0" w:firstLine="0"/>
         <w:jc w:val="center"/>
       </w:pPr>
       <w:r>
@@ -5145,14 +6044,402 @@
           <w:b/>
           <w:bCs/>
         </w:rPr>
-        <w:t xml:space="preserve">II. DEFENDANTS CLAYTON COUNTY AND VICTOR HILL ARE NOT PARTIES TO THE CONFIDENTIAL SETTLEMENT AGREEMENT AND THEREFORE ARE WITHOUT STANDING TO BRING A MOTION TO ENFORCE THE SETTLEMENT AGREEMENT</w:t>
+        <w:t xml:space="preserve">II. </w:t>
+      </w:r>
+      <w:r>
+        <w:rPr>
+          <w:b/>
+          <w:bCs/>
+        </w:rPr>
+        <w:t xml:space="preserve">DEFENDANTS</w:t>
+      </w:r>
+      <w:r>
+        <w:rPr>
+          <w:b/>
+          <w:bCs/>
+        </w:rPr>
+        <w:t xml:space="preserve"> </w:t>
+      </w:r>
+      <w:r>
+        <w:rPr>
+          <w:b/>
+          <w:bCs/>
+        </w:rPr>
+        <w:t xml:space="preserve">CLAYTON</w:t>
+      </w:r>
+      <w:r>
+        <w:rPr>
+          <w:b/>
+          <w:bCs/>
+        </w:rPr>
+        <w:t xml:space="preserve"> </w:t>
+      </w:r>
+      <w:r>
+        <w:rPr>
+          <w:b/>
+          <w:bCs/>
+        </w:rPr>
+        <w:t xml:space="preserve">COUNTY</w:t>
+      </w:r>
+      <w:r>
+        <w:rPr>
+          <w:b/>
+          <w:bCs/>
+        </w:rPr>
+        <w:t xml:space="preserve"> </w:t>
+      </w:r>
+      <w:r>
+        <w:rPr>
+          <w:b/>
+          <w:bCs/>
+        </w:rPr>
+        <w:t xml:space="preserve">AND</w:t>
+      </w:r>
+      <w:r>
+        <w:rPr>
+          <w:b/>
+          <w:bCs/>
+        </w:rPr>
+        <w:t xml:space="preserve"> </w:t>
+      </w:r>
+      <w:r>
+        <w:rPr>
+          <w:b/>
+          <w:bCs/>
+        </w:rPr>
+        <w:t xml:space="preserve">VICTOR</w:t>
+      </w:r>
+      <w:r>
+        <w:rPr>
+          <w:b/>
+          <w:bCs/>
+        </w:rPr>
+        <w:t xml:space="preserve"> </w:t>
+      </w:r>
+      <w:r>
+        <w:rPr>
+          <w:b/>
+          <w:bCs/>
+        </w:rPr>
+        <w:t xml:space="preserve">HILL</w:t>
+      </w:r>
+      <w:r>
+        <w:rPr>
+          <w:b/>
+          <w:bCs/>
+        </w:rPr>
+        <w:t xml:space="preserve"> </w:t>
+      </w:r>
+      <w:r>
+        <w:rPr>
+          <w:b/>
+          <w:bCs/>
+        </w:rPr>
+        <w:t xml:space="preserve">ARE</w:t>
+      </w:r>
+      <w:r>
+        <w:rPr>
+          <w:b/>
+          <w:bCs/>
+        </w:rPr>
+        <w:t xml:space="preserve"> </w:t>
+      </w:r>
+      <w:r>
+        <w:rPr>
+          <w:b/>
+          <w:bCs/>
+        </w:rPr>
+        <w:t xml:space="preserve">NOT</w:t>
+      </w:r>
+      <w:r>
+        <w:rPr>
+          <w:b/>
+          <w:bCs/>
+        </w:rPr>
+        <w:t xml:space="preserve"> </w:t>
+      </w:r>
+      <w:r>
+        <w:rPr>
+          <w:b/>
+          <w:bCs/>
+        </w:rPr>
+        <w:t xml:space="preserve">PARTIES</w:t>
+      </w:r>
+      <w:r>
+        <w:rPr>
+          <w:b/>
+          <w:bCs/>
+        </w:rPr>
+        <w:t xml:space="preserve"> </w:t>
+      </w:r>
+      <w:r>
+        <w:rPr>
+          <w:b/>
+          <w:bCs/>
+        </w:rPr>
+        <w:t xml:space="preserve">TO</w:t>
+      </w:r>
+      <w:r>
+        <w:rPr>
+          <w:b/>
+          <w:bCs/>
+        </w:rPr>
+        <w:t xml:space="preserve"> </w:t>
+      </w:r>
+      <w:r>
+        <w:rPr>
+          <w:b/>
+          <w:bCs/>
+        </w:rPr>
+        <w:t xml:space="preserve">THE</w:t>
+      </w:r>
+      <w:r>
+        <w:rPr>
+          <w:b/>
+          <w:bCs/>
+        </w:rPr>
+        <w:t xml:space="preserve"> </w:t>
+      </w:r>
+      <w:r>
+        <w:rPr>
+          <w:b/>
+          <w:bCs/>
+        </w:rPr>
+        <w:t xml:space="preserve">CONFIDENTIAL</w:t>
+      </w:r>
+      <w:r>
+        <w:rPr>
+          <w:b/>
+          <w:bCs/>
+        </w:rPr>
+        <w:t xml:space="preserve"> </w:t>
+      </w:r>
+      <w:r>
+        <w:rPr>
+          <w:b/>
+          <w:bCs/>
+        </w:rPr>
+        <w:t xml:space="preserve">SETTLEMENT</w:t>
+      </w:r>
+      <w:r>
+        <w:rPr>
+          <w:b/>
+          <w:bCs/>
+        </w:rPr>
+        <w:t xml:space="preserve"> </w:t>
+      </w:r>
+      <w:r>
+        <w:rPr>
+          <w:b/>
+          <w:bCs/>
+        </w:rPr>
+        <w:t xml:space="preserve">AGREEMENT</w:t>
+      </w:r>
+      <w:r>
+        <w:rPr>
+          <w:b/>
+          <w:bCs/>
+        </w:rPr>
+        <w:t xml:space="preserve"> </w:t>
+      </w:r>
+      <w:r>
+        <w:rPr>
+          <w:b/>
+          <w:bCs/>
+        </w:rPr>
+        <w:t xml:space="preserve">AND</w:t>
+      </w:r>
+      <w:r>
+        <w:rPr>
+          <w:b/>
+          <w:bCs/>
+        </w:rPr>
+        <w:t xml:space="preserve"> </w:t>
+      </w:r>
+      <w:r>
+        <w:rPr>
+          <w:b/>
+          <w:bCs/>
+        </w:rPr>
+        <w:t xml:space="preserve">THEREFORE</w:t>
+      </w:r>
+      <w:r>
+        <w:rPr>
+          <w:b/>
+          <w:bCs/>
+        </w:rPr>
+        <w:t xml:space="preserve"> </w:t>
+      </w:r>
+      <w:r>
+        <w:rPr>
+          <w:b/>
+          <w:bCs/>
+        </w:rPr>
+        <w:t xml:space="preserve">ARE</w:t>
+      </w:r>
+      <w:r>
+        <w:rPr>
+          <w:b/>
+          <w:bCs/>
+        </w:rPr>
+        <w:t xml:space="preserve"> </w:t>
+      </w:r>
+      <w:r>
+        <w:rPr>
+          <w:b/>
+          <w:bCs/>
+        </w:rPr>
+        <w:t xml:space="preserve">WITHOUT</w:t>
+      </w:r>
+      <w:r>
+        <w:rPr>
+          <w:b/>
+          <w:bCs/>
+        </w:rPr>
+        <w:t xml:space="preserve"> </w:t>
+      </w:r>
+      <w:r>
+        <w:rPr>
+          <w:b/>
+          <w:bCs/>
+        </w:rPr>
+        <w:t xml:space="preserve">STANDING</w:t>
+      </w:r>
+      <w:r>
+        <w:rPr>
+          <w:b/>
+          <w:bCs/>
+        </w:rPr>
+        <w:t xml:space="preserve"> </w:t>
+      </w:r>
+      <w:r>
+        <w:rPr>
+          <w:b/>
+          <w:bCs/>
+        </w:rPr>
+        <w:t xml:space="preserve">TO</w:t>
+      </w:r>
+      <w:r>
+        <w:rPr>
+          <w:b/>
+          <w:bCs/>
+        </w:rPr>
+        <w:t xml:space="preserve"> </w:t>
+      </w:r>
+      <w:r>
+        <w:rPr>
+          <w:b/>
+          <w:bCs/>
+        </w:rPr>
+        <w:t xml:space="preserve">BRING</w:t>
+      </w:r>
+      <w:r>
+        <w:rPr>
+          <w:b/>
+          <w:bCs/>
+        </w:rPr>
+        <w:t xml:space="preserve"> </w:t>
+      </w:r>
+      <w:r>
+        <w:rPr>
+          <w:b/>
+          <w:bCs/>
+        </w:rPr>
+        <w:t xml:space="preserve">A</w:t>
+      </w:r>
+      <w:r>
+        <w:rPr>
+          <w:b/>
+          <w:bCs/>
+        </w:rPr>
+        <w:t xml:space="preserve"> </w:t>
+      </w:r>
+      <w:r>
+        <w:rPr>
+          <w:b/>
+          <w:bCs/>
+        </w:rPr>
+        <w:t xml:space="preserve">MOTION</w:t>
+      </w:r>
+      <w:r>
+        <w:rPr>
+          <w:b/>
+          <w:bCs/>
+        </w:rPr>
+        <w:t xml:space="preserve"> </w:t>
+      </w:r>
+      <w:r>
+        <w:rPr>
+          <w:b/>
+          <w:bCs/>
+        </w:rPr>
+        <w:t xml:space="preserve">TO</w:t>
+      </w:r>
+      <w:r>
+        <w:rPr>
+          <w:b/>
+          <w:bCs/>
+        </w:rPr>
+        <w:t xml:space="preserve"> </w:t>
+      </w:r>
+      <w:r>
+        <w:rPr>
+          <w:b/>
+          <w:bCs/>
+        </w:rPr>
+        <w:t xml:space="preserve">ENFORCE</w:t>
+      </w:r>
+      <w:r>
+        <w:rPr>
+          <w:b/>
+          <w:bCs/>
+        </w:rPr>
+        <w:t xml:space="preserve"> </w:t>
+      </w:r>
+      <w:r>
+        <w:rPr>
+          <w:b/>
+          <w:bCs/>
+        </w:rPr>
+        <w:t xml:space="preserve">THE</w:t>
+      </w:r>
+      <w:r>
+        <w:rPr>
+          <w:b/>
+          <w:bCs/>
+        </w:rPr>
+        <w:t xml:space="preserve"> </w:t>
+      </w:r>
+      <w:r>
+        <w:rPr>
+          <w:b/>
+          <w:bCs/>
+        </w:rPr>
+        <w:t xml:space="preserve">SETTLEMENT</w:t>
+      </w:r>
+      <w:r>
+        <w:rPr>
+          <w:b/>
+          <w:bCs/>
+        </w:rPr>
+        <w:t xml:space="preserve"> </w:t>
+      </w:r>
+      <w:r>
+        <w:rPr>
+          <w:b/>
+          <w:bCs/>
+        </w:rPr>
+        <w:t xml:space="preserve">AGREEMENT</w:t>
       </w:r>
     </w:p>
     <w:p>
       <w:pPr>
         <w:keepNext/>
         <w:keepLines/>
-        <w:spacing w:before="240" w:after="180" w:line="240" w:lineRule="auto"/>
+        <w:tabs>
+          <w:tab w:val="left" w:pos="1440"/>
+        </w:tabs>
+        <w:spacing w:before="308" w:after="252" w:line="400" w:lineRule="exact"/>
         <w:ind w:left="1440" w:hanging="720"/>
       </w:pPr>
       <w:r>
@@ -5344,7 +6631,13 @@
         <w:pStyle w:val="BlockText"/>
       </w:pPr>
       <w:r>
-        <w:t xml:space="preserve">“This Confidential Settlement Agreement and Release (‘Settlement Agreement’) is entered this 13th day of December 22, 2022, between Tiana Hill individually and as mother and next friend of [minor child name redacted], her minor child (‘Plaintiff’) and CorrectHealth, LLC (‘Defendant’).” (N.D. Ga. Doc. 81-2 at 1, sealed).</w:t>
+        <w:t xml:space="preserve">“This Confidential Settlement Agreement and Release (‘Settlement Agreement’) is entered this 13th day of December 22, 2022, between Tiana Hill individually and as mother and next friend of [minor child name redacted], her minor child (‘Plaintiff’) and CorrectHealth, LLC (‘Defendant’).” (N.D. Ga. Doc. 81</w:t>
+      </w:r>
+      <w:r>
+        <w:noBreakHyphen/>
+      </w:r>
+      <w:r>
+        <w:t xml:space="preserve">2 at 1, sealed).</w:t>
       </w:r>
     </w:p>
     <w:p>
@@ -5360,7 +6653,13 @@
         <w:pStyle w:val="BlockText"/>
       </w:pPr>
       <w:r>
-        <w:t xml:space="preserve">. . . This Settlement Agreement shall be binding upon, shall inure to the benefit of, and shall be enforceable only by the parties hereto. . . . (N.D. Ga. Doc. 81-2 at 5, sealed).</w:t>
+        <w:t xml:space="preserve">. . . This Settlement Agreement shall be binding upon, shall inure to the benefit of, and shall be enforceable only by the parties hereto. . . . (N.D. Ga. Doc. 81</w:t>
+      </w:r>
+      <w:r>
+        <w:noBreakHyphen/>
+      </w:r>
+      <w:r>
+        <w:t xml:space="preserve">2 at 5, sealed).</w:t>
       </w:r>
     </w:p>
     <w:p>
@@ -5368,17 +6667,29 @@
         <w:pStyle w:val="FirstParagraph"/>
       </w:pPr>
       <w:r>
-        <w:t xml:space="preserve">Georgia law allows a third-party beneficiary to sue on a contract. O.C.G.A. § 9-2-20. But third-party beneficiary status “depends upon the intention of the contracting parties to benefit the third party, and this intention is determined by a construction of the contract as a whole.”</w:t>
-      </w:r>
-      <w:r>
-        <w:t xml:space="preserve"> </w:t>
-      </w:r>
-      <w:r>
-        <w:rPr>
-          <w:i/>
-          <w:iCs/>
-        </w:rPr>
-        <w:t xml:space="preserve">Am. Fletcher Mortg. Co. v. First Am. Inv. Corp.</w:t>
+        <w:t xml:space="preserve">Georgia law allows a third-party beneficiary to sue on a contract. O.C.G.A. § 9</w:t>
+      </w:r>
+      <w:r>
+        <w:noBreakHyphen/>
+      </w:r>
+      <w:r>
+        <w:t xml:space="preserve">2</w:t>
+      </w:r>
+      <w:r>
+        <w:noBreakHyphen/>
+      </w:r>
+      <w:r>
+        <w:t xml:space="preserve">20. But third-party beneficiary status “depends upon the intention of the contracting parties to benefit the third party, and this intention is determined by a construction of the contract as a whole.”</w:t>
+      </w:r>
+      <w:r>
+        <w:t xml:space="preserve"> </w:t>
+      </w:r>
+      <w:r>
+        <w:rPr>
+          <w:i/>
+          <w:iCs/>
+        </w:rPr>
+        <w:t xml:space="preserve">Am. Fletcher Mortg. Co. v. First Am. Inv. Corp.</w:t>
       </w:r>
       <w:r>
         <w:t xml:space="preserve">, 463 F. Supp. 186, 195 (N.D. Ga. 1978). Clayton County made no payment under the agreement, and any benefit it receives is incidental.</w:t>
@@ -5388,7 +6699,10 @@
       <w:pPr>
         <w:keepNext/>
         <w:keepLines/>
-        <w:spacing w:before="240" w:after="180" w:line="240" w:lineRule="auto"/>
+        <w:tabs>
+          <w:tab w:val="left" w:pos="1440"/>
+        </w:tabs>
+        <w:spacing w:before="308" w:after="252" w:line="400" w:lineRule="exact"/>
         <w:ind w:left="1440" w:hanging="720"/>
       </w:pPr>
       <w:r>
@@ -5466,7 +6780,21 @@
           <w:b/>
           <w:bCs/>
         </w:rPr>
-        <w:t xml:space="preserve">Dr. Charles</w:t>
+        <w:t xml:space="preserve">Dr.</w:t>
+      </w:r>
+      <w:r>
+        <w:rPr>
+          <w:b/>
+          <w:bCs/>
+        </w:rPr>
+        <w:t xml:space="preserve"> </w:t>
+      </w:r>
+      <w:r>
+        <w:rPr>
+          <w:b/>
+          <w:bCs/>
+        </w:rPr>
+        <w:t xml:space="preserve">Charles</w:t>
       </w:r>
       <w:r>
         <w:rPr>
@@ -5726,7 +7054,7 @@
         <w:pStyle w:val="BodyText"/>
       </w:pPr>
       <w:r>
-        <w:t xml:space="preserve">Dr. Charles Clopton and CorrectHealth LLC were dismissed by court order with prejudice (N.D. Ga. Docs. 69 and 71). Neither dismissal order retained jurisdiction, and the settlement agreement contains no such retention. Once a case is dismissed, a district court keeps jurisdiction over a settlement only if it takes one of the steps the law requires:</w:t>
+        <w:t xml:space="preserve">Dr. Charles Clopton and CorrectHealth LLC were dismissed by court order with prejudice (N.D. Ga. Docs. 69 and 71). Neither dismissal order retained jurisdiction, and the settlement agreement contains no such retention. Once a case is dismissed, a district court keeps jurisdiction over a settlement only if it takes one of the steps the law requires:</w:t>
       </w:r>
     </w:p>
     <w:p>
@@ -5762,7 +7090,7 @@
           <w:i/>
           <w:iCs/>
         </w:rPr>
-        <w:t xml:space="preserve">Anago Franchising, Inc. v. Shaz, LLC</w:t>
+        <w:t xml:space="preserve">Anago Franchising, Inc. v. Shaz, LLC</w:t>
       </w:r>
       <w:r>
         <w:t xml:space="preserve">, 677 F.3d 1272, 1280 (11th Cir. 2012). The District Court therefore erred in holding that these former defendants have standing to enforce the agreement.</w:t>
@@ -5772,7 +7100,8 @@
       <w:pPr>
         <w:keepNext/>
         <w:keepLines/>
-        <w:spacing w:before="420" w:after="300" w:line="240" w:lineRule="auto"/>
+        <w:spacing w:before="420" w:after="308" w:line="400" w:lineRule="exact"/>
+        <w:ind w:left="0" w:firstLine="0"/>
         <w:jc w:val="center"/>
       </w:pPr>
       <w:r>
@@ -5788,14 +7117,14 @@
         <w:pStyle w:val="BodyText"/>
       </w:pPr>
       <w:r>
-        <w:t xml:space="preserve">Clayton County, Victor Hill, and the former defendants CorrectHealth and Dr. Charles Clopton do not have standing to bring a motion to enforce the settlement agreement. The District Court incorrectly interpreted the intent of the parties to the Confidential Settlement Agreement.</w:t>
+        <w:t xml:space="preserve">Clayton County, Victor Hill, and the former defendants CorrectHealth and Dr. Charles Clopton do not have standing to bring a motion to enforce the settlement agreement. The District Court incorrectly interpreted the intent of the parties to the Confidential Settlement Agreement.</w:t>
       </w:r>
     </w:p>
     <w:p>
       <w:pPr>
         <w:keepNext/>
         <w:keepLines/>
-        <w:spacing w:before="0" w:after="0" w:line="629" w:lineRule="exact"/>
+        <w:spacing w:before="0" w:after="0" w:line="628" w:lineRule="exact"/>
         <w:ind w:left="0" w:firstLine="720"/>
       </w:pPr>
       <w:r>
@@ -5829,7 +7158,13 @@
         <w:t xml:space="preserve"> </w:t>
       </w:r>
       <w:r>
-        <w:t xml:space="preserve">Ms. Hill</w:t>
+        <w:t xml:space="preserve">Ms.</w:t>
+      </w:r>
+      <w:r>
+        <w:t xml:space="preserve"> </w:t>
+      </w:r>
+      <w:r>
+        <w:t xml:space="preserve">Hill</w:t>
       </w:r>
       <w:r>
         <w:t xml:space="preserve"> </w:t>
@@ -5931,7 +7266,13 @@
         <w:t xml:space="preserve"> </w:t>
       </w:r>
       <w:r>
-        <w:t xml:space="preserve">Ms. Hill</w:t>
+        <w:t xml:space="preserve">Ms.</w:t>
+      </w:r>
+      <w:r>
+        <w:t xml:space="preserve"> </w:t>
+      </w:r>
+      <w:r>
+        <w:t xml:space="preserve">Hill</w:t>
       </w:r>
       <w:r>
         <w:t xml:space="preserve"> </w:t>
@@ -5968,8 +7309,8 @@
       <w:pPr>
         <w:keepNext/>
         <w:keepLines/>
-        <w:spacing w:before="280" w:after="240" w:line="399" w:lineRule="exact"/>
-        <w:ind w:left="0"/>
+        <w:spacing w:before="392" w:after="0" w:line="400" w:lineRule="exact"/>
+        <w:ind w:left="0" w:firstLine="0"/>
       </w:pPr>
       <w:r>
         <w:t xml:space="preserve">Respectfully submitted this 24th day of May 2024.</w:t>
@@ -5979,7 +7320,7 @@
       <w:pPr>
         <w:keepNext/>
         <w:keepLines/>
-        <w:spacing w:before="240" w:after="0" w:line="399" w:lineRule="exact"/>
+        <w:spacing w:before="336" w:after="0" w:line="400" w:lineRule="exact"/>
         <w:ind w:left="4680"/>
       </w:pPr>
       <w:r>
@@ -5990,7 +7331,7 @@
       <w:pPr>
         <w:keepNext/>
         <w:keepLines/>
-        <w:spacing w:before="0" w:after="0" w:line="399" w:lineRule="exact"/>
+        <w:spacing w:before="0" w:after="0" w:line="400" w:lineRule="exact"/>
         <w:ind w:left="4680"/>
       </w:pPr>
       <w:r>
@@ -6001,7 +7342,7 @@
       <w:pPr>
         <w:keepNext/>
         <w:keepLines/>
-        <w:spacing w:before="0" w:after="0" w:line="399" w:lineRule="exact"/>
+        <w:spacing w:before="0" w:after="0" w:line="400" w:lineRule="exact"/>
         <w:ind w:left="4680"/>
       </w:pPr>
       <w:r>
@@ -6044,7 +7385,7 @@
       <w:pPr>
         <w:keepNext/>
         <w:keepLines/>
-        <w:spacing w:before="0" w:after="0" w:line="399" w:lineRule="exact"/>
+        <w:spacing w:before="0" w:after="0" w:line="400" w:lineRule="exact"/>
         <w:ind w:left="4680"/>
       </w:pPr>
       <w:r>
@@ -6101,7 +7442,7 @@
       <w:pPr>
         <w:keepNext/>
         <w:keepLines/>
-        <w:spacing w:before="0" w:after="0" w:line="399" w:lineRule="exact"/>
+        <w:spacing w:before="0" w:after="0" w:line="400" w:lineRule="exact"/>
         <w:ind w:left="4680"/>
       </w:pPr>
       <w:r>
@@ -6172,7 +7513,7 @@
       <w:pPr>
         <w:keepNext/>
         <w:keepLines/>
-        <w:spacing w:before="0" w:after="0" w:line="399" w:lineRule="exact"/>
+        <w:spacing w:before="0" w:after="0" w:line="400" w:lineRule="exact"/>
         <w:ind w:left="4680"/>
       </w:pPr>
       <w:r>
@@ -6243,7 +7584,7 @@
       <w:pPr>
         <w:keepNext/>
         <w:keepLines/>
-        <w:spacing w:before="0" w:after="0" w:line="399" w:lineRule="exact"/>
+        <w:spacing w:before="0" w:after="0" w:line="400" w:lineRule="exact"/>
         <w:ind w:left="4680"/>
       </w:pPr>
       <w:r>
@@ -6286,7 +7627,7 @@
       <w:pPr>
         <w:keepNext/>
         <w:keepLines/>
-        <w:spacing w:before="0" w:after="0" w:line="399" w:lineRule="exact"/>
+        <w:spacing w:before="0" w:after="0" w:line="400" w:lineRule="exact"/>
         <w:ind w:left="4680"/>
       </w:pPr>
       <w:r>
@@ -6322,14 +7663,16 @@
           <w:i/>
           <w:iCs/>
         </w:rPr>
-        <w:t xml:space="preserve">675-6749</w:t>
+        <w:t xml:space="preserve">675</w:t>
+        <w:noBreakHyphen/>
+        <w:t xml:space="preserve">6749</w:t>
       </w:r>
     </w:p>
     <w:p>
       <w:pPr>
         <w:keepNext/>
         <w:keepLines/>
-        <w:spacing w:before="0" w:after="0" w:line="399" w:lineRule="exact"/>
+        <w:spacing w:before="0" w:after="0" w:line="400" w:lineRule="exact"/>
         <w:ind w:left="4680"/>
       </w:pPr>
       <w:r>
@@ -6365,14 +7708,15 @@
           <w:i/>
           <w:iCs/>
         </w:rPr>
-        <w:t xml:space="preserve">601-6041</w:t>
-      </w:r>
-    </w:p>
-    <w:p>
-      <w:pPr>
-        <w:keepNext/>
+        <w:t xml:space="preserve">601</w:t>
+        <w:noBreakHyphen/>
+        <w:t xml:space="preserve">6041</w:t>
+      </w:r>
+    </w:p>
+    <w:p>
+      <w:pPr>
         <w:keepLines/>
-        <w:spacing w:before="0" w:after="0" w:line="399" w:lineRule="exact"/>
+        <w:spacing w:before="0" w:after="0" w:line="400" w:lineRule="exact"/>
         <w:ind w:left="4680"/>
       </w:pPr>
       <w:r>
@@ -6389,7 +7733,7 @@
         <w:sectPr>
           <w:footerReference w:type="default" r:id="rIdFtrBody"/>
           <w:pgSz w:w="12240" w:h="15840"/>
-          <w:pgMar w:top="1440" w:right="1440" w:bottom="1440" w:left="1440" w:header="720" w:footer="432" w:gutter="0"/>
+          <w:pgMar w:top="1440" w:right="1440" w:bottom="1440" w:left="1440" w:header="720" w:footer="608" w:gutter="0"/>
           <w:pgNumType w:fmt="decimal" w:start="1"/>
         </w:sectPr>
       </w:pPr>
@@ -6399,7 +7743,8 @@
         <w:keepNext/>
         <w:keepLines/>
         <w:pageBreakBefore/>
-        <w:spacing w:before="0" w:after="240" w:line="399" w:lineRule="exact"/>
+        <w:spacing w:before="0" w:after="308" w:line="400" w:lineRule="exact"/>
+        <w:ind w:left="0" w:firstLine="0"/>
         <w:jc w:val="center"/>
       </w:pPr>
       <w:r>
@@ -6412,7 +7757,7 @@
     </w:p>
     <w:p>
       <w:pPr>
-        <w:spacing w:before="0" w:after="0" w:line="629" w:lineRule="exact"/>
+        <w:spacing w:before="0" w:after="0" w:line="628" w:lineRule="exact"/>
         <w:ind w:left="0" w:firstLine="0"/>
       </w:pPr>
       <w:r>
@@ -6423,18 +7768,46 @@
           <w:b/>
           <w:bCs/>
         </w:rPr>
-        <w:t xml:space="preserve">APPELLANT’S OPENING BRIEF</w:t>
-      </w:r>
-      <w:r>
-        <w:t xml:space="preserve"> complies with (1) the word limit of Rule 32(a)(7)(B) of the Federal Rules of Appellate Procedure because it contains 1,055 words, which is no more than 13,000, and (2) the typeface and type-style requirements of Rule 32(a)(5) and (6) of the Federal Rules of Appellate Procedure because it has been prepared in a proportionally spaced typeface (EB Garamond) in 14-point.</w:t>
+        <w:t xml:space="preserve">APPELLANT’S</w:t>
+      </w:r>
+      <w:r>
+        <w:rPr>
+          <w:b/>
+          <w:bCs/>
+        </w:rPr>
+        <w:t xml:space="preserve"> </w:t>
+      </w:r>
+      <w:r>
+        <w:rPr>
+          <w:b/>
+          <w:bCs/>
+        </w:rPr>
+        <w:t xml:space="preserve">OPENING</w:t>
+      </w:r>
+      <w:r>
+        <w:rPr>
+          <w:b/>
+          <w:bCs/>
+        </w:rPr>
+        <w:t xml:space="preserve"> </w:t>
+      </w:r>
+      <w:r>
+        <w:rPr>
+          <w:b/>
+          <w:bCs/>
+        </w:rPr>
+        <w:t xml:space="preserve">BRIEF</w:t>
+      </w:r>
+      <w:r>
+        <w:t xml:space="preserve"> complies with (1) the word limit of Rule 32(a)(7)(B) of the Federal Rules of Appellate Procedure because it contains 1,055 words, which is no more than 13,000, and (2) the typeface and type-style requirements of Rule 32(a)(5) and (6) of the Federal Rules of Appellate Procedure because it has been prepared in a proportionally spaced typeface (Times New Roman) in 14-point.</w:t>
       </w:r>
     </w:p>
     <w:p>
       <w:pPr>
         <w:keepNext/>
         <w:keepLines/>
-        <w:spacing w:before="280" w:after="240" w:line="399" w:lineRule="exact"/>
-        <w:ind w:left="0"/>
+        <w:spacing w:before="392" w:after="0" w:line="400" w:lineRule="exact"/>
+        <w:ind w:left="0" w:firstLine="0"/>
       </w:pPr>
       <w:r>
         <w:t xml:space="preserve">Respectfully submitted this 24th day of May 2024.</w:t>
@@ -6444,7 +7817,7 @@
       <w:pPr>
         <w:keepNext/>
         <w:keepLines/>
-        <w:spacing w:before="240" w:after="0" w:line="399" w:lineRule="exact"/>
+        <w:spacing w:before="336" w:after="0" w:line="400" w:lineRule="exact"/>
         <w:ind w:left="4680"/>
       </w:pPr>
       <w:r>
@@ -6455,7 +7828,7 @@
       <w:pPr>
         <w:keepNext/>
         <w:keepLines/>
-        <w:spacing w:before="0" w:after="0" w:line="399" w:lineRule="exact"/>
+        <w:spacing w:before="0" w:after="0" w:line="400" w:lineRule="exact"/>
         <w:ind w:left="4680"/>
       </w:pPr>
       <w:r>
@@ -6466,7 +7839,7 @@
       <w:pPr>
         <w:keepNext/>
         <w:keepLines/>
-        <w:spacing w:before="0" w:after="0" w:line="399" w:lineRule="exact"/>
+        <w:spacing w:before="0" w:after="0" w:line="400" w:lineRule="exact"/>
         <w:ind w:left="4680"/>
       </w:pPr>
       <w:r>
@@ -6509,7 +7882,7 @@
       <w:pPr>
         <w:keepNext/>
         <w:keepLines/>
-        <w:spacing w:before="0" w:after="0" w:line="399" w:lineRule="exact"/>
+        <w:spacing w:before="0" w:after="0" w:line="400" w:lineRule="exact"/>
         <w:ind w:left="4680"/>
       </w:pPr>
       <w:r>
@@ -6566,7 +7939,7 @@
       <w:pPr>
         <w:keepNext/>
         <w:keepLines/>
-        <w:spacing w:before="0" w:after="0" w:line="399" w:lineRule="exact"/>
+        <w:spacing w:before="0" w:after="0" w:line="400" w:lineRule="exact"/>
         <w:ind w:left="4680"/>
       </w:pPr>
       <w:r>
@@ -6637,7 +8010,7 @@
       <w:pPr>
         <w:keepNext/>
         <w:keepLines/>
-        <w:spacing w:before="0" w:after="0" w:line="399" w:lineRule="exact"/>
+        <w:spacing w:before="0" w:after="0" w:line="400" w:lineRule="exact"/>
         <w:ind w:left="4680"/>
       </w:pPr>
       <w:r>
@@ -6708,7 +8081,7 @@
       <w:pPr>
         <w:keepNext/>
         <w:keepLines/>
-        <w:spacing w:before="0" w:after="0" w:line="399" w:lineRule="exact"/>
+        <w:spacing w:before="0" w:after="0" w:line="400" w:lineRule="exact"/>
         <w:ind w:left="4680"/>
       </w:pPr>
       <w:r>
@@ -6751,7 +8124,7 @@
       <w:pPr>
         <w:keepNext/>
         <w:keepLines/>
-        <w:spacing w:before="0" w:after="0" w:line="399" w:lineRule="exact"/>
+        <w:spacing w:before="0" w:after="0" w:line="400" w:lineRule="exact"/>
         <w:ind w:left="4680"/>
       </w:pPr>
       <w:r>
@@ -6787,14 +8160,16 @@
           <w:i/>
           <w:iCs/>
         </w:rPr>
-        <w:t xml:space="preserve">675-6749</w:t>
+        <w:t xml:space="preserve">675</w:t>
+        <w:noBreakHyphen/>
+        <w:t xml:space="preserve">6749</w:t>
       </w:r>
     </w:p>
     <w:p>
       <w:pPr>
         <w:keepNext/>
         <w:keepLines/>
-        <w:spacing w:before="0" w:after="0" w:line="399" w:lineRule="exact"/>
+        <w:spacing w:before="0" w:after="0" w:line="400" w:lineRule="exact"/>
         <w:ind w:left="4680"/>
       </w:pPr>
       <w:r>
@@ -6830,14 +8205,15 @@
           <w:i/>
           <w:iCs/>
         </w:rPr>
-        <w:t xml:space="preserve">601-6041</w:t>
-      </w:r>
-    </w:p>
-    <w:p>
-      <w:pPr>
-        <w:keepNext/>
+        <w:t xml:space="preserve">601</w:t>
+        <w:noBreakHyphen/>
+        <w:t xml:space="preserve">6041</w:t>
+      </w:r>
+    </w:p>
+    <w:p>
+      <w:pPr>
         <w:keepLines/>
-        <w:spacing w:before="0" w:after="0" w:line="399" w:lineRule="exact"/>
+        <w:spacing w:before="0" w:after="0" w:line="400" w:lineRule="exact"/>
         <w:ind w:left="4680"/>
       </w:pPr>
       <w:r>
@@ -6853,7 +8229,8 @@
         <w:keepNext/>
         <w:keepLines/>
         <w:pageBreakBefore/>
-        <w:spacing w:before="0" w:after="240" w:line="399" w:lineRule="exact"/>
+        <w:spacing w:before="0" w:after="308" w:line="400" w:lineRule="exact"/>
+        <w:ind w:left="0" w:firstLine="0"/>
         <w:jc w:val="center"/>
       </w:pPr>
       <w:r>
@@ -6866,7 +8243,7 @@
     </w:p>
     <w:p>
       <w:pPr>
-        <w:spacing w:before="0" w:after="240" w:line="399" w:lineRule="exact"/>
+        <w:spacing w:before="0" w:after="0" w:line="400" w:lineRule="exact"/>
         <w:ind w:left="0" w:firstLine="0"/>
       </w:pPr>
       <w:r>
@@ -6877,596 +8254,459 @@
           <w:b/>
           <w:bCs/>
         </w:rPr>
-        <w:t xml:space="preserve">APPELLANT’S OPENING BRIEF</w:t>
+        <w:t xml:space="preserve">APPELLANT’S</w:t>
+      </w:r>
+      <w:r>
+        <w:rPr>
+          <w:b/>
+          <w:bCs/>
+        </w:rPr>
+        <w:t xml:space="preserve"> </w:t>
+      </w:r>
+      <w:r>
+        <w:rPr>
+          <w:b/>
+          <w:bCs/>
+        </w:rPr>
+        <w:t xml:space="preserve">OPENING</w:t>
+      </w:r>
+      <w:r>
+        <w:rPr>
+          <w:b/>
+          <w:bCs/>
+        </w:rPr>
+        <w:t xml:space="preserve"> </w:t>
+      </w:r>
+      <w:r>
+        <w:rPr>
+          <w:b/>
+          <w:bCs/>
+        </w:rPr>
+        <w:t xml:space="preserve">BRIEF</w:t>
       </w:r>
       <w:r>
         <w:t xml:space="preserve"> with the Clerk of Court using the CM/ECF system, which will automatically send electronic notification of such filing to counsel of record who are CM/ECF participants:</w:t>
-      </w:r>
-    </w:p>
-    <w:p>
-      <w:pPr>
-        <w:spacing w:before="140" w:after="0" w:line="399" w:lineRule="exact"/>
-        <w:ind w:left="720" w:firstLine="0"/>
-      </w:pPr>
-      <w:r>
-        <w:t xml:space="preserve">Jacob</w:t>
-      </w:r>
-      <w:r>
-        <w:t xml:space="preserve"> </w:t>
-      </w:r>
-      <w:r>
-        <w:t xml:space="preserve">E.</w:t>
-      </w:r>
-      <w:r>
-        <w:t xml:space="preserve"> </w:t>
-      </w:r>
-      <w:r>
-        <w:t xml:space="preserve">Daly</w:t>
-      </w:r>
-      <w:r>
-        <w:t xml:space="preserve">, </w:t>
-      </w:r>
-      <w:r>
-        <w:t xml:space="preserve">Freeman</w:t>
-      </w:r>
-      <w:r>
-        <w:t xml:space="preserve"> </w:t>
-      </w:r>
-      <w:r>
-        <w:t xml:space="preserve">Mathis</w:t>
-      </w:r>
-      <w:r>
-        <w:t xml:space="preserve"> </w:t>
-      </w:r>
-      <w:r>
-        <w:t xml:space="preserve">&amp;</w:t>
-      </w:r>
-      <w:r>
-        <w:t xml:space="preserve"> </w:t>
-      </w:r>
-      <w:r>
-        <w:t xml:space="preserve">Gary,</w:t>
-      </w:r>
-      <w:r>
-        <w:t xml:space="preserve"> </w:t>
-      </w:r>
-      <w:r>
-        <w:t xml:space="preserve">LLP</w:t>
-      </w:r>
-      <w:r>
-        <w:t xml:space="preserve">, </w:t>
-      </w:r>
-      <w:r>
-        <w:t xml:space="preserve">661</w:t>
-      </w:r>
-      <w:r>
-        <w:t xml:space="preserve"> </w:t>
-      </w:r>
-      <w:r>
-        <w:t xml:space="preserve">Forest</w:t>
-      </w:r>
-      <w:r>
-        <w:t xml:space="preserve"> </w:t>
-      </w:r>
-      <w:r>
-        <w:t xml:space="preserve">Parkway,</w:t>
-      </w:r>
-      <w:r>
-        <w:t xml:space="preserve"> </w:t>
-      </w:r>
-      <w:r>
-        <w:t xml:space="preserve">Suite</w:t>
-      </w:r>
-      <w:r>
-        <w:t xml:space="preserve"> </w:t>
-      </w:r>
-      <w:r>
-        <w:t xml:space="preserve">E</w:t>
-      </w:r>
-      <w:r>
-        <w:t xml:space="preserve">, </w:t>
-      </w:r>
-      <w:r>
-        <w:t xml:space="preserve">Forest</w:t>
-      </w:r>
-      <w:r>
-        <w:t xml:space="preserve"> </w:t>
-      </w:r>
-      <w:r>
-        <w:t xml:space="preserve">Park,</w:t>
-      </w:r>
-      <w:r>
-        <w:t xml:space="preserve"> </w:t>
-      </w:r>
-      <w:r>
-        <w:t xml:space="preserve">Georgia</w:t>
-      </w:r>
-      <w:r>
-        <w:t xml:space="preserve"> </w:t>
-      </w:r>
-      <w:r>
-        <w:t xml:space="preserve">30297</w:t>
-      </w:r>
-      <w:r>
-        <w:t xml:space="preserve">, </w:t>
-      </w:r>
-      <w:r>
-        <w:t xml:space="preserve">jdaly@fmglaw.com</w:t>
-      </w:r>
-    </w:p>
-    <w:p>
-      <w:pPr>
-        <w:spacing w:before="140" w:after="0" w:line="399" w:lineRule="exact"/>
-        <w:ind w:left="720" w:firstLine="0"/>
-      </w:pPr>
-      <w:r>
-        <w:t xml:space="preserve">Karen</w:t>
-      </w:r>
-      <w:r>
-        <w:t xml:space="preserve"> </w:t>
-      </w:r>
-      <w:r>
-        <w:t xml:space="preserve">E.</w:t>
-      </w:r>
-      <w:r>
-        <w:t xml:space="preserve"> </w:t>
-      </w:r>
-      <w:r>
-        <w:t xml:space="preserve">Woodward,</w:t>
-      </w:r>
-      <w:r>
-        <w:t xml:space="preserve"> </w:t>
-      </w:r>
-      <w:r>
-        <w:t xml:space="preserve">Esq.</w:t>
-      </w:r>
-      <w:r>
-        <w:t xml:space="preserve">, </w:t>
-      </w:r>
-      <w:r>
-        <w:t xml:space="preserve">Cruser,</w:t>
-      </w:r>
-      <w:r>
-        <w:t xml:space="preserve"> </w:t>
-      </w:r>
-      <w:r>
-        <w:t xml:space="preserve">Mitchell,</w:t>
-      </w:r>
-      <w:r>
-        <w:t xml:space="preserve"> </w:t>
-      </w:r>
-      <w:r>
-        <w:t xml:space="preserve">Novitz,</w:t>
-      </w:r>
-      <w:r>
-        <w:t xml:space="preserve"> </w:t>
-      </w:r>
-      <w:r>
-        <w:t xml:space="preserve">Sanchez,</w:t>
-      </w:r>
-      <w:r>
-        <w:t xml:space="preserve"> </w:t>
-      </w:r>
-      <w:r>
-        <w:t xml:space="preserve">Gaston</w:t>
-      </w:r>
-      <w:r>
-        <w:t xml:space="preserve"> </w:t>
-      </w:r>
-      <w:r>
-        <w:t xml:space="preserve">&amp;</w:t>
-      </w:r>
-      <w:r>
-        <w:t xml:space="preserve"> </w:t>
-      </w:r>
-      <w:r>
-        <w:t xml:space="preserve">Zimet,</w:t>
-      </w:r>
-      <w:r>
-        <w:t xml:space="preserve"> </w:t>
-      </w:r>
-      <w:r>
-        <w:t xml:space="preserve">LLP</w:t>
-      </w:r>
-      <w:r>
-        <w:t xml:space="preserve">, </w:t>
-      </w:r>
-      <w:r>
-        <w:t xml:space="preserve">Meridian</w:t>
-      </w:r>
-      <w:r>
-        <w:t xml:space="preserve"> </w:t>
-      </w:r>
-      <w:r>
-        <w:t xml:space="preserve">II,</w:t>
-      </w:r>
-      <w:r>
-        <w:t xml:space="preserve"> </w:t>
-      </w:r>
-      <w:r>
-        <w:t xml:space="preserve">Suite</w:t>
-      </w:r>
-      <w:r>
-        <w:t xml:space="preserve"> </w:t>
-      </w:r>
-      <w:r>
-        <w:t xml:space="preserve">2000,</w:t>
-      </w:r>
-      <w:r>
-        <w:t xml:space="preserve"> </w:t>
-      </w:r>
-      <w:r>
-        <w:t xml:space="preserve">275</w:t>
-      </w:r>
-      <w:r>
-        <w:t xml:space="preserve"> </w:t>
-      </w:r>
-      <w:r>
-        <w:t xml:space="preserve">Scientific</w:t>
-      </w:r>
-      <w:r>
-        <w:t xml:space="preserve"> </w:t>
-      </w:r>
-      <w:r>
-        <w:t xml:space="preserve">Drive</w:t>
-      </w:r>
-      <w:r>
-        <w:t xml:space="preserve">, </w:t>
-      </w:r>
-      <w:r>
-        <w:t xml:space="preserve">Peachtree</w:t>
-      </w:r>
-      <w:r>
-        <w:t xml:space="preserve"> </w:t>
-      </w:r>
-      <w:r>
-        <w:t xml:space="preserve">Corners,</w:t>
-      </w:r>
-      <w:r>
-        <w:t xml:space="preserve"> </w:t>
-      </w:r>
-      <w:r>
-        <w:t xml:space="preserve">GA</w:t>
-      </w:r>
-      <w:r>
-        <w:t xml:space="preserve"> </w:t>
-      </w:r>
-      <w:r>
-        <w:t xml:space="preserve">30092</w:t>
-      </w:r>
-      <w:r>
-        <w:t xml:space="preserve">, </w:t>
-      </w:r>
-      <w:r>
-        <w:t xml:space="preserve">kwoodward@cmlawfirm.com</w:t>
-      </w:r>
-    </w:p>
-    <w:p>
-      <w:pPr>
-        <w:spacing w:before="140" w:after="0" w:line="399" w:lineRule="exact"/>
-        <w:ind w:left="720" w:firstLine="0"/>
-      </w:pPr>
-      <w:r>
-        <w:t xml:space="preserve">Thomas</w:t>
-      </w:r>
-      <w:r>
-        <w:t xml:space="preserve"> </w:t>
-      </w:r>
-      <w:r>
-        <w:t xml:space="preserve">E.</w:t>
-      </w:r>
-      <w:r>
-        <w:t xml:space="preserve"> </w:t>
-      </w:r>
-      <w:r>
-        <w:t xml:space="preserve">Lavender</w:t>
-      </w:r>
-      <w:r>
-        <w:t xml:space="preserve"> </w:t>
-      </w:r>
-      <w:r>
-        <w:t xml:space="preserve">III</w:t>
-      </w:r>
-      <w:r>
-        <w:t xml:space="preserve">, </w:t>
-      </w:r>
-      <w:r>
-        <w:t xml:space="preserve">Lavender</w:t>
-      </w:r>
-      <w:r>
-        <w:t xml:space="preserve"> </w:t>
-      </w:r>
-      <w:r>
-        <w:t xml:space="preserve">Hoffman</w:t>
-      </w:r>
-      <w:r>
-        <w:t xml:space="preserve"> </w:t>
-      </w:r>
-      <w:r>
-        <w:t xml:space="preserve">Alderman,</w:t>
-      </w:r>
-      <w:r>
-        <w:t xml:space="preserve"> </w:t>
-      </w:r>
-      <w:r>
-        <w:t xml:space="preserve">LLC</w:t>
-      </w:r>
-      <w:r>
-        <w:t xml:space="preserve">, </w:t>
-      </w:r>
-      <w:r>
-        <w:t xml:space="preserve">945</w:t>
-      </w:r>
-      <w:r>
-        <w:t xml:space="preserve"> </w:t>
-      </w:r>
-      <w:r>
-        <w:t xml:space="preserve">East</w:t>
-      </w:r>
-      <w:r>
-        <w:t xml:space="preserve"> </w:t>
-      </w:r>
-      <w:r>
-        <w:t xml:space="preserve">Paces</w:t>
-      </w:r>
-      <w:r>
-        <w:t xml:space="preserve"> </w:t>
-      </w:r>
-      <w:r>
-        <w:t xml:space="preserve">Ferry</w:t>
-      </w:r>
-      <w:r>
-        <w:t xml:space="preserve"> </w:t>
-      </w:r>
-      <w:r>
-        <w:t xml:space="preserve">Road,</w:t>
-      </w:r>
-      <w:r>
-        <w:t xml:space="preserve"> </w:t>
-      </w:r>
-      <w:r>
-        <w:t xml:space="preserve">Suite</w:t>
-      </w:r>
-      <w:r>
-        <w:t xml:space="preserve"> </w:t>
-      </w:r>
-      <w:r>
-        <w:t xml:space="preserve">2000</w:t>
-      </w:r>
-      <w:r>
-        <w:t xml:space="preserve">, </w:t>
-      </w:r>
-      <w:r>
-        <w:t xml:space="preserve">Atlanta,</w:t>
-      </w:r>
-      <w:r>
-        <w:t xml:space="preserve"> </w:t>
-      </w:r>
-      <w:r>
-        <w:t xml:space="preserve">GA</w:t>
-      </w:r>
-      <w:r>
-        <w:t xml:space="preserve"> </w:t>
-      </w:r>
-      <w:r>
-        <w:t xml:space="preserve">30326</w:t>
-      </w:r>
-      <w:r>
-        <w:t xml:space="preserve">, </w:t>
-      </w:r>
-      <w:r>
-        <w:t xml:space="preserve">ted.lavender@lhalawyers.com</w:t>
       </w:r>
     </w:p>
     <w:p>
       <w:pPr>
         <w:keepNext/>
         <w:keepLines/>
-        <w:spacing w:before="280" w:after="240" w:line="399" w:lineRule="exact"/>
-        <w:ind w:left="0"/>
-      </w:pPr>
-      <w:r>
-        <w:t xml:space="preserve">Respectfully submitted this 24th day of May 2024.</w:t>
+        <w:spacing w:before="280" w:after="0" w:line="400" w:lineRule="exact"/>
+        <w:ind w:left="720" w:firstLine="0"/>
+      </w:pPr>
+      <w:r>
+        <w:t xml:space="preserve">Jacob</w:t>
+      </w:r>
+      <w:r>
+        <w:t xml:space="preserve"> </w:t>
+      </w:r>
+      <w:r>
+        <w:t xml:space="preserve">E.</w:t>
+      </w:r>
+      <w:r>
+        <w:t xml:space="preserve"> </w:t>
+      </w:r>
+      <w:r>
+        <w:t xml:space="preserve">Daly</w:t>
+      </w:r>
+      <w:r>
+        <w:t xml:space="preserve">, </w:t>
+      </w:r>
+      <w:r>
+        <w:t xml:space="preserve">Freeman</w:t>
+      </w:r>
+      <w:r>
+        <w:t xml:space="preserve"> </w:t>
+      </w:r>
+      <w:r>
+        <w:t xml:space="preserve">Mathis</w:t>
+      </w:r>
+      <w:r>
+        <w:t xml:space="preserve"> </w:t>
+      </w:r>
+      <w:r>
+        <w:t xml:space="preserve">&amp;</w:t>
+      </w:r>
+      <w:r>
+        <w:t xml:space="preserve"> </w:t>
+      </w:r>
+      <w:r>
+        <w:t xml:space="preserve">Gary,</w:t>
+      </w:r>
+      <w:r>
+        <w:t xml:space="preserve"> </w:t>
+      </w:r>
+      <w:r>
+        <w:t xml:space="preserve">LLP</w:t>
+      </w:r>
+      <w:r>
+        <w:t xml:space="preserve">, </w:t>
+      </w:r>
+      <w:r>
+        <w:t xml:space="preserve">661</w:t>
+      </w:r>
+      <w:r>
+        <w:t xml:space="preserve"> </w:t>
+      </w:r>
+      <w:r>
+        <w:t xml:space="preserve">Forest</w:t>
+      </w:r>
+      <w:r>
+        <w:t xml:space="preserve"> </w:t>
+      </w:r>
+      <w:r>
+        <w:t xml:space="preserve">Parkway,</w:t>
+      </w:r>
+      <w:r>
+        <w:t xml:space="preserve"> </w:t>
+      </w:r>
+      <w:r>
+        <w:t xml:space="preserve">Suite</w:t>
+      </w:r>
+      <w:r>
+        <w:t xml:space="preserve"> </w:t>
+      </w:r>
+      <w:r>
+        <w:t xml:space="preserve">E</w:t>
+      </w:r>
+      <w:r>
+        <w:t xml:space="preserve">, </w:t>
+      </w:r>
+      <w:r>
+        <w:t xml:space="preserve">Forest</w:t>
+      </w:r>
+      <w:r>
+        <w:t xml:space="preserve"> </w:t>
+      </w:r>
+      <w:r>
+        <w:t xml:space="preserve">Park,</w:t>
+      </w:r>
+      <w:r>
+        <w:t xml:space="preserve"> </w:t>
+      </w:r>
+      <w:r>
+        <w:t xml:space="preserve">Georgia</w:t>
+      </w:r>
+      <w:r>
+        <w:t xml:space="preserve"> </w:t>
+      </w:r>
+      <w:r>
+        <w:t xml:space="preserve">30297</w:t>
+      </w:r>
+      <w:r>
+        <w:t xml:space="preserve">, </w:t>
+      </w:r>
+      <w:r>
+        <w:t xml:space="preserve">jdaly@fmglaw.com</w:t>
       </w:r>
     </w:p>
     <w:p>
       <w:pPr>
         <w:keepNext/>
         <w:keepLines/>
-        <w:spacing w:before="240" w:after="0" w:line="399" w:lineRule="exact"/>
-        <w:ind w:left="4680"/>
-      </w:pPr>
-      <w:r>
-        <w:t xml:space="preserve">/s/ Mitchell L. Albert III</w:t>
+        <w:spacing w:before="196" w:after="0" w:line="400" w:lineRule="exact"/>
+        <w:ind w:left="720" w:firstLine="0"/>
+      </w:pPr>
+      <w:r>
+        <w:t xml:space="preserve">Karen</w:t>
+      </w:r>
+      <w:r>
+        <w:t xml:space="preserve"> </w:t>
+      </w:r>
+      <w:r>
+        <w:t xml:space="preserve">E.</w:t>
+      </w:r>
+      <w:r>
+        <w:t xml:space="preserve"> </w:t>
+      </w:r>
+      <w:r>
+        <w:t xml:space="preserve">Woodward,</w:t>
+      </w:r>
+      <w:r>
+        <w:t xml:space="preserve"> </w:t>
+      </w:r>
+      <w:r>
+        <w:t xml:space="preserve">Esq.</w:t>
+      </w:r>
+      <w:r>
+        <w:t xml:space="preserve">, </w:t>
+      </w:r>
+      <w:r>
+        <w:t xml:space="preserve">Cruser,</w:t>
+      </w:r>
+      <w:r>
+        <w:t xml:space="preserve"> </w:t>
+      </w:r>
+      <w:r>
+        <w:t xml:space="preserve">Mitchell,</w:t>
+      </w:r>
+      <w:r>
+        <w:t xml:space="preserve"> </w:t>
+      </w:r>
+      <w:r>
+        <w:t xml:space="preserve">Novitz,</w:t>
+      </w:r>
+      <w:r>
+        <w:t xml:space="preserve"> </w:t>
+      </w:r>
+      <w:r>
+        <w:t xml:space="preserve">Sanchez,</w:t>
+      </w:r>
+      <w:r>
+        <w:t xml:space="preserve"> </w:t>
+      </w:r>
+      <w:r>
+        <w:t xml:space="preserve">Gaston</w:t>
+      </w:r>
+      <w:r>
+        <w:t xml:space="preserve"> </w:t>
+      </w:r>
+      <w:r>
+        <w:t xml:space="preserve">&amp;</w:t>
+      </w:r>
+      <w:r>
+        <w:t xml:space="preserve"> </w:t>
+      </w:r>
+      <w:r>
+        <w:t xml:space="preserve">Zimet,</w:t>
+      </w:r>
+      <w:r>
+        <w:t xml:space="preserve"> </w:t>
+      </w:r>
+      <w:r>
+        <w:t xml:space="preserve">LLP</w:t>
+      </w:r>
+      <w:r>
+        <w:t xml:space="preserve">, </w:t>
+      </w:r>
+      <w:r>
+        <w:t xml:space="preserve">Meridian</w:t>
+      </w:r>
+      <w:r>
+        <w:t xml:space="preserve"> </w:t>
+      </w:r>
+      <w:r>
+        <w:t xml:space="preserve">II,</w:t>
+      </w:r>
+      <w:r>
+        <w:t xml:space="preserve"> </w:t>
+      </w:r>
+      <w:r>
+        <w:t xml:space="preserve">Suite</w:t>
+      </w:r>
+      <w:r>
+        <w:t xml:space="preserve"> </w:t>
+      </w:r>
+      <w:r>
+        <w:t xml:space="preserve">2000,</w:t>
+      </w:r>
+      <w:r>
+        <w:t xml:space="preserve"> </w:t>
+      </w:r>
+      <w:r>
+        <w:t xml:space="preserve">275</w:t>
+      </w:r>
+      <w:r>
+        <w:t xml:space="preserve"> </w:t>
+      </w:r>
+      <w:r>
+        <w:t xml:space="preserve">Scientific</w:t>
+      </w:r>
+      <w:r>
+        <w:t xml:space="preserve"> </w:t>
+      </w:r>
+      <w:r>
+        <w:t xml:space="preserve">Drive</w:t>
+      </w:r>
+      <w:r>
+        <w:t xml:space="preserve">, </w:t>
+      </w:r>
+      <w:r>
+        <w:t xml:space="preserve">Peachtree</w:t>
+      </w:r>
+      <w:r>
+        <w:t xml:space="preserve"> </w:t>
+      </w:r>
+      <w:r>
+        <w:t xml:space="preserve">Corners,</w:t>
+      </w:r>
+      <w:r>
+        <w:t xml:space="preserve"> </w:t>
+      </w:r>
+      <w:r>
+        <w:t xml:space="preserve">GA</w:t>
+      </w:r>
+      <w:r>
+        <w:t xml:space="preserve"> </w:t>
+      </w:r>
+      <w:r>
+        <w:t xml:space="preserve">30092</w:t>
+      </w:r>
+      <w:r>
+        <w:t xml:space="preserve">, </w:t>
+      </w:r>
+      <w:r>
+        <w:t xml:space="preserve">kwoodward@cmlawfirm.com</w:t>
       </w:r>
     </w:p>
     <w:p>
       <w:pPr>
         <w:keepNext/>
         <w:keepLines/>
-        <w:spacing w:before="0" w:after="0" w:line="399" w:lineRule="exact"/>
-        <w:ind w:left="4680"/>
-      </w:pPr>
-      <w:r>
-        <w:t xml:space="preserve">Mitchell L. Albert III</w:t>
+        <w:spacing w:before="196" w:after="0" w:line="400" w:lineRule="exact"/>
+        <w:ind w:left="720" w:firstLine="0"/>
+      </w:pPr>
+      <w:r>
+        <w:t xml:space="preserve">Thomas</w:t>
+      </w:r>
+      <w:r>
+        <w:t xml:space="preserve"> </w:t>
+      </w:r>
+      <w:r>
+        <w:t xml:space="preserve">E.</w:t>
+      </w:r>
+      <w:r>
+        <w:t xml:space="preserve"> </w:t>
+      </w:r>
+      <w:r>
+        <w:t xml:space="preserve">Lavender</w:t>
+      </w:r>
+      <w:r>
+        <w:t xml:space="preserve"> </w:t>
+      </w:r>
+      <w:r>
+        <w:t xml:space="preserve">III</w:t>
+      </w:r>
+      <w:r>
+        <w:t xml:space="preserve">, </w:t>
+      </w:r>
+      <w:r>
+        <w:t xml:space="preserve">Lavender</w:t>
+      </w:r>
+      <w:r>
+        <w:t xml:space="preserve"> </w:t>
+      </w:r>
+      <w:r>
+        <w:t xml:space="preserve">Hoffman</w:t>
+      </w:r>
+      <w:r>
+        <w:t xml:space="preserve"> </w:t>
+      </w:r>
+      <w:r>
+        <w:t xml:space="preserve">Alderman,</w:t>
+      </w:r>
+      <w:r>
+        <w:t xml:space="preserve"> </w:t>
+      </w:r>
+      <w:r>
+        <w:t xml:space="preserve">LLC</w:t>
+      </w:r>
+      <w:r>
+        <w:t xml:space="preserve">, </w:t>
+      </w:r>
+      <w:r>
+        <w:t xml:space="preserve">945</w:t>
+      </w:r>
+      <w:r>
+        <w:t xml:space="preserve"> </w:t>
+      </w:r>
+      <w:r>
+        <w:t xml:space="preserve">East</w:t>
+      </w:r>
+      <w:r>
+        <w:t xml:space="preserve"> </w:t>
+      </w:r>
+      <w:r>
+        <w:t xml:space="preserve">Paces</w:t>
+      </w:r>
+      <w:r>
+        <w:t xml:space="preserve"> </w:t>
+      </w:r>
+      <w:r>
+        <w:t xml:space="preserve">Ferry</w:t>
+      </w:r>
+      <w:r>
+        <w:t xml:space="preserve"> </w:t>
+      </w:r>
+      <w:r>
+        <w:t xml:space="preserve">Road,</w:t>
+      </w:r>
+      <w:r>
+        <w:t xml:space="preserve"> </w:t>
+      </w:r>
+      <w:r>
+        <w:t xml:space="preserve">Suite</w:t>
+      </w:r>
+      <w:r>
+        <w:t xml:space="preserve"> </w:t>
+      </w:r>
+      <w:r>
+        <w:t xml:space="preserve">2000</w:t>
+      </w:r>
+      <w:r>
+        <w:t xml:space="preserve">, </w:t>
+      </w:r>
+      <w:r>
+        <w:t xml:space="preserve">Atlanta,</w:t>
+      </w:r>
+      <w:r>
+        <w:t xml:space="preserve"> </w:t>
+      </w:r>
+      <w:r>
+        <w:t xml:space="preserve">GA</w:t>
+      </w:r>
+      <w:r>
+        <w:t xml:space="preserve"> </w:t>
+      </w:r>
+      <w:r>
+        <w:t xml:space="preserve">30326</w:t>
+      </w:r>
+      <w:r>
+        <w:t xml:space="preserve">, </w:t>
+      </w:r>
+      <w:r>
+        <w:t xml:space="preserve">ted.lavender@lhalawyers.com</w:t>
       </w:r>
     </w:p>
     <w:p>
       <w:pPr>
         <w:keepNext/>
         <w:keepLines/>
-        <w:spacing w:before="0" w:after="0" w:line="399" w:lineRule="exact"/>
-        <w:ind w:left="4680"/>
-      </w:pPr>
-      <w:r>
-        <w:rPr>
-          <w:i/>
-          <w:iCs/>
-        </w:rPr>
-        <w:t xml:space="preserve">Attorney</w:t>
-      </w:r>
-      <w:r>
-        <w:rPr>
-          <w:i/>
-          <w:iCs/>
-        </w:rPr>
-        <w:t xml:space="preserve"> </w:t>
-      </w:r>
-      <w:r>
-        <w:rPr>
-          <w:i/>
-          <w:iCs/>
-        </w:rPr>
-        <w:t xml:space="preserve">for</w:t>
-      </w:r>
-      <w:r>
-        <w:rPr>
-          <w:i/>
-          <w:iCs/>
-        </w:rPr>
-        <w:t xml:space="preserve"> </w:t>
-      </w:r>
-      <w:r>
-        <w:rPr>
-          <w:i/>
-          <w:iCs/>
-        </w:rPr>
-        <w:t xml:space="preserve">Plaintiff</w:t>
+        <w:spacing w:before="392" w:after="0" w:line="400" w:lineRule="exact"/>
+        <w:ind w:left="0" w:firstLine="0"/>
+      </w:pPr>
+      <w:r>
+        <w:t xml:space="preserve">Respectfully submitted this 24th day of May 2024.</w:t>
       </w:r>
     </w:p>
     <w:p>
       <w:pPr>
         <w:keepNext/>
         <w:keepLines/>
-        <w:spacing w:before="0" w:after="0" w:line="399" w:lineRule="exact"/>
+        <w:spacing w:before="336" w:after="0" w:line="400" w:lineRule="exact"/>
         <w:ind w:left="4680"/>
       </w:pPr>
       <w:r>
-        <w:rPr>
-          <w:i/>
-          <w:iCs/>
-        </w:rPr>
-        <w:t xml:space="preserve">Georgia</w:t>
-      </w:r>
-      <w:r>
-        <w:rPr>
-          <w:i/>
-          <w:iCs/>
-        </w:rPr>
-        <w:t xml:space="preserve"> </w:t>
-      </w:r>
-      <w:r>
-        <w:rPr>
-          <w:i/>
-          <w:iCs/>
-        </w:rPr>
-        <w:t xml:space="preserve">Bar</w:t>
-      </w:r>
-      <w:r>
-        <w:rPr>
-          <w:i/>
-          <w:iCs/>
-        </w:rPr>
-        <w:t xml:space="preserve"> </w:t>
-      </w:r>
-      <w:r>
-        <w:rPr>
-          <w:i/>
-          <w:iCs/>
-        </w:rPr>
-        <w:t xml:space="preserve">No.:</w:t>
-      </w:r>
-      <w:r>
-        <w:rPr>
-          <w:i/>
-          <w:iCs/>
-        </w:rPr>
-        <w:t xml:space="preserve"> </w:t>
-      </w:r>
-      <w:r>
-        <w:rPr>
-          <w:i/>
-          <w:iCs/>
-        </w:rPr>
-        <w:t xml:space="preserve">307196</w:t>
+        <w:t xml:space="preserve">/s/ Mitchell L. Albert III</w:t>
       </w:r>
     </w:p>
     <w:p>
       <w:pPr>
         <w:keepNext/>
         <w:keepLines/>
-        <w:spacing w:before="0" w:after="0" w:line="399" w:lineRule="exact"/>
+        <w:spacing w:before="0" w:after="0" w:line="400" w:lineRule="exact"/>
         <w:ind w:left="4680"/>
       </w:pPr>
       <w:r>
-        <w:rPr>
-          <w:i/>
-          <w:iCs/>
-        </w:rPr>
-        <w:t xml:space="preserve">Albert</w:t>
-      </w:r>
-      <w:r>
-        <w:rPr>
-          <w:i/>
-          <w:iCs/>
-        </w:rPr>
-        <w:t xml:space="preserve"> </w:t>
-      </w:r>
-      <w:r>
-        <w:rPr>
-          <w:i/>
-          <w:iCs/>
-        </w:rPr>
-        <w:t xml:space="preserve">III</w:t>
-      </w:r>
-      <w:r>
-        <w:rPr>
-          <w:i/>
-          <w:iCs/>
-        </w:rPr>
-        <w:t xml:space="preserve"> </w:t>
-      </w:r>
-      <w:r>
-        <w:rPr>
-          <w:i/>
-          <w:iCs/>
-        </w:rPr>
-        <w:t xml:space="preserve">&amp;</w:t>
-      </w:r>
-      <w:r>
-        <w:rPr>
-          <w:i/>
-          <w:iCs/>
-        </w:rPr>
-        <w:t xml:space="preserve"> </w:t>
-      </w:r>
-      <w:r>
-        <w:rPr>
-          <w:i/>
-          <w:iCs/>
-        </w:rPr>
-        <w:t xml:space="preserve">Associates</w:t>
-      </w:r>
-      <w:r>
-        <w:rPr>
-          <w:i/>
-          <w:iCs/>
-        </w:rPr>
-        <w:t xml:space="preserve"> </w:t>
-      </w:r>
-      <w:r>
-        <w:rPr>
-          <w:i/>
-          <w:iCs/>
-        </w:rPr>
-        <w:t xml:space="preserve">LLC</w:t>
+        <w:t xml:space="preserve">Mitchell L. Albert III</w:t>
       </w:r>
     </w:p>
     <w:p>
       <w:pPr>
         <w:keepNext/>
         <w:keepLines/>
-        <w:spacing w:before="0" w:after="0" w:line="399" w:lineRule="exact"/>
+        <w:spacing w:before="0" w:after="0" w:line="400" w:lineRule="exact"/>
         <w:ind w:left="4680"/>
       </w:pPr>
       <w:r>
@@ -7474,70 +8714,42 @@
           <w:i/>
           <w:iCs/>
         </w:rPr>
-        <w:t xml:space="preserve">3330</w:t>
-      </w:r>
-      <w:r>
-        <w:rPr>
-          <w:i/>
-          <w:iCs/>
-        </w:rPr>
-        <w:t xml:space="preserve"> </w:t>
-      </w:r>
-      <w:r>
-        <w:rPr>
-          <w:i/>
-          <w:iCs/>
-        </w:rPr>
-        <w:t xml:space="preserve">Cumberland</w:t>
-      </w:r>
-      <w:r>
-        <w:rPr>
-          <w:i/>
-          <w:iCs/>
-        </w:rPr>
-        <w:t xml:space="preserve"> </w:t>
-      </w:r>
-      <w:r>
-        <w:rPr>
-          <w:i/>
-          <w:iCs/>
-        </w:rPr>
-        <w:t xml:space="preserve">Blvd.,</w:t>
-      </w:r>
-      <w:r>
-        <w:rPr>
-          <w:i/>
-          <w:iCs/>
-        </w:rPr>
-        <w:t xml:space="preserve"> </w:t>
-      </w:r>
-      <w:r>
-        <w:rPr>
-          <w:i/>
-          <w:iCs/>
-        </w:rPr>
-        <w:t xml:space="preserve">Suite</w:t>
-      </w:r>
-      <w:r>
-        <w:rPr>
-          <w:i/>
-          <w:iCs/>
-        </w:rPr>
-        <w:t xml:space="preserve"> </w:t>
-      </w:r>
-      <w:r>
-        <w:rPr>
-          <w:i/>
-          <w:iCs/>
-        </w:rPr>
-        <w:t xml:space="preserve">500</w:t>
+        <w:t xml:space="preserve">Attorney</w:t>
+      </w:r>
+      <w:r>
+        <w:rPr>
+          <w:i/>
+          <w:iCs/>
+        </w:rPr>
+        <w:t xml:space="preserve"> </w:t>
+      </w:r>
+      <w:r>
+        <w:rPr>
+          <w:i/>
+          <w:iCs/>
+        </w:rPr>
+        <w:t xml:space="preserve">for</w:t>
+      </w:r>
+      <w:r>
+        <w:rPr>
+          <w:i/>
+          <w:iCs/>
+        </w:rPr>
+        <w:t xml:space="preserve"> </w:t>
+      </w:r>
+      <w:r>
+        <w:rPr>
+          <w:i/>
+          <w:iCs/>
+        </w:rPr>
+        <w:t xml:space="preserve">Plaintiff</w:t>
       </w:r>
     </w:p>
     <w:p>
       <w:pPr>
         <w:keepNext/>
         <w:keepLines/>
-        <w:spacing w:before="0" w:after="0" w:line="399" w:lineRule="exact"/>
+        <w:spacing w:before="0" w:after="0" w:line="400" w:lineRule="exact"/>
         <w:ind w:left="4680"/>
       </w:pPr>
       <w:r>
@@ -7545,42 +8757,56 @@
           <w:i/>
           <w:iCs/>
         </w:rPr>
-        <w:t xml:space="preserve">Atlanta,</w:t>
-      </w:r>
-      <w:r>
-        <w:rPr>
-          <w:i/>
-          <w:iCs/>
-        </w:rPr>
-        <w:t xml:space="preserve"> </w:t>
-      </w:r>
-      <w:r>
-        <w:rPr>
-          <w:i/>
-          <w:iCs/>
-        </w:rPr>
-        <w:t xml:space="preserve">GA</w:t>
-      </w:r>
-      <w:r>
-        <w:rPr>
-          <w:i/>
-          <w:iCs/>
-        </w:rPr>
-        <w:t xml:space="preserve"> </w:t>
-      </w:r>
-      <w:r>
-        <w:rPr>
-          <w:i/>
-          <w:iCs/>
-        </w:rPr>
-        <w:t xml:space="preserve">30339</w:t>
+        <w:t xml:space="preserve">Georgia</w:t>
+      </w:r>
+      <w:r>
+        <w:rPr>
+          <w:i/>
+          <w:iCs/>
+        </w:rPr>
+        <w:t xml:space="preserve"> </w:t>
+      </w:r>
+      <w:r>
+        <w:rPr>
+          <w:i/>
+          <w:iCs/>
+        </w:rPr>
+        <w:t xml:space="preserve">Bar</w:t>
+      </w:r>
+      <w:r>
+        <w:rPr>
+          <w:i/>
+          <w:iCs/>
+        </w:rPr>
+        <w:t xml:space="preserve"> </w:t>
+      </w:r>
+      <w:r>
+        <w:rPr>
+          <w:i/>
+          <w:iCs/>
+        </w:rPr>
+        <w:t xml:space="preserve">No.:</w:t>
+      </w:r>
+      <w:r>
+        <w:rPr>
+          <w:i/>
+          <w:iCs/>
+        </w:rPr>
+        <w:t xml:space="preserve"> </w:t>
+      </w:r>
+      <w:r>
+        <w:rPr>
+          <w:i/>
+          <w:iCs/>
+        </w:rPr>
+        <w:t xml:space="preserve">307196</w:t>
       </w:r>
     </w:p>
     <w:p>
       <w:pPr>
         <w:keepNext/>
         <w:keepLines/>
-        <w:spacing w:before="0" w:after="0" w:line="399" w:lineRule="exact"/>
+        <w:spacing w:before="0" w:after="0" w:line="400" w:lineRule="exact"/>
         <w:ind w:left="4680"/>
       </w:pPr>
       <w:r>
@@ -7588,42 +8814,70 @@
           <w:i/>
           <w:iCs/>
         </w:rPr>
-        <w:t xml:space="preserve">Telephone</w:t>
-      </w:r>
-      <w:r>
-        <w:rPr>
-          <w:i/>
-          <w:iCs/>
-        </w:rPr>
-        <w:t xml:space="preserve"> </w:t>
-      </w:r>
-      <w:r>
-        <w:rPr>
-          <w:i/>
-          <w:iCs/>
-        </w:rPr>
-        <w:t xml:space="preserve">(770)</w:t>
-      </w:r>
-      <w:r>
-        <w:rPr>
-          <w:i/>
-          <w:iCs/>
-        </w:rPr>
-        <w:t xml:space="preserve"> </w:t>
-      </w:r>
-      <w:r>
-        <w:rPr>
-          <w:i/>
-          <w:iCs/>
-        </w:rPr>
-        <w:t xml:space="preserve">675-6749</w:t>
+        <w:t xml:space="preserve">Albert</w:t>
+      </w:r>
+      <w:r>
+        <w:rPr>
+          <w:i/>
+          <w:iCs/>
+        </w:rPr>
+        <w:t xml:space="preserve"> </w:t>
+      </w:r>
+      <w:r>
+        <w:rPr>
+          <w:i/>
+          <w:iCs/>
+        </w:rPr>
+        <w:t xml:space="preserve">III</w:t>
+      </w:r>
+      <w:r>
+        <w:rPr>
+          <w:i/>
+          <w:iCs/>
+        </w:rPr>
+        <w:t xml:space="preserve"> </w:t>
+      </w:r>
+      <w:r>
+        <w:rPr>
+          <w:i/>
+          <w:iCs/>
+        </w:rPr>
+        <w:t xml:space="preserve">&amp;</w:t>
+      </w:r>
+      <w:r>
+        <w:rPr>
+          <w:i/>
+          <w:iCs/>
+        </w:rPr>
+        <w:t xml:space="preserve"> </w:t>
+      </w:r>
+      <w:r>
+        <w:rPr>
+          <w:i/>
+          <w:iCs/>
+        </w:rPr>
+        <w:t xml:space="preserve">Associates</w:t>
+      </w:r>
+      <w:r>
+        <w:rPr>
+          <w:i/>
+          <w:iCs/>
+        </w:rPr>
+        <w:t xml:space="preserve"> </w:t>
+      </w:r>
+      <w:r>
+        <w:rPr>
+          <w:i/>
+          <w:iCs/>
+        </w:rPr>
+        <w:t xml:space="preserve">LLC</w:t>
       </w:r>
     </w:p>
     <w:p>
       <w:pPr>
         <w:keepNext/>
         <w:keepLines/>
-        <w:spacing w:before="0" w:after="0" w:line="399" w:lineRule="exact"/>
+        <w:spacing w:before="0" w:after="0" w:line="400" w:lineRule="exact"/>
         <w:ind w:left="4680"/>
       </w:pPr>
       <w:r>
@@ -7631,42 +8885,202 @@
           <w:i/>
           <w:iCs/>
         </w:rPr>
-        <w:t xml:space="preserve">Fax</w:t>
-      </w:r>
-      <w:r>
-        <w:rPr>
-          <w:i/>
-          <w:iCs/>
-        </w:rPr>
-        <w:t xml:space="preserve"> </w:t>
-      </w:r>
-      <w:r>
-        <w:rPr>
-          <w:i/>
-          <w:iCs/>
-        </w:rPr>
-        <w:t xml:space="preserve">(404)</w:t>
-      </w:r>
-      <w:r>
-        <w:rPr>
-          <w:i/>
-          <w:iCs/>
-        </w:rPr>
-        <w:t xml:space="preserve"> </w:t>
-      </w:r>
-      <w:r>
-        <w:rPr>
-          <w:i/>
-          <w:iCs/>
-        </w:rPr>
-        <w:t xml:space="preserve">601-6041</w:t>
+        <w:t xml:space="preserve">3330</w:t>
+      </w:r>
+      <w:r>
+        <w:rPr>
+          <w:i/>
+          <w:iCs/>
+        </w:rPr>
+        <w:t xml:space="preserve"> </w:t>
+      </w:r>
+      <w:r>
+        <w:rPr>
+          <w:i/>
+          <w:iCs/>
+        </w:rPr>
+        <w:t xml:space="preserve">Cumberland</w:t>
+      </w:r>
+      <w:r>
+        <w:rPr>
+          <w:i/>
+          <w:iCs/>
+        </w:rPr>
+        <w:t xml:space="preserve"> </w:t>
+      </w:r>
+      <w:r>
+        <w:rPr>
+          <w:i/>
+          <w:iCs/>
+        </w:rPr>
+        <w:t xml:space="preserve">Blvd.,</w:t>
+      </w:r>
+      <w:r>
+        <w:rPr>
+          <w:i/>
+          <w:iCs/>
+        </w:rPr>
+        <w:t xml:space="preserve"> </w:t>
+      </w:r>
+      <w:r>
+        <w:rPr>
+          <w:i/>
+          <w:iCs/>
+        </w:rPr>
+        <w:t xml:space="preserve">Suite</w:t>
+      </w:r>
+      <w:r>
+        <w:rPr>
+          <w:i/>
+          <w:iCs/>
+        </w:rPr>
+        <w:t xml:space="preserve"> </w:t>
+      </w:r>
+      <w:r>
+        <w:rPr>
+          <w:i/>
+          <w:iCs/>
+        </w:rPr>
+        <w:t xml:space="preserve">500</w:t>
       </w:r>
     </w:p>
     <w:p>
       <w:pPr>
         <w:keepNext/>
         <w:keepLines/>
-        <w:spacing w:before="0" w:after="0" w:line="399" w:lineRule="exact"/>
+        <w:spacing w:before="0" w:after="0" w:line="400" w:lineRule="exact"/>
+        <w:ind w:left="4680"/>
+      </w:pPr>
+      <w:r>
+        <w:rPr>
+          <w:i/>
+          <w:iCs/>
+        </w:rPr>
+        <w:t xml:space="preserve">Atlanta,</w:t>
+      </w:r>
+      <w:r>
+        <w:rPr>
+          <w:i/>
+          <w:iCs/>
+        </w:rPr>
+        <w:t xml:space="preserve"> </w:t>
+      </w:r>
+      <w:r>
+        <w:rPr>
+          <w:i/>
+          <w:iCs/>
+        </w:rPr>
+        <w:t xml:space="preserve">GA</w:t>
+      </w:r>
+      <w:r>
+        <w:rPr>
+          <w:i/>
+          <w:iCs/>
+        </w:rPr>
+        <w:t xml:space="preserve"> </w:t>
+      </w:r>
+      <w:r>
+        <w:rPr>
+          <w:i/>
+          <w:iCs/>
+        </w:rPr>
+        <w:t xml:space="preserve">30339</w:t>
+      </w:r>
+    </w:p>
+    <w:p>
+      <w:pPr>
+        <w:keepNext/>
+        <w:keepLines/>
+        <w:spacing w:before="0" w:after="0" w:line="400" w:lineRule="exact"/>
+        <w:ind w:left="4680"/>
+      </w:pPr>
+      <w:r>
+        <w:rPr>
+          <w:i/>
+          <w:iCs/>
+        </w:rPr>
+        <w:t xml:space="preserve">Telephone</w:t>
+      </w:r>
+      <w:r>
+        <w:rPr>
+          <w:i/>
+          <w:iCs/>
+        </w:rPr>
+        <w:t xml:space="preserve"> </w:t>
+      </w:r>
+      <w:r>
+        <w:rPr>
+          <w:i/>
+          <w:iCs/>
+        </w:rPr>
+        <w:t xml:space="preserve">(770)</w:t>
+      </w:r>
+      <w:r>
+        <w:rPr>
+          <w:i/>
+          <w:iCs/>
+        </w:rPr>
+        <w:t xml:space="preserve"> </w:t>
+      </w:r>
+      <w:r>
+        <w:rPr>
+          <w:i/>
+          <w:iCs/>
+        </w:rPr>
+        <w:t xml:space="preserve">675</w:t>
+        <w:noBreakHyphen/>
+        <w:t xml:space="preserve">6749</w:t>
+      </w:r>
+    </w:p>
+    <w:p>
+      <w:pPr>
+        <w:keepNext/>
+        <w:keepLines/>
+        <w:spacing w:before="0" w:after="0" w:line="400" w:lineRule="exact"/>
+        <w:ind w:left="4680"/>
+      </w:pPr>
+      <w:r>
+        <w:rPr>
+          <w:i/>
+          <w:iCs/>
+        </w:rPr>
+        <w:t xml:space="preserve">Fax</w:t>
+      </w:r>
+      <w:r>
+        <w:rPr>
+          <w:i/>
+          <w:iCs/>
+        </w:rPr>
+        <w:t xml:space="preserve"> </w:t>
+      </w:r>
+      <w:r>
+        <w:rPr>
+          <w:i/>
+          <w:iCs/>
+        </w:rPr>
+        <w:t xml:space="preserve">(404)</w:t>
+      </w:r>
+      <w:r>
+        <w:rPr>
+          <w:i/>
+          <w:iCs/>
+        </w:rPr>
+        <w:t xml:space="preserve"> </w:t>
+      </w:r>
+      <w:r>
+        <w:rPr>
+          <w:i/>
+          <w:iCs/>
+        </w:rPr>
+        <w:t xml:space="preserve">601</w:t>
+        <w:noBreakHyphen/>
+        <w:t xml:space="preserve">6041</w:t>
+      </w:r>
+    </w:p>
+    <w:p>
+      <w:pPr>
+        <w:keepLines/>
+        <w:spacing w:before="0" w:after="0" w:line="400" w:lineRule="exact"/>
         <w:ind w:left="4680"/>
       </w:pPr>
       <w:r>
@@ -7679,11 +9093,8 @@
     </w:p>
     <w:sectPr>
       <w:footerReference w:type="default" r:id="rIdFooter1"/>
-      <w:footnotePr>
-        <w:numRestart w:val="eachSect"/>
-      </w:footnotePr>
       <w:pgSz w:w="12240" w:h="15840"/>
-      <w:pgMar w:top="1440" w:right="1440" w:bottom="1440" w:left="1440" w:header="720" w:footer="432" w:gutter="0"/>
+      <w:pgMar w:top="1440" w:right="1440" w:bottom="1440" w:left="1440" w:header="720" w:footer="608" w:gutter="0"/>
     </w:sectPr>
   </w:body>
 </w:document>
@@ -7741,6 +9152,7 @@
 <w:ftr xmlns:w="http://schemas.openxmlformats.org/wordprocessingml/2006/main" xmlns:r="http://schemas.openxmlformats.org/officeDocument/2006/relationships">
   <w:p>
     <w:pPr>
+      <w:spacing w:before="0" w:after="0" w:line="400" w:lineRule="exact"/>
       <w:jc w:val="center"/>
     </w:pPr>
     <w:r>
@@ -7766,6 +9178,7 @@
 <w:ftr xmlns:w="http://schemas.openxmlformats.org/wordprocessingml/2006/main" xmlns:r="http://schemas.openxmlformats.org/officeDocument/2006/relationships">
   <w:p>
     <w:pPr>
+      <w:spacing w:before="0" w:after="0" w:line="400" w:lineRule="exact"/>
       <w:jc w:val="center"/>
     </w:pPr>
     <w:r>
@@ -7794,6 +9207,7 @@
 <w:ftr xmlns:w="http://schemas.openxmlformats.org/wordprocessingml/2006/main" xmlns:r="http://schemas.openxmlformats.org/officeDocument/2006/relationships">
   <w:p>
     <w:pPr>
+      <w:spacing w:before="0" w:after="0" w:line="400" w:lineRule="exact"/>
       <w:jc w:val="center"/>
     </w:pPr>
   </w:p>
@@ -7804,6 +9218,7 @@
 <w:ftr xmlns:w="http://schemas.openxmlformats.org/wordprocessingml/2006/main" xmlns:r="http://schemas.openxmlformats.org/officeDocument/2006/relationships">
   <w:p>
     <w:pPr>
+      <w:spacing w:before="0" w:after="0" w:line="400" w:lineRule="exact"/>
       <w:jc w:val="center"/>
     </w:pPr>
     <w:r>
@@ -7903,123 +9318,8 @@
       </w:pPr>
     </w:lvl>
   </w:abstractNum>
-  <w:abstractNum w:abstractNumId="99411">
-    <w:nsid w:val="00A99411"/>
-    <w:multiLevelType w:val="multilevel"/>
-    <w:lvl w:ilvl="0">
-      <w:start w:val="1"/>
-      <w:numFmt w:val="decimal"/>
-      <w:lvlText w:val="%1."/>
-      <w:lvlJc w:val="left"/>
-      <w:pPr>
-        <w:ind w:left="720" w:hanging="360"/>
-      </w:pPr>
-    </w:lvl>
-    <w:lvl w:ilvl="1">
-      <w:start w:val="1"/>
-      <w:numFmt w:val="decimal"/>
-      <w:lvlText w:val="%2."/>
-      <w:lvlJc w:val="left"/>
-      <w:pPr>
-        <w:ind w:left="1440" w:hanging="360"/>
-      </w:pPr>
-    </w:lvl>
-    <w:lvl w:ilvl="2">
-      <w:start w:val="1"/>
-      <w:numFmt w:val="decimal"/>
-      <w:lvlText w:val="%3."/>
-      <w:lvlJc w:val="left"/>
-      <w:pPr>
-        <w:ind w:left="2160" w:hanging="360"/>
-      </w:pPr>
-    </w:lvl>
-    <w:lvl w:ilvl="3">
-      <w:start w:val="1"/>
-      <w:numFmt w:val="decimal"/>
-      <w:lvlText w:val="%4."/>
-      <w:lvlJc w:val="left"/>
-      <w:pPr>
-        <w:ind w:left="2880" w:hanging="360"/>
-      </w:pPr>
-    </w:lvl>
-    <w:lvl w:ilvl="4">
-      <w:start w:val="1"/>
-      <w:numFmt w:val="decimal"/>
-      <w:lvlText w:val="%5."/>
-      <w:lvlJc w:val="left"/>
-      <w:pPr>
-        <w:ind w:left="3600" w:hanging="360"/>
-      </w:pPr>
-    </w:lvl>
-    <w:lvl w:ilvl="5">
-      <w:start w:val="1"/>
-      <w:numFmt w:val="decimal"/>
-      <w:lvlText w:val="%6."/>
-      <w:lvlJc w:val="left"/>
-      <w:pPr>
-        <w:ind w:left="4320" w:hanging="360"/>
-      </w:pPr>
-    </w:lvl>
-    <w:lvl w:ilvl="6">
-      <w:start w:val="1"/>
-      <w:numFmt w:val="decimal"/>
-      <w:lvlText w:val="%7."/>
-      <w:lvlJc w:val="left"/>
-      <w:pPr>
-        <w:ind w:left="5040" w:hanging="360"/>
-      </w:pPr>
-    </w:lvl>
-    <w:lvl w:ilvl="7">
-      <w:start w:val="1"/>
-      <w:numFmt w:val="decimal"/>
-      <w:lvlText w:val="%8."/>
-      <w:lvlJc w:val="left"/>
-      <w:pPr>
-        <w:ind w:left="5760" w:hanging="360"/>
-      </w:pPr>
-    </w:lvl>
-    <w:lvl w:ilvl="8">
-      <w:start w:val="1"/>
-      <w:numFmt w:val="decimal"/>
-      <w:lvlText w:val="%9."/>
-      <w:lvlJc w:val="left"/>
-      <w:pPr>
-        <w:ind w:left="6480" w:hanging="360"/>
-      </w:pPr>
-    </w:lvl>
-  </w:abstractNum>
   <w:num w:numId="1000">
     <w:abstractNumId w:val="990"/>
-  </w:num>
-  <w:num w:numId="1001">
-    <w:abstractNumId w:val="99411"/>
-    <w:lvlOverride w:ilvl="0">
-      <w:startOverride w:val="1"/>
-    </w:lvlOverride>
-    <w:lvlOverride w:ilvl="1">
-      <w:startOverride w:val="1"/>
-    </w:lvlOverride>
-    <w:lvlOverride w:ilvl="2">
-      <w:startOverride w:val="1"/>
-    </w:lvlOverride>
-    <w:lvlOverride w:ilvl="3">
-      <w:startOverride w:val="1"/>
-    </w:lvlOverride>
-    <w:lvlOverride w:ilvl="4">
-      <w:startOverride w:val="1"/>
-    </w:lvlOverride>
-    <w:lvlOverride w:ilvl="5">
-      <w:startOverride w:val="1"/>
-    </w:lvlOverride>
-    <w:lvlOverride w:ilvl="6">
-      <w:startOverride w:val="1"/>
-    </w:lvlOverride>
-    <w:lvlOverride w:ilvl="7">
-      <w:startOverride w:val="1"/>
-    </w:lvlOverride>
-    <w:lvlOverride w:ilvl="8">
-      <w:startOverride w:val="1"/>
-    </w:lvlOverride>
   </w:num>
 </w:numbering>
 </file>
@@ -8029,7 +9329,7 @@
   <w:docDefaults>
     <w:rPrDefault>
       <w:rPr>
-        <w:rFonts w:ascii="EB Garamond" w:hAnsi="EB Garamond" w:eastAsia="EB Garamond" w:cs="EB Garamond"/>
+        <w:rFonts w:ascii="Times New Roman" w:hAnsi="Times New Roman" w:eastAsia="Times New Roman" w:cs="Times New Roman"/>
         <w:sz w:val="28"/>
         <w:szCs w:val="28"/>
         <w:lang w:val="en-US" w:eastAsia="zh-CN" w:bidi="ar-SA"/>
@@ -8037,36 +9337,31 @@
     </w:rPrDefault>
     <w:pPrDefault>
       <w:pPr>
-        <w:spacing w:after="200"/>
+        <w:widowControl/>
+        <w:spacing w:after="0"/>
       </w:pPr>
     </w:pPrDefault>
   </w:docDefaults>
   <w:latentStyles w:defLockedState="0" w:defUIPriority="0" w:defSemiHidden="0" w:defUnhideWhenUsed="0" w:defQFormat="0" w:count="276"/>
-  <w:style w:type="paragraph" w:styleId="Normal">
+  <w:style w:type="paragraph" w:default="1" w:styleId="Normal">
     <w:name w:val="Normal"/>
+    <w:qFormat/>
+  </w:style>
+  <w:style w:type="paragraph" w:styleId="BodyText">
+    <w:name w:val="Body Text"/>
     <w:basedOn w:val="Normal"/>
+    <w:link w:val="BodyTextChar"/>
     <w:qFormat/>
     <w:pPr>
-      <w:spacing w:before="0" w:after="0" w:line="240" w:lineRule="auto"/>
-    </w:pPr>
-  </w:style>
-  <w:style w:type="paragraph" w:styleId="BodyText">
-    <w:name w:val="BodyText"/>
-    <w:basedOn w:val="Normal"/>
-    <w:qFormat/>
-    <w:pPr>
-      <w:spacing w:before="0" w:after="0" w:line="629" w:lineRule="exact"/>
+      <w:spacing w:before="0" w:after="0" w:line="628" w:lineRule="exact"/>
       <w:ind w:firstLine="720"/>
     </w:pPr>
   </w:style>
-  <w:style w:type="paragraph" w:styleId="FirstParagraph">
-    <w:name w:val="FirstParagraph"/>
-    <w:basedOn w:val="Normal"/>
+  <w:style w:type="paragraph" w:customStyle="1" w:styleId="FirstParagraph">
+    <w:name w:val="First Paragraph"/>
+    <w:basedOn w:val="BodyText"/>
+    <w:next w:val="BodyText"/>
     <w:qFormat/>
-    <w:pPr>
-      <w:spacing w:before="0" w:after="0" w:line="629" w:lineRule="exact"/>
-      <w:ind w:firstLine="720"/>
-    </w:pPr>
   </w:style>
   <w:style w:type="paragraph" w:customStyle="1" w:styleId="Compact">
     <w:name w:val="Compact"/>
@@ -8213,19 +9508,23 @@
     <w:name w:val="heading 1"/>
     <w:basedOn w:val="Normal"/>
     <w:next w:val="BodyText"/>
+    <w:link w:val="Heading1Char"/>
     <w:uiPriority w:val="9"/>
     <w:qFormat/>
+    <w:rsid w:val="00A10FD9"/>
     <w:pPr>
       <w:keepNext/>
       <w:keepLines/>
-      <w:spacing w:before="240" w:after="120" w:line="399" w:lineRule="exact"/>
+      <w:spacing w:before="240" w:after="120" w:line="400" w:lineRule="exact"/>
       <w:ind w:firstLine="0"/>
       <w:jc w:val="center"/>
       <w:outlineLvl w:val="0"/>
     </w:pPr>
     <w:rPr>
+      <w:rFonts w:ascii="Times New Roman" w:hAnsi="Times New Roman" w:eastAsia="Times New Roman" w:cs="Times New Roman"/>
       <w:b/>
       <w:bCs/>
+      <w:caps/>
       <w:color w:val="000000"/>
       <w:sz w:val="28"/>
       <w:szCs w:val="28"/>
@@ -8235,16 +9534,21 @@
     <w:name w:val="heading 2"/>
     <w:basedOn w:val="Normal"/>
     <w:next w:val="BodyText"/>
+    <w:link w:val="Heading2Char"/>
     <w:uiPriority w:val="9"/>
+    <w:semiHidden/>
+    <w:unhideWhenUsed/>
     <w:qFormat/>
+    <w:rsid w:val="00A10FD9"/>
     <w:pPr>
       <w:keepNext/>
       <w:keepLines/>
-      <w:spacing w:before="240" w:after="120" w:line="399" w:lineRule="exact"/>
+      <w:spacing w:before="240" w:after="120" w:line="400" w:lineRule="exact"/>
       <w:ind w:firstLine="0"/>
       <w:outlineLvl w:val="1"/>
     </w:pPr>
     <w:rPr>
+      <w:rFonts w:ascii="Times New Roman" w:hAnsi="Times New Roman" w:eastAsia="Times New Roman" w:cs="Times New Roman"/>
       <w:b/>
       <w:bCs/>
       <w:color w:val="000000"/>
@@ -8256,16 +9560,21 @@
     <w:name w:val="heading 3"/>
     <w:basedOn w:val="Normal"/>
     <w:next w:val="BodyText"/>
+    <w:link w:val="Heading3Char"/>
     <w:uiPriority w:val="9"/>
+    <w:semiHidden/>
+    <w:unhideWhenUsed/>
     <w:qFormat/>
+    <w:rsid w:val="00A10FD9"/>
     <w:pPr>
       <w:keepNext/>
       <w:keepLines/>
-      <w:spacing w:before="240" w:after="120" w:line="399" w:lineRule="exact"/>
+      <w:spacing w:before="240" w:after="120" w:line="400" w:lineRule="exact"/>
       <w:ind w:firstLine="0"/>
       <w:outlineLvl w:val="2"/>
     </w:pPr>
     <w:rPr>
+      <w:rFonts w:ascii="Times New Roman" w:hAnsi="Times New Roman" w:eastAsia="Times New Roman" w:cs="Times New Roman"/>
       <w:b/>
       <w:bCs/>
       <w:color w:val="000000"/>
@@ -8277,16 +9586,21 @@
     <w:name w:val="heading 4"/>
     <w:basedOn w:val="Normal"/>
     <w:next w:val="BodyText"/>
+    <w:link w:val="Heading4Char"/>
     <w:uiPriority w:val="9"/>
+    <w:semiHidden/>
+    <w:unhideWhenUsed/>
     <w:qFormat/>
+    <w:rsid w:val="00A10FD9"/>
     <w:pPr>
       <w:keepNext/>
       <w:keepLines/>
-      <w:spacing w:before="240" w:after="120" w:line="399" w:lineRule="exact"/>
+      <w:spacing w:before="240" w:after="120" w:line="400" w:lineRule="exact"/>
       <w:ind w:firstLine="0"/>
       <w:outlineLvl w:val="3"/>
     </w:pPr>
     <w:rPr>
+      <w:rFonts w:ascii="Times New Roman" w:hAnsi="Times New Roman" w:eastAsia="Times New Roman" w:cs="Times New Roman"/>
       <w:b/>
       <w:bCs/>
       <w:i/>
@@ -8299,16 +9613,21 @@
     <w:name w:val="heading 5"/>
     <w:basedOn w:val="Normal"/>
     <w:next w:val="BodyText"/>
+    <w:link w:val="Heading5Char"/>
     <w:uiPriority w:val="9"/>
+    <w:semiHidden/>
+    <w:unhideWhenUsed/>
     <w:qFormat/>
+    <w:rsid w:val="00A10FD9"/>
     <w:pPr>
       <w:keepNext/>
       <w:keepLines/>
-      <w:spacing w:before="240" w:after="120" w:line="399" w:lineRule="exact"/>
+      <w:spacing w:before="240" w:after="120" w:line="400" w:lineRule="exact"/>
       <w:ind w:firstLine="0"/>
       <w:outlineLvl w:val="4"/>
     </w:pPr>
     <w:rPr>
+      <w:rFonts w:ascii="Times New Roman" w:hAnsi="Times New Roman" w:eastAsia="Times New Roman" w:cs="Times New Roman"/>
       <w:b/>
       <w:bCs/>
       <w:i/>
@@ -8524,21 +9843,37 @@
       <w:color w:val="272727" w:themeColor="text1" w:themeTint="D8"/>
     </w:rPr>
   </w:style>
-  <w:style w:type="paragraph" w:styleId="BlockText">
-    <w:name w:val="BlockText"/>
-    <w:basedOn w:val="Normal"/>
+  <w:style w:type="paragraph" w:customStyle="1" w:styleId="ListItem">
+    <w:name w:val="List Item"/>
+    <w:basedOn w:val="BodyText"/>
     <w:qFormat/>
     <w:pPr>
-      <w:spacing w:before="280" w:after="280" w:line="399" w:lineRule="exact"/>
-      <w:ind w:left="720" w:right="720" w:firstLine="0"/>
+      <w:spacing w:before="0" w:after="0" w:line="628" w:lineRule="exact"/>
+      <w:ind w:left="720" w:hanging="720"/>
+    </w:pPr>
+  </w:style>
+  <w:style w:type="paragraph" w:styleId="BlockText">
+    <w:name w:val="Block Text"/>
+    <w:basedOn w:val="BodyText"/>
+    <w:next w:val="BodyText"/>
+    <w:uiPriority w:val="9"/>
+    <w:unhideWhenUsed/>
+    <w:qFormat/>
+    <w:pPr>
+      <w:spacing w:before="280" w:after="280" w:line="400" w:lineRule="exact"/>
+      <w:ind w:firstLine="0" w:left="720" w:right="720"/>
     </w:pPr>
   </w:style>
   <w:style w:type="paragraph" w:styleId="FootnoteText">
-    <w:name w:val="FootnoteText"/>
+    <w:name w:val="Footnote Text"/>
     <w:basedOn w:val="Normal"/>
+    <w:next w:val="FootnoteText"/>
+    <w:uiPriority w:val="9"/>
+    <w:unhideWhenUsed/>
     <w:qFormat/>
     <w:pPr>
-      <w:spacing w:before="0" w:after="100" w:line="399" w:lineRule="exact"/>
+      <w:keepLines/>
+      <w:spacing w:before="0" w:after="140" w:line="400" w:lineRule="exact"/>
     </w:pPr>
     <w:rPr>
       <w:sz w:val="28"/>
@@ -8553,8 +9888,8 @@
     <w:unhideWhenUsed/>
     <w:qFormat/>
     <w:pPr>
-      <w:spacing w:before="100" w:after="100"/>
-      <w:ind w:firstLine="0" w:left="480" w:right="480"/>
+      <w:spacing w:before="280" w:after="280"/>
+      <w:ind w:firstLine="0" w:left="720" w:right="720"/>
     </w:pPr>
   </w:style>
   <w:style w:type="character" w:default="1" w:styleId="DefaultParagraphFont">
@@ -8662,7 +9997,7 @@
     <w:name w:val="Hyperlink"/>
     <w:basedOn w:val="BodyTextChar"/>
     <w:rPr>
-      <w:color w:val="4F81BD" w:themeColor="accent1"/>
+      <w:color w:val="000000"/>
     </w:rPr>
   </w:style>
   <w:style w:type="paragraph" w:styleId="TOCHeading">

--- a/courts/eleventh-circuit/court-of-appeals/opening-brief/usage/OUTPUT-opening-brief.docx
+++ b/courts/eleventh-circuit/court-of-appeals/opening-brief/usage/OUTPUT-opening-brief.docx
@@ -9092,7 +9092,7 @@
       </w:r>
     </w:p>
     <w:sectPr>
-      <w:footerReference w:type="default" r:id="rIdFooter1"/>
+      <w:footerReference w:type="default" r:id="rIdFtrEnd"/>
       <w:pgSz w:w="12240" w:h="15840"/>
       <w:pgMar w:top="1440" w:right="1440" w:bottom="1440" w:left="1440" w:header="720" w:footer="608" w:gutter="0"/>
     </w:sectPr>
@@ -9148,13 +9148,16 @@
 </w:footnotes>
 </file>
 
-<file path=word/ftr-body.xml><?xml version="1.0" encoding="utf-8"?>
+<file path=word/ftr-add.xml><?xml version="1.0" encoding="utf-8"?>
 <w:ftr xmlns:w="http://schemas.openxmlformats.org/wordprocessingml/2006/main" xmlns:r="http://schemas.openxmlformats.org/officeDocument/2006/relationships">
   <w:p>
     <w:pPr>
-      <w:spacing w:before="0" w:after="0" w:line="400" w:lineRule="exact"/>
+      <w:spacing w:before="0" w:after="0"/>
       <w:jc w:val="center"/>
     </w:pPr>
+    <w:r>
+      <w:t>Add-</w:t>
+    </w:r>
     <w:r>
       <w:fldChar w:fldCharType="begin"/>
     </w:r>
@@ -9174,7 +9177,29 @@
 </w:ftr>
 </file>
 
-<file path=word/ftr-cip.xml><?xml version="1.0" encoding="utf-8"?>
+<file path=word/ftr-none.xml><?xml version="1.0" encoding="utf-8"?>
+<w:ftr xmlns:w="http://schemas.openxmlformats.org/wordprocessingml/2006/main" xmlns:r="http://schemas.openxmlformats.org/officeDocument/2006/relationships">
+  <w:p>
+    <w:pPr>
+      <w:spacing w:before="0" w:after="0"/>
+      <w:jc w:val="center"/>
+    </w:pPr>
+  </w:p>
+</w:ftr>
+</file>
+
+<file path=word/ftr-own1.xml><?xml version="1.0" encoding="utf-8"?>
+<w:ftr xmlns:w="http://schemas.openxmlformats.org/wordprocessingml/2006/main" xmlns:r="http://schemas.openxmlformats.org/officeDocument/2006/relationships">
+  <w:p>
+    <w:pPr>
+      <w:spacing w:before="0" w:after="0" w:line="400" w:lineRule="exact"/>
+      <w:jc w:val="center"/>
+    </w:pPr>
+  </w:p>
+</w:ftr>
+</file>
+
+<file path=word/ftr-own2.xml><?xml version="1.0" encoding="utf-8"?>
 <w:ftr xmlns:w="http://schemas.openxmlformats.org/wordprocessingml/2006/main" xmlns:r="http://schemas.openxmlformats.org/officeDocument/2006/relationships">
   <w:p>
     <w:pPr>
@@ -9203,22 +9228,88 @@
 </w:ftr>
 </file>
 
-<file path=word/ftr-cover.xml><?xml version="1.0" encoding="utf-8"?>
+<file path=word/ftr-own3.xml><?xml version="1.0" encoding="utf-8"?>
 <w:ftr xmlns:w="http://schemas.openxmlformats.org/wordprocessingml/2006/main" xmlns:r="http://schemas.openxmlformats.org/officeDocument/2006/relationships">
   <w:p>
     <w:pPr>
       <w:spacing w:before="0" w:after="0" w:line="400" w:lineRule="exact"/>
       <w:jc w:val="center"/>
     </w:pPr>
+    <w:r>
+      <w:fldChar w:fldCharType="begin"/>
+    </w:r>
+    <w:r>
+      <w:instrText xml:space="preserve"> PAGE </w:instrText>
+    </w:r>
+    <w:r>
+      <w:fldChar w:fldCharType="separate"/>
+    </w:r>
+    <w:r>
+      <w:t>1</w:t>
+    </w:r>
+    <w:r>
+      <w:fldChar w:fldCharType="end"/>
+    </w:r>
   </w:p>
 </w:ftr>
 </file>
 
-<file path=word/ftr-front.xml><?xml version="1.0" encoding="utf-8"?>
+<file path=word/ftr-own4.xml><?xml version="1.0" encoding="utf-8"?>
 <w:ftr xmlns:w="http://schemas.openxmlformats.org/wordprocessingml/2006/main" xmlns:r="http://schemas.openxmlformats.org/officeDocument/2006/relationships">
   <w:p>
     <w:pPr>
       <w:spacing w:before="0" w:after="0" w:line="400" w:lineRule="exact"/>
+      <w:jc w:val="center"/>
+    </w:pPr>
+    <w:r>
+      <w:fldChar w:fldCharType="begin"/>
+    </w:r>
+    <w:r>
+      <w:instrText xml:space="preserve"> PAGE </w:instrText>
+    </w:r>
+    <w:r>
+      <w:fldChar w:fldCharType="separate"/>
+    </w:r>
+    <w:r>
+      <w:t>1</w:t>
+    </w:r>
+    <w:r>
+      <w:fldChar w:fldCharType="end"/>
+    </w:r>
+  </w:p>
+</w:ftr>
+</file>
+
+<file path=word/ftr-own5.xml><?xml version="1.0" encoding="utf-8"?>
+<w:ftr xmlns:w="http://schemas.openxmlformats.org/wordprocessingml/2006/main" xmlns:r="http://schemas.openxmlformats.org/officeDocument/2006/relationships">
+  <w:p>
+    <w:pPr>
+      <w:jc w:val="center"/>
+    </w:pPr>
+    <w:r>
+      <w:fldChar w:fldCharType="begin"/>
+    </w:r>
+    <w:r>
+      <w:instrText xml:space="preserve"> PAGE </w:instrText>
+    </w:r>
+    <w:r>
+      <w:fldChar w:fldCharType="separate"/>
+    </w:r>
+    <w:r>
+      <w:t>1</w:t>
+    </w:r>
+    <w:r>
+      <w:fldChar w:fldCharType="end"/>
+    </w:r>
+  </w:p>
+</w:ftr>
+</file>
+
+<file path=word/ftr-page.xml><?xml version="1.0" encoding="utf-8"?>
+<w:ftr xmlns:w="http://schemas.openxmlformats.org/wordprocessingml/2006/main" xmlns:r="http://schemas.openxmlformats.org/officeDocument/2006/relationships">
+  <w:p>
+    <w:pPr>
+      <w:spacing w:before="0" w:after="0"/>
       <w:jc w:val="center"/>
     </w:pPr>
     <w:r>

--- a/courts/eleventh-circuit/court-of-appeals/opening-brief/usage/OUTPUT-opening-brief.docx
+++ b/courts/eleventh-circuit/court-of-appeals/opening-brief/usage/OUTPUT-opening-brief.docx
@@ -19,9 +19,7 @@
           <w:b/>
           <w:bCs/>
         </w:rPr>
-        <w:t xml:space="preserve">23</w:t>
-        <w:noBreakHyphen/>
-        <w:t xml:space="preserve">12884</w:t>
+        <w:t xml:space="preserve">23-⁠12884</w:t>
       </w:r>
     </w:p>
     <w:p>
@@ -271,9 +269,7 @@
         <w:t xml:space="preserve"> </w:t>
       </w:r>
       <w:r>
-        <w:t xml:space="preserve">1:21-CV</w:t>
-        <w:noBreakHyphen/>
-        <w:t xml:space="preserve">05300-TWT</w:t>
+        <w:t xml:space="preserve">1:21-CV-⁠05300-TWT</w:t>
       </w:r>
     </w:p>
     <w:p>
@@ -565,9 +561,7 @@
         <w:t xml:space="preserve"> </w:t>
       </w:r>
       <w:r>
-        <w:t xml:space="preserve">675</w:t>
-        <w:noBreakHyphen/>
-        <w:t xml:space="preserve">6749</w:t>
+        <w:t xml:space="preserve">675-⁠6749</w:t>
       </w:r>
     </w:p>
     <w:p>
@@ -761,17 +755,13 @@
         <w:t xml:space="preserve"> </w:t>
       </w:r>
       <w:r>
-        <w:t xml:space="preserve">26.1</w:t>
-        <w:noBreakHyphen/>
-        <w:t xml:space="preserve">1,</w:t>
-      </w:r>
-      <w:r>
-        <w:t xml:space="preserve"> </w:t>
-      </w:r>
-      <w:r>
-        <w:t xml:space="preserve">26.1</w:t>
-        <w:noBreakHyphen/>
-        <w:t xml:space="preserve">2,</w:t>
+        <w:t xml:space="preserve">26.1-⁠1,</w:t>
+      </w:r>
+      <w:r>
+        <w:t xml:space="preserve"> </w:t>
+      </w:r>
+      <w:r>
+        <w:t xml:space="preserve">26.1-⁠2,</w:t>
       </w:r>
       <w:r>
         <w:t xml:space="preserve"> </w:t>
@@ -783,9 +773,7 @@
         <w:t xml:space="preserve"> </w:t>
       </w:r>
       <w:r>
-        <w:t xml:space="preserve">26.1</w:t>
-        <w:noBreakHyphen/>
-        <w:t xml:space="preserve">3,</w:t>
+        <w:t xml:space="preserve">26.1-⁠3,</w:t>
       </w:r>
       <w:r>
         <w:t xml:space="preserve"> </w:t>
@@ -3184,9 +3172,7 @@
         <w:tab/>
       </w:r>
       <w:r>
-        <w:t xml:space="preserve">C</w:t>
-        <w:noBreakHyphen/>
-        <w:t xml:space="preserve">1</w:t>
+        <w:t xml:space="preserve">C-⁠1</w:t>
       </w:r>
     </w:p>
     <w:p>
@@ -5332,11 +5318,7 @@
         <w:t xml:space="preserve"> </w:t>
       </w:r>
       <w:r>
-        <w:t xml:space="preserve">9</w:t>
-        <w:noBreakHyphen/>
-        <w:t xml:space="preserve">2</w:t>
-        <w:noBreakHyphen/>
-        <w:t xml:space="preserve">20</w:t>
+        <w:t xml:space="preserve">9-⁠2-⁠20</w:t>
       </w:r>
       <w:r>
         <w:t xml:space="preserve">   </w:t>
@@ -5400,7 +5382,7 @@
         <w:t xml:space="preserve"> </w:t>
       </w:r>
       <w:r>
-        <w:t xml:space="preserve">4(a)(1)(A)</w:t>
+        <w:t xml:space="preserve">4(a)⁠(1)⁠(A)</w:t>
       </w:r>
       <w:r>
         <w:t xml:space="preserve">   </w:t>
@@ -5541,7 +5523,7 @@
         <w:pStyle w:val="BodyText"/>
       </w:pPr>
       <w:r>
-        <w:t xml:space="preserve">The District Court entered its Order granting the motion to enforce settlement on August 3, 2023 (N.D. Ga. Doc. 101). Ms. Hill filed her Notice of Appeal on September 1, 2023 (N.D. Ga. Doc. 109), 29 days later, thereby complying with Fed. R. App. P. 4(a)(1)(A).</w:t>
+        <w:t xml:space="preserve">The District Court entered its Order granting the motion to enforce settlement on August 3, 2023 (N.D. Ga. Doc. 101). Ms. Hill filed her Notice of Appeal on September 1, 2023 (N.D. Ga. Doc. 109), 29 days later, thereby complying with Fed. R. App. P. 4(a)⁠(1)⁠(A).</w:t>
       </w:r>
     </w:p>
     <w:p>
@@ -5739,13 +5721,7 @@
         <w:pStyle w:val="BodyText"/>
       </w:pPr>
       <w:r>
-        <w:t xml:space="preserve">Ms. Hill sued under 42 U.S.C. §§ 1983, 1988. On December 13, 2022, she and former defendants CorrectHealth LLC and Dr. Charles Clopton mediated and entered into a Confidential Settlement Agreement (N.D. Ga. Doc. 81</w:t>
-      </w:r>
-      <w:r>
-        <w:noBreakHyphen/>
-      </w:r>
-      <w:r>
-        <w:t xml:space="preserve">2, sealed). Defendants Clayton County and Victor Hill were invited to the mediation but chose not to attend. The District Court dismissed CorrectHealth LLC and Dr. Charles Clopton with prejudice (N.D. Ga. Docs. 69 and 71). Clayton County and Victor Hill then moved to enforce the settlement (N.D. Ga. Doc. 80), and the District Court granted the motion (N.D. Ga. Doc. 101). Ms. Hill’s motion for reconsideration was denied (N.D. Ga. Doc. 116).</w:t>
+        <w:t xml:space="preserve">Ms. Hill sued under 42 U.S.C. §§ 1983, 1988. On December 13, 2022, she and former defendants CorrectHealth LLC and Dr. Charles Clopton mediated and entered into a Confidential Settlement Agreement (N.D. Ga. Doc. 81-⁠2, sealed). Defendants Clayton County and Victor Hill were invited to the mediation but chose not to attend. The District Court dismissed CorrectHealth LLC and Dr. Charles Clopton with prejudice (N.D. Ga. Docs. 69 and 71). Clayton County and Victor Hill then moved to enforce the settlement (N.D. Ga. Doc. 80), and the District Court granted the motion (N.D. Ga. Doc. 101). Ms. Hill’s motion for reconsideration was denied (N.D. Ga. Doc. 116).</w:t>
       </w:r>
     </w:p>
     <w:p>
@@ -6022,13 +5998,7 @@
         <w:t xml:space="preserve">Cohen v. DeKalb Cnty. Sch. Dist.</w:t>
       </w:r>
       <w:r>
-        <w:t xml:space="preserve">, No. 1:09-cv</w:t>
-      </w:r>
-      <w:r>
-        <w:noBreakHyphen/>
-      </w:r>
-      <w:r>
-        <w:t xml:space="preserve">1153-WSD, 2009 U.S. Dist. LEXIS 110078, at *10 (N.D. Ga. Nov. 25, 2009).</w:t>
+        <w:t xml:space="preserve">, No. 1:09-cv-⁠1153-WSD, 2009 U.S. Dist. LEXIS 110078, at *10 (N.D. Ga. Nov. 25, 2009).</w:t>
       </w:r>
     </w:p>
     <w:p>
@@ -6631,13 +6601,7 @@
         <w:pStyle w:val="BlockText"/>
       </w:pPr>
       <w:r>
-        <w:t xml:space="preserve">“This Confidential Settlement Agreement and Release (‘Settlement Agreement’) is entered this 13th day of December 22, 2022, between Tiana Hill individually and as mother and next friend of [minor child name redacted], her minor child (‘Plaintiff’) and CorrectHealth, LLC (‘Defendant’).” (N.D. Ga. Doc. 81</w:t>
-      </w:r>
-      <w:r>
-        <w:noBreakHyphen/>
-      </w:r>
-      <w:r>
-        <w:t xml:space="preserve">2 at 1, sealed).</w:t>
+        <w:t xml:space="preserve">“This Confidential Settlement Agreement and Release (‘Settlement Agreement’) is entered this 13th day of December 22, 2022, between Tiana Hill individually and as mother and next friend of [minor child name redacted], her minor child (‘Plaintiff’) and CorrectHealth, LLC (‘Defendant’).” (N.D. Ga. Doc. 81-⁠2 at 1, sealed).</w:t>
       </w:r>
     </w:p>
     <w:p>
@@ -6653,13 +6617,7 @@
         <w:pStyle w:val="BlockText"/>
       </w:pPr>
       <w:r>
-        <w:t xml:space="preserve">. . . This Settlement Agreement shall be binding upon, shall inure to the benefit of, and shall be enforceable only by the parties hereto. . . . (N.D. Ga. Doc. 81</w:t>
-      </w:r>
-      <w:r>
-        <w:noBreakHyphen/>
-      </w:r>
-      <w:r>
-        <w:t xml:space="preserve">2 at 5, sealed).</w:t>
+        <w:t xml:space="preserve">. . . This Settlement Agreement shall be binding upon, shall inure to the benefit of, and shall be enforceable only by the parties hereto. . . . (N.D. Ga. Doc. 81-⁠2 at 5, sealed).</w:t>
       </w:r>
     </w:p>
     <w:p>
@@ -6667,19 +6625,7 @@
         <w:pStyle w:val="FirstParagraph"/>
       </w:pPr>
       <w:r>
-        <w:t xml:space="preserve">Georgia law allows a third-party beneficiary to sue on a contract. O.C.G.A. § 9</w:t>
-      </w:r>
-      <w:r>
-        <w:noBreakHyphen/>
-      </w:r>
-      <w:r>
-        <w:t xml:space="preserve">2</w:t>
-      </w:r>
-      <w:r>
-        <w:noBreakHyphen/>
-      </w:r>
-      <w:r>
-        <w:t xml:space="preserve">20. But third-party beneficiary status “depends upon the intention of the contracting parties to benefit the third party, and this intention is determined by a construction of the contract as a whole.”</w:t>
+        <w:t xml:space="preserve">Georgia law allows a third-party beneficiary to sue on a contract. O.C.G.A. § 9-⁠2-⁠20. But third-party beneficiary status “depends upon the intention of the contracting parties to benefit the third party, and this intention is determined by a construction of the contract as a whole.”</w:t>
       </w:r>
       <w:r>
         <w:t xml:space="preserve"> </w:t>
@@ -7062,7 +7008,7 @@
         <w:pStyle w:val="BlockText"/>
       </w:pPr>
       <w:r>
-        <w:t xml:space="preserve">“We therefore find that for a district court to retain jurisdiction over a settlement agreement where the parties dismiss the case by filing a stipulation of dismissal pursuant to Rule 41(a)(1)(A)(ii), either (1) the district court must issue the order retaining jurisdiction under</w:t>
+        <w:t xml:space="preserve">“We therefore find that for a district court to retain jurisdiction over a settlement agreement where the parties dismiss the case by filing a stipulation of dismissal pursuant to Rule 41(a)⁠(1)⁠(A)⁠(ii), either (1) the district court must issue the order retaining jurisdiction under</w:t>
       </w:r>
       <w:r>
         <w:t xml:space="preserve"> </w:t>
@@ -7663,9 +7609,7 @@
           <w:i/>
           <w:iCs/>
         </w:rPr>
-        <w:t xml:space="preserve">675</w:t>
-        <w:noBreakHyphen/>
-        <w:t xml:space="preserve">6749</w:t>
+        <w:t xml:space="preserve">675-⁠6749</w:t>
       </w:r>
     </w:p>
     <w:p>
@@ -7708,9 +7652,7 @@
           <w:i/>
           <w:iCs/>
         </w:rPr>
-        <w:t xml:space="preserve">601</w:t>
-        <w:noBreakHyphen/>
-        <w:t xml:space="preserve">6041</w:t>
+        <w:t xml:space="preserve">601-⁠6041</w:t>
       </w:r>
     </w:p>
     <w:p>
@@ -7799,7 +7741,7 @@
         <w:t xml:space="preserve">BRIEF</w:t>
       </w:r>
       <w:r>
-        <w:t xml:space="preserve"> complies with (1) the word limit of Rule 32(a)(7)(B) of the Federal Rules of Appellate Procedure because it contains 1,055 words, which is no more than 13,000, and (2) the typeface and type-style requirements of Rule 32(a)(5) and (6) of the Federal Rules of Appellate Procedure because it has been prepared in a proportionally spaced typeface (Times New Roman) in 14-point.</w:t>
+        <w:t xml:space="preserve"> complies with (1) the word limit of Rule 32(a)⁠(7)⁠(B) of the Federal Rules of Appellate Procedure because it contains 1,055 words, which is no more than 13,000, and (2) the typeface and type-style requirements of Rule 32(a)⁠(5) and (6) of the Federal Rules of Appellate Procedure because it has been prepared in a proportionally spaced typeface (Times New Roman) in 14-point.</w:t>
       </w:r>
     </w:p>
     <w:p>
@@ -8160,9 +8102,7 @@
           <w:i/>
           <w:iCs/>
         </w:rPr>
-        <w:t xml:space="preserve">675</w:t>
-        <w:noBreakHyphen/>
-        <w:t xml:space="preserve">6749</w:t>
+        <w:t xml:space="preserve">675-⁠6749</w:t>
       </w:r>
     </w:p>
     <w:p>
@@ -8205,9 +8145,7 @@
           <w:i/>
           <w:iCs/>
         </w:rPr>
-        <w:t xml:space="preserve">601</w:t>
-        <w:noBreakHyphen/>
-        <w:t xml:space="preserve">6041</w:t>
+        <w:t xml:space="preserve">601-⁠6041</w:t>
       </w:r>
     </w:p>
     <w:p>
@@ -9027,9 +8965,7 @@
           <w:i/>
           <w:iCs/>
         </w:rPr>
-        <w:t xml:space="preserve">675</w:t>
-        <w:noBreakHyphen/>
-        <w:t xml:space="preserve">6749</w:t>
+        <w:t xml:space="preserve">675-⁠6749</w:t>
       </w:r>
     </w:p>
     <w:p>
@@ -9072,9 +9008,7 @@
           <w:i/>
           <w:iCs/>
         </w:rPr>
-        <w:t xml:space="preserve">601</w:t>
-        <w:noBreakHyphen/>
-        <w:t xml:space="preserve">6041</w:t>
+        <w:t xml:space="preserve">601-⁠6041</w:t>
       </w:r>
     </w:p>
     <w:p>
